--- a/01_Predator_Prey/WorkSheets/MitW_Predator_Prey_Worksheet.docx
+++ b/01_Predator_Prey/WorkSheets/MitW_Predator_Prey_Worksheet.docx
@@ -31,118 +31,14 @@
     <w:p>
       <w:pPr>
         <w:rPr>
-          <w:sz w:val="18"/>
-          <w:szCs w:val="18"/>
-          <w:u w:val="single"/>
-        </w:rPr>
-      </w:pPr>
-      <w:r>
-        <w:rPr>
-          <w:rStyle w:val="Heading1Char"/>
-          <w:sz w:val="18"/>
-          <w:szCs w:val="18"/>
-          <w:u w:val="single"/>
-        </w:rPr>
-        <w:tab/>
-      </w:r>
-      <w:r>
-        <w:rPr>
-          <w:rStyle w:val="Heading1Char"/>
-          <w:sz w:val="18"/>
-          <w:szCs w:val="18"/>
-          <w:u w:val="single"/>
-        </w:rPr>
-        <w:tab/>
-      </w:r>
-      <w:r>
-        <w:rPr>
-          <w:rStyle w:val="Heading1Char"/>
-          <w:sz w:val="18"/>
-          <w:szCs w:val="18"/>
-          <w:u w:val="single"/>
-        </w:rPr>
-        <w:tab/>
-      </w:r>
-      <w:r>
-        <w:rPr>
-          <w:rStyle w:val="Heading1Char"/>
-          <w:sz w:val="18"/>
-          <w:szCs w:val="18"/>
-          <w:u w:val="single"/>
-        </w:rPr>
-        <w:tab/>
-      </w:r>
-      <w:r>
-        <w:rPr>
-          <w:rStyle w:val="Heading1Char"/>
-          <w:sz w:val="18"/>
-          <w:szCs w:val="18"/>
-          <w:u w:val="single"/>
-        </w:rPr>
-        <w:tab/>
-      </w:r>
-      <w:r>
-        <w:rPr>
-          <w:rStyle w:val="Heading1Char"/>
-          <w:sz w:val="18"/>
-          <w:szCs w:val="18"/>
-          <w:u w:val="single"/>
-        </w:rPr>
-        <w:tab/>
-      </w:r>
-      <w:r>
-        <w:rPr>
-          <w:rStyle w:val="Heading1Char"/>
-          <w:sz w:val="18"/>
-          <w:szCs w:val="18"/>
-          <w:u w:val="single"/>
-        </w:rPr>
-        <w:tab/>
-      </w:r>
-      <w:r>
-        <w:rPr>
-          <w:rStyle w:val="Heading1Char"/>
-          <w:sz w:val="18"/>
-          <w:szCs w:val="18"/>
-          <w:u w:val="single"/>
-        </w:rPr>
-        <w:tab/>
-      </w:r>
-      <w:r>
-        <w:rPr>
-          <w:rStyle w:val="Heading1Char"/>
-          <w:sz w:val="18"/>
-          <w:szCs w:val="18"/>
-          <w:u w:val="single"/>
-        </w:rPr>
-        <w:tab/>
-      </w:r>
-      <w:r>
-        <w:rPr>
-          <w:rStyle w:val="Heading1Char"/>
-          <w:sz w:val="18"/>
-          <w:szCs w:val="18"/>
-          <w:u w:val="single"/>
-        </w:rPr>
-        <w:tab/>
-      </w:r>
-      <w:r>
-        <w:rPr>
-          <w:rStyle w:val="Heading1Char"/>
-          <w:sz w:val="18"/>
-          <w:szCs w:val="18"/>
-          <w:u w:val="single"/>
-        </w:rPr>
-        <w:tab/>
-      </w:r>
-      <w:r>
-        <w:rPr>
-          <w:rStyle w:val="Heading1Char"/>
-          <w:sz w:val="18"/>
-          <w:szCs w:val="18"/>
-          <w:u w:val="single"/>
-        </w:rPr>
-        <w:tab/>
+          <w:rFonts w:ascii="Helvetica Light" w:hAnsi="Helvetica Light"/>
+        </w:rPr>
+      </w:pPr>
+      <w:r>
+        <w:rPr>
+          <w:rFonts w:ascii="Helvetica Light" w:hAnsi="Helvetica Light"/>
+        </w:rPr>
+        <w:t>Name: _______________________________________________    Date: ____________</w:t>
       </w:r>
     </w:p>
     <w:p>
@@ -1022,13 +918,6 @@
         </w:rPr>
         <w:t>?</w:t>
       </w:r>
-    </w:p>
-    <w:p>
-      <w:pPr>
-        <w:rPr>
-          <w:rStyle w:val="Heading1Char"/>
-        </w:rPr>
-      </w:pPr>
       <w:r>
         <w:rPr>
           <w:rStyle w:val="Heading1Char"/>
@@ -1223,7 +1112,7 @@
           <w:szCs w:val="40"/>
         </w:rPr>
         <w:drawing>
-          <wp:inline distT="0" distB="0" distL="0" distR="0" wp14:anchorId="228885DA" wp14:editId="0C7786C7">
+          <wp:inline distT="0" distB="0" distL="0" distR="0" wp14:anchorId="228885DA" wp14:editId="067883A9">
             <wp:extent cx="4108516" cy="1839433"/>
             <wp:effectExtent l="0" t="0" r="0" b="2540"/>
             <wp:docPr id="1237898641" name="Content Placeholder 4" descr="A screenshot of a graph&#10;&#10;Description automatically generated">
@@ -2109,7 +1998,7 @@
           <w:szCs w:val="40"/>
         </w:rPr>
         <w:drawing>
-          <wp:inline distT="0" distB="0" distL="0" distR="0" wp14:anchorId="2A498FAE" wp14:editId="7B447633">
+          <wp:inline distT="0" distB="0" distL="0" distR="0" wp14:anchorId="2A498FAE" wp14:editId="164F97A0">
             <wp:extent cx="4541817" cy="1519310"/>
             <wp:effectExtent l="0" t="0" r="5080" b="5080"/>
             <wp:docPr id="2056138718" name="Picture 6" descr="A screenshot of a diagram&#10;&#10;Description automatically generated"/>
@@ -2174,7 +2063,7 @@
           <w:szCs w:val="40"/>
         </w:rPr>
         <w:drawing>
-          <wp:inline distT="0" distB="0" distL="0" distR="0" wp14:anchorId="13ED87A2" wp14:editId="0FA6562B">
+          <wp:inline distT="0" distB="0" distL="0" distR="0" wp14:anchorId="13ED87A2" wp14:editId="7E5ECF9C">
             <wp:extent cx="2649630" cy="1107440"/>
             <wp:effectExtent l="0" t="0" r="5080" b="0"/>
             <wp:docPr id="4" name="Content Placeholder 8">
@@ -2241,7 +2130,7 @@
           <w:szCs w:val="40"/>
         </w:rPr>
         <w:drawing>
-          <wp:inline distT="0" distB="0" distL="0" distR="0" wp14:anchorId="358CC812" wp14:editId="44CD363B">
+          <wp:inline distT="0" distB="0" distL="0" distR="0" wp14:anchorId="358CC812" wp14:editId="5AAEC8EB">
             <wp:extent cx="2844285" cy="1097280"/>
             <wp:effectExtent l="0" t="0" r="635" b="0"/>
             <wp:docPr id="1530259331" name="Picture 7" descr="A screenshot of a graph&#10;&#10;Description automatically generated"/>
@@ -3716,7 +3605,7 @@
           <w:szCs w:val="40"/>
         </w:rPr>
         <w:drawing>
-          <wp:inline distT="0" distB="0" distL="0" distR="0" wp14:anchorId="5E6AE169" wp14:editId="40ACEB57">
+          <wp:inline distT="0" distB="0" distL="0" distR="0" wp14:anchorId="5E6AE169" wp14:editId="58CA0F03">
             <wp:extent cx="4146698" cy="3387243"/>
             <wp:effectExtent l="0" t="0" r="0" b="3810"/>
             <wp:docPr id="330269408" name="Picture 5" descr="A screenshot of a diagram&#10;&#10;Description automatically generated"/>

--- a/01_Predator_Prey/WorkSheets/MitW_Predator_Prey_Worksheet.docx
+++ b/01_Predator_Prey/WorkSheets/MitW_Predator_Prey_Worksheet.docx
@@ -6,11 +6,13 @@
       <w:pPr>
         <w:rPr>
           <w:rStyle w:val="TitleChar"/>
+          <w:rFonts w:ascii="Helvetica Light" w:hAnsi="Helvetica Light"/>
         </w:rPr>
       </w:pPr>
       <w:r>
         <w:rPr>
           <w:rStyle w:val="TitleChar"/>
+          <w:rFonts w:ascii="Helvetica Light" w:hAnsi="Helvetica Light"/>
         </w:rPr>
         <w:t>The Maths of Predators and Preys</w:t>
       </w:r>
@@ -19,11 +21,13 @@
       <w:pPr>
         <w:rPr>
           <w:rStyle w:val="Heading1Char"/>
-        </w:rPr>
-      </w:pPr>
-      <w:r>
-        <w:rPr>
-          <w:rStyle w:val="Heading1Char"/>
+          <w:rFonts w:ascii="Helvetica Light" w:hAnsi="Helvetica Light"/>
+        </w:rPr>
+      </w:pPr>
+      <w:r>
+        <w:rPr>
+          <w:rStyle w:val="Heading1Char"/>
+          <w:rFonts w:ascii="Helvetica Light" w:hAnsi="Helvetica Light"/>
         </w:rPr>
         <w:t>Don’t get Eaten by the Wolf</w:t>
       </w:r>
@@ -45,89 +49,78 @@
       <w:pPr>
         <w:pStyle w:val="Heading2"/>
         <w:rPr>
-          <w:b/>
-          <w:bCs/>
-        </w:rPr>
-      </w:pPr>
-      <w:r>
-        <w:rPr>
-          <w:b/>
-          <w:bCs/>
+          <w:rFonts w:ascii="Helvetica Light" w:hAnsi="Helvetica Light"/>
+        </w:rPr>
+      </w:pPr>
+      <w:r>
+        <w:rPr>
+          <w:rFonts w:ascii="Helvetica Light" w:hAnsi="Helvetica Light"/>
         </w:rPr>
         <w:t>Hares</w:t>
       </w:r>
       <w:r>
         <w:rPr>
-          <w:b/>
-          <w:bCs/>
+          <w:rFonts w:ascii="Helvetica Light" w:hAnsi="Helvetica Light"/>
         </w:rPr>
         <w:tab/>
       </w:r>
       <w:r>
         <w:rPr>
-          <w:b/>
-          <w:bCs/>
+          <w:rFonts w:ascii="Helvetica Light" w:hAnsi="Helvetica Light"/>
         </w:rPr>
         <w:tab/>
       </w:r>
       <w:r>
         <w:rPr>
-          <w:b/>
-          <w:bCs/>
+          <w:rFonts w:ascii="Helvetica Light" w:hAnsi="Helvetica Light"/>
         </w:rPr>
         <w:tab/>
       </w:r>
       <w:r>
         <w:rPr>
-          <w:b/>
-          <w:bCs/>
+          <w:rFonts w:ascii="Helvetica Light" w:hAnsi="Helvetica Light"/>
         </w:rPr>
         <w:tab/>
       </w:r>
       <w:r>
         <w:rPr>
-          <w:b/>
-          <w:bCs/>
+          <w:rFonts w:ascii="Helvetica Light" w:hAnsi="Helvetica Light"/>
         </w:rPr>
         <w:tab/>
       </w:r>
       <w:r>
         <w:rPr>
-          <w:b/>
-          <w:bCs/>
+          <w:rFonts w:ascii="Helvetica Light" w:hAnsi="Helvetica Light"/>
         </w:rPr>
         <w:tab/>
       </w:r>
       <w:r>
         <w:rPr>
-          <w:b/>
-          <w:bCs/>
+          <w:rFonts w:ascii="Helvetica Light" w:hAnsi="Helvetica Light"/>
         </w:rPr>
         <w:tab/>
       </w:r>
       <w:r>
         <w:rPr>
-          <w:b/>
-          <w:bCs/>
+          <w:rFonts w:ascii="Helvetica Light" w:hAnsi="Helvetica Light"/>
         </w:rPr>
         <w:tab/>
       </w:r>
       <w:r>
         <w:rPr>
-          <w:b/>
-          <w:bCs/>
+          <w:rFonts w:ascii="Helvetica Light" w:hAnsi="Helvetica Light"/>
         </w:rPr>
         <w:tab/>
       </w:r>
       <w:r>
         <w:rPr>
-          <w:b/>
-          <w:bCs/>
+          <w:rFonts w:ascii="Helvetica Light" w:hAnsi="Helvetica Light"/>
         </w:rPr>
         <w:tab/>
       </w:r>
       <w:r>
         <w:rPr>
+          <w:rFonts w:ascii="Helvetica Light" w:hAnsi="Helvetica Light"/>
           <w:noProof/>
         </w:rPr>
         <w:drawing>
@@ -176,8 +169,14 @@
     <w:p>
       <w:pPr>
         <w:pStyle w:val="Heading3"/>
-      </w:pPr>
-      <w:r>
+        <w:rPr>
+          <w:rFonts w:ascii="Helvetica Light" w:hAnsi="Helvetica Light"/>
+        </w:rPr>
+      </w:pPr>
+      <w:r>
+        <w:rPr>
+          <w:rFonts w:ascii="Helvetica Light" w:hAnsi="Helvetica Light"/>
+        </w:rPr>
         <w:t>No predators</w:t>
       </w:r>
     </w:p>
@@ -186,20 +185,21 @@
         <w:jc w:val="center"/>
         <w:rPr>
           <w:rStyle w:val="Heading1Char"/>
-        </w:rPr>
-      </w:pPr>
-      <w:r>
-        <w:rPr>
-          <w:rFonts w:asciiTheme="majorHAnsi" w:eastAsiaTheme="majorEastAsia" w:hAnsiTheme="majorHAnsi" w:cstheme="majorBidi"/>
+          <w:rFonts w:ascii="Helvetica Light" w:hAnsi="Helvetica Light"/>
+        </w:rPr>
+      </w:pPr>
+      <w:r>
+        <w:rPr>
+          <w:rFonts w:ascii="Helvetica Light" w:eastAsiaTheme="majorEastAsia" w:hAnsi="Helvetica Light" w:cstheme="majorBidi"/>
           <w:noProof/>
           <w:color w:val="0F4761" w:themeColor="accent1" w:themeShade="BF"/>
           <w:sz w:val="40"/>
           <w:szCs w:val="40"/>
         </w:rPr>
         <w:drawing>
-          <wp:inline distT="0" distB="0" distL="0" distR="0" wp14:anchorId="3DF29028" wp14:editId="532C6F4E">
-            <wp:extent cx="4173899" cy="1837926"/>
-            <wp:effectExtent l="0" t="0" r="4445" b="3810"/>
+          <wp:inline distT="0" distB="0" distL="0" distR="0" wp14:anchorId="3DF29028" wp14:editId="5A227067">
+            <wp:extent cx="3035030" cy="1336439"/>
+            <wp:effectExtent l="0" t="0" r="635" b="0"/>
             <wp:docPr id="899413343" name="Content Placeholder 4" descr="A screenshot of a diagram&#10;&#10;Description automatically generated">
               <a:extLst xmlns:a="http://schemas.openxmlformats.org/drawingml/2006/main">
                 <a:ext uri="{FF2B5EF4-FFF2-40B4-BE49-F238E27FC236}">
@@ -239,7 +239,7 @@
                   <pic:spPr bwMode="auto">
                     <a:xfrm>
                       <a:off x="0" y="0"/>
-                      <a:ext cx="4189598" cy="1844839"/>
+                      <a:ext cx="3054282" cy="1344917"/>
                     </a:xfrm>
                     <a:prstGeom prst="rect">
                       <a:avLst/>
@@ -262,7 +262,7 @@
       </w:r>
       <w:r>
         <w:rPr>
-          <w:rFonts w:asciiTheme="majorHAnsi" w:eastAsiaTheme="majorEastAsia" w:hAnsiTheme="majorHAnsi" w:cstheme="majorBidi"/>
+          <w:rFonts w:ascii="Helvetica Light" w:eastAsiaTheme="majorEastAsia" w:hAnsi="Helvetica Light" w:cstheme="majorBidi"/>
           <w:noProof/>
           <w:color w:val="0F4761" w:themeColor="accent1" w:themeShade="BF"/>
           <w:sz w:val="40"/>
@@ -322,16 +322,48 @@
     </w:p>
     <w:p>
       <w:pPr>
-        <w:rPr>
-          <w:rStyle w:val="Heading1Char"/>
-          <w:color w:val="000000" w:themeColor="text1"/>
-          <w:sz w:val="24"/>
-          <w:szCs w:val="24"/>
-        </w:rPr>
-      </w:pPr>
-      <w:r>
-        <w:rPr>
-          <w:rStyle w:val="Heading1Char"/>
+        <w:pStyle w:val="Heading3"/>
+        <w:rPr>
+          <w:rStyle w:val="Heading1Char"/>
+          <w:rFonts w:ascii="Helvetica Light" w:hAnsi="Helvetica Light"/>
+          <w:sz w:val="28"/>
+          <w:szCs w:val="28"/>
+        </w:rPr>
+      </w:pPr>
+      <w:r>
+        <w:rPr>
+          <w:rStyle w:val="Heading1Char"/>
+          <w:rFonts w:ascii="Helvetica Light" w:hAnsi="Helvetica Light"/>
+          <w:sz w:val="28"/>
+          <w:szCs w:val="28"/>
+        </w:rPr>
+        <w:t>Exercise 1: Calculate the Population</w:t>
+      </w:r>
+    </w:p>
+    <w:p>
+      <w:pPr>
+        <w:rPr>
+          <w:rStyle w:val="Heading1Char"/>
+          <w:rFonts w:ascii="Helvetica Light" w:hAnsi="Helvetica Light"/>
+          <w:color w:val="000000" w:themeColor="text1"/>
+          <w:sz w:val="24"/>
+          <w:szCs w:val="24"/>
+        </w:rPr>
+      </w:pPr>
+      <w:r>
+        <w:rPr>
+          <w:rStyle w:val="Heading1Char"/>
+          <w:rFonts w:ascii="Helvetica Light" w:hAnsi="Helvetica Light"/>
+          <w:color w:val="000000" w:themeColor="text1"/>
+          <w:sz w:val="24"/>
+          <w:szCs w:val="24"/>
+        </w:rPr>
+        <w:t xml:space="preserve">1.1 </w:t>
+      </w:r>
+      <w:r>
+        <w:rPr>
+          <w:rStyle w:val="Heading1Char"/>
+          <w:rFonts w:ascii="Helvetica Light" w:hAnsi="Helvetica Light"/>
           <w:color w:val="000000" w:themeColor="text1"/>
           <w:sz w:val="24"/>
           <w:szCs w:val="24"/>
@@ -341,6 +373,7 @@
       <w:r>
         <w:rPr>
           <w:rStyle w:val="Heading1Char"/>
+          <w:rFonts w:ascii="Helvetica Light" w:hAnsi="Helvetica Light"/>
           <w:color w:val="000000" w:themeColor="text1"/>
           <w:sz w:val="24"/>
           <w:szCs w:val="24"/>
@@ -350,6 +383,7 @@
       <w:r>
         <w:rPr>
           <w:rStyle w:val="Heading1Char"/>
+          <w:rFonts w:ascii="Helvetica Light" w:hAnsi="Helvetica Light"/>
           <w:color w:val="000000" w:themeColor="text1"/>
           <w:sz w:val="24"/>
           <w:szCs w:val="24"/>
@@ -359,6 +393,7 @@
       <w:r>
         <w:rPr>
           <w:rStyle w:val="Heading1Char"/>
+          <w:rFonts w:ascii="Helvetica Light" w:hAnsi="Helvetica Light"/>
           <w:color w:val="000000" w:themeColor="text1"/>
           <w:sz w:val="24"/>
           <w:szCs w:val="24"/>
@@ -368,8 +403,7 @@
       <w:r>
         <w:rPr>
           <w:rStyle w:val="Heading1Char"/>
-          <w:b/>
-          <w:bCs/>
+          <w:rFonts w:ascii="Helvetica Light" w:hAnsi="Helvetica Light"/>
           <w:color w:val="000000" w:themeColor="text1"/>
           <w:sz w:val="24"/>
           <w:szCs w:val="24"/>
@@ -379,8 +413,7 @@
       <w:r>
         <w:rPr>
           <w:rStyle w:val="Heading1Char"/>
-          <w:b/>
-          <w:bCs/>
+          <w:rFonts w:ascii="Helvetica Light" w:hAnsi="Helvetica Light"/>
           <w:color w:val="000000" w:themeColor="text1"/>
           <w:sz w:val="24"/>
           <w:szCs w:val="24"/>
@@ -390,8 +423,7 @@
       <w:r>
         <w:rPr>
           <w:rStyle w:val="Heading1Char"/>
-          <w:b/>
-          <w:bCs/>
+          <w:rFonts w:ascii="Helvetica Light" w:hAnsi="Helvetica Light"/>
           <w:color w:val="000000" w:themeColor="text1"/>
           <w:sz w:val="24"/>
           <w:szCs w:val="24"/>
@@ -401,11 +433,42 @@
       <w:r>
         <w:rPr>
           <w:rStyle w:val="Heading1Char"/>
-          <w:color w:val="000000" w:themeColor="text1"/>
-          <w:sz w:val="24"/>
-          <w:szCs w:val="24"/>
-        </w:rPr>
-        <w:t xml:space="preserve"> what would the population be after three years?</w:t>
+          <w:rFonts w:ascii="Helvetica Light" w:hAnsi="Helvetica Light"/>
+          <w:color w:val="000000" w:themeColor="text1"/>
+          <w:sz w:val="24"/>
+          <w:szCs w:val="24"/>
+        </w:rPr>
+        <w:t xml:space="preserve"> what would the population be after </w:t>
+      </w:r>
+      <w:r>
+        <w:rPr>
+          <w:rStyle w:val="Heading1Char"/>
+          <w:rFonts w:ascii="Helvetica Light" w:hAnsi="Helvetica Light"/>
+          <w:color w:val="000000" w:themeColor="text1"/>
+          <w:sz w:val="24"/>
+          <w:szCs w:val="24"/>
+        </w:rPr>
+        <w:t>one</w:t>
+      </w:r>
+      <w:r>
+        <w:rPr>
+          <w:rStyle w:val="Heading1Char"/>
+          <w:rFonts w:ascii="Helvetica Light" w:hAnsi="Helvetica Light"/>
+          <w:color w:val="000000" w:themeColor="text1"/>
+          <w:sz w:val="24"/>
+          <w:szCs w:val="24"/>
+        </w:rPr>
+        <w:t xml:space="preserve"> year</w:t>
+      </w:r>
+      <w:r>
+        <w:rPr>
+          <w:rStyle w:val="Heading1Char"/>
+          <w:rFonts w:ascii="Helvetica Light" w:hAnsi="Helvetica Light"/>
+          <w:color w:val="000000" w:themeColor="text1"/>
+          <w:sz w:val="24"/>
+          <w:szCs w:val="24"/>
+        </w:rPr>
+        <w:t xml:space="preserve"> using the formula:</w:t>
       </w:r>
     </w:p>
     <w:p>
@@ -414,31 +477,27 @@
         <w:spacing w:before="0" w:beforeAutospacing="0" w:after="0" w:afterAutospacing="0"/>
         <w:jc w:val="center"/>
         <w:rPr>
-          <w:rStyle w:val="Heading1Char"/>
-          <w:rFonts w:ascii="Times New Roman" w:eastAsia="Times New Roman" w:hAnsi="Times New Roman" w:cs="Times New Roman"/>
-          <w:color w:val="auto"/>
-          <w:sz w:val="48"/>
-          <w:szCs w:val="48"/>
-        </w:rPr>
-      </w:pPr>
-      <w:r>
-        <w:rPr>
-          <w:rFonts w:ascii="Helvetica" w:eastAsia="+mn-ea" w:hAnsi="Helvetica" w:cs="+mn-cs"/>
-          <w:b/>
-          <w:bCs/>
+          <w:rFonts w:ascii="Helvetica Light" w:eastAsia="+mn-ea" w:hAnsi="Helvetica Light" w:cs="+mn-cs"/>
           <w:color w:val="000000"/>
           <w:kern w:val="2"/>
           <w:sz w:val="48"/>
           <w:szCs w:val="48"/>
         </w:rPr>
+      </w:pPr>
+      <w:r>
+        <w:rPr>
+          <w:rFonts w:ascii="Helvetica Light" w:eastAsia="+mn-ea" w:hAnsi="Helvetica Light" w:cs="+mn-cs"/>
+          <w:color w:val="EE0000"/>
+          <w:kern w:val="2"/>
+          <w:sz w:val="48"/>
+          <w:szCs w:val="48"/>
+        </w:rPr>
         <w:t>H</w:t>
       </w:r>
       <w:r>
         <w:rPr>
-          <w:rFonts w:ascii="Helvetica" w:eastAsia="+mn-ea" w:hAnsi="Helvetica" w:cs="+mn-cs"/>
-          <w:b/>
-          <w:bCs/>
-          <w:color w:val="000000"/>
+          <w:rFonts w:ascii="Helvetica Light" w:eastAsia="+mn-ea" w:hAnsi="Helvetica Light" w:cs="+mn-cs"/>
+          <w:color w:val="EE0000"/>
           <w:kern w:val="2"/>
           <w:position w:val="-18"/>
           <w:sz w:val="48"/>
@@ -449,7 +508,7 @@
       </w:r>
       <w:r>
         <w:rPr>
-          <w:rFonts w:ascii="Helvetica" w:eastAsia="+mn-ea" w:hAnsi="Helvetica" w:cs="+mn-cs"/>
+          <w:rFonts w:ascii="Helvetica Light" w:eastAsia="+mn-ea" w:hAnsi="Helvetica Light" w:cs="+mn-cs"/>
           <w:color w:val="000000"/>
           <w:kern w:val="2"/>
           <w:sz w:val="48"/>
@@ -459,7 +518,7 @@
       </w:r>
       <w:r>
         <w:rPr>
-          <w:rFonts w:ascii="Helvetica" w:eastAsia="+mn-ea" w:hAnsi="Helvetica" w:cs="+mn-cs"/>
+          <w:rFonts w:ascii="Helvetica Light" w:eastAsia="+mn-ea" w:hAnsi="Helvetica Light" w:cs="+mn-cs"/>
           <w:color w:val="92D050"/>
           <w:kern w:val="2"/>
           <w:sz w:val="48"/>
@@ -469,7 +528,7 @@
       </w:r>
       <w:r>
         <w:rPr>
-          <w:rFonts w:ascii="Helvetica" w:eastAsia="+mn-ea" w:hAnsi="Helvetica" w:cs="+mn-cs"/>
+          <w:rFonts w:ascii="Helvetica Light" w:eastAsia="+mn-ea" w:hAnsi="Helvetica Light" w:cs="+mn-cs"/>
           <w:color w:val="000000"/>
           <w:kern w:val="2"/>
           <w:sz w:val="48"/>
@@ -479,7 +538,7 @@
       </w:r>
       <w:r>
         <w:rPr>
-          <w:rFonts w:ascii="Helvetica" w:eastAsia="+mn-ea" w:hAnsi="Helvetica" w:cs="+mn-cs"/>
+          <w:rFonts w:ascii="Helvetica Light" w:eastAsia="+mn-ea" w:hAnsi="Helvetica Light" w:cs="+mn-cs"/>
           <w:color w:val="00B0F0"/>
           <w:kern w:val="2"/>
           <w:sz w:val="48"/>
@@ -489,7 +548,7 @@
       </w:r>
       <w:r>
         <w:rPr>
-          <w:rFonts w:ascii="Helvetica" w:eastAsia="+mn-ea" w:hAnsi="Helvetica" w:cs="+mn-cs"/>
+          <w:rFonts w:ascii="Helvetica Light" w:eastAsia="+mn-ea" w:hAnsi="Helvetica Light" w:cs="+mn-cs"/>
           <w:color w:val="000000"/>
           <w:kern w:val="2"/>
           <w:sz w:val="48"/>
@@ -499,7 +558,7 @@
       </w:r>
       <w:r>
         <w:rPr>
-          <w:rFonts w:ascii="Helvetica" w:eastAsia="+mn-ea" w:hAnsi="Helvetica" w:cs="+mn-cs"/>
+          <w:rFonts w:ascii="Helvetica Light" w:eastAsia="+mn-ea" w:hAnsi="Helvetica Light" w:cs="+mn-cs"/>
           <w:color w:val="92D050"/>
           <w:kern w:val="2"/>
           <w:sz w:val="48"/>
@@ -509,13 +568,31 @@
       </w:r>
       <w:r>
         <w:rPr>
-          <w:rFonts w:ascii="Helvetica" w:eastAsia="+mn-ea" w:hAnsi="Helvetica" w:cs="+mn-cs"/>
+          <w:rFonts w:ascii="Helvetica Light" w:eastAsia="+mn-ea" w:hAnsi="Helvetica Light" w:cs="+mn-cs"/>
           <w:color w:val="000000"/>
           <w:kern w:val="2"/>
           <w:sz w:val="48"/>
           <w:szCs w:val="48"/>
         </w:rPr>
         <w:t>)</w:t>
+      </w:r>
+    </w:p>
+    <w:p>
+      <w:pPr>
+        <w:rPr>
+          <w:rStyle w:val="Heading1Char"/>
+          <w:rFonts w:ascii="Helvetica Light" w:eastAsia="Times New Roman" w:hAnsi="Helvetica Light" w:cs="Times New Roman"/>
+          <w:color w:val="000000" w:themeColor="text1"/>
+          <w:sz w:val="48"/>
+          <w:szCs w:val="48"/>
+        </w:rPr>
+      </w:pPr>
+      <w:r>
+        <w:rPr>
+          <w:rFonts w:ascii="Helvetica Light" w:hAnsi="Helvetica Light"/>
+          <w:color w:val="000000" w:themeColor="text1"/>
+        </w:rPr>
+        <w:t>1.2 Now calculate the Hare population for three years</w:t>
       </w:r>
     </w:p>
     <w:tbl>
@@ -541,6 +618,9 @@
             <w:pPr>
               <w:rPr>
                 <w:rStyle w:val="Heading1Char"/>
+                <w:rFonts w:ascii="Helvetica Light" w:hAnsi="Helvetica Light"/>
+                <w:i w:val="0"/>
+                <w:iCs w:val="0"/>
                 <w:sz w:val="32"/>
                 <w:szCs w:val="32"/>
               </w:rPr>
@@ -548,6 +628,9 @@
             <w:r>
               <w:rPr>
                 <w:rStyle w:val="Heading1Char"/>
+                <w:rFonts w:ascii="Helvetica Light" w:hAnsi="Helvetica Light"/>
+                <w:i w:val="0"/>
+                <w:iCs w:val="0"/>
                 <w:sz w:val="32"/>
                 <w:szCs w:val="32"/>
               </w:rPr>
@@ -564,6 +647,9 @@
               <w:cnfStyle w:val="100000000000" w:firstRow="1" w:lastRow="0" w:firstColumn="0" w:lastColumn="0" w:oddVBand="0" w:evenVBand="0" w:oddHBand="0" w:evenHBand="0" w:firstRowFirstColumn="0" w:firstRowLastColumn="0" w:lastRowFirstColumn="0" w:lastRowLastColumn="0"/>
               <w:rPr>
                 <w:rStyle w:val="Heading1Char"/>
+                <w:rFonts w:ascii="Helvetica Light" w:hAnsi="Helvetica Light"/>
+                <w:i w:val="0"/>
+                <w:iCs w:val="0"/>
                 <w:sz w:val="32"/>
                 <w:szCs w:val="32"/>
               </w:rPr>
@@ -571,18 +657,13 @@
             <w:r>
               <w:rPr>
                 <w:rStyle w:val="Heading1Char"/>
+                <w:rFonts w:ascii="Helvetica Light" w:hAnsi="Helvetica Light"/>
+                <w:i w:val="0"/>
+                <w:iCs w:val="0"/>
                 <w:sz w:val="32"/>
                 <w:szCs w:val="32"/>
               </w:rPr>
-              <w:t xml:space="preserve">Hare </w:t>
-            </w:r>
-            <w:r>
-              <w:rPr>
-                <w:rStyle w:val="Heading1Char"/>
-                <w:sz w:val="32"/>
-                <w:szCs w:val="32"/>
-              </w:rPr>
-              <w:t>Population</w:t>
+              <w:t>Hare Population</w:t>
             </w:r>
           </w:p>
         </w:tc>
@@ -600,6 +681,9 @@
             <w:pPr>
               <w:rPr>
                 <w:rStyle w:val="Heading1Char"/>
+                <w:rFonts w:ascii="Helvetica Light" w:hAnsi="Helvetica Light"/>
+                <w:i w:val="0"/>
+                <w:iCs w:val="0"/>
                 <w:sz w:val="32"/>
                 <w:szCs w:val="32"/>
               </w:rPr>
@@ -607,6 +691,9 @@
             <w:r>
               <w:rPr>
                 <w:rStyle w:val="Heading1Char"/>
+                <w:rFonts w:ascii="Helvetica Light" w:hAnsi="Helvetica Light"/>
+                <w:i w:val="0"/>
+                <w:iCs w:val="0"/>
                 <w:sz w:val="32"/>
                 <w:szCs w:val="32"/>
               </w:rPr>
@@ -623,6 +710,7 @@
               <w:cnfStyle w:val="000000100000" w:firstRow="0" w:lastRow="0" w:firstColumn="0" w:lastColumn="0" w:oddVBand="0" w:evenVBand="0" w:oddHBand="1" w:evenHBand="0" w:firstRowFirstColumn="0" w:firstRowLastColumn="0" w:lastRowFirstColumn="0" w:lastRowLastColumn="0"/>
               <w:rPr>
                 <w:rStyle w:val="Heading1Char"/>
+                <w:rFonts w:ascii="Helvetica Light" w:hAnsi="Helvetica Light"/>
                 <w:sz w:val="32"/>
                 <w:szCs w:val="32"/>
               </w:rPr>
@@ -630,6 +718,7 @@
             <w:r>
               <w:rPr>
                 <w:rStyle w:val="Heading1Char"/>
+                <w:rFonts w:ascii="Helvetica Light" w:hAnsi="Helvetica Light"/>
                 <w:sz w:val="32"/>
                 <w:szCs w:val="32"/>
               </w:rPr>
@@ -638,6 +727,7 @@
             <w:r>
               <w:rPr>
                 <w:rStyle w:val="Heading1Char"/>
+                <w:rFonts w:ascii="Helvetica Light" w:hAnsi="Helvetica Light"/>
                 <w:sz w:val="32"/>
                 <w:szCs w:val="32"/>
               </w:rPr>
@@ -656,6 +746,9 @@
             <w:pPr>
               <w:rPr>
                 <w:rStyle w:val="Heading1Char"/>
+                <w:rFonts w:ascii="Helvetica Light" w:hAnsi="Helvetica Light"/>
+                <w:i w:val="0"/>
+                <w:iCs w:val="0"/>
                 <w:sz w:val="32"/>
                 <w:szCs w:val="32"/>
               </w:rPr>
@@ -663,6 +756,9 @@
             <w:r>
               <w:rPr>
                 <w:rStyle w:val="Heading1Char"/>
+                <w:rFonts w:ascii="Helvetica Light" w:hAnsi="Helvetica Light"/>
+                <w:i w:val="0"/>
+                <w:iCs w:val="0"/>
                 <w:sz w:val="32"/>
                 <w:szCs w:val="32"/>
               </w:rPr>
@@ -679,6 +775,7 @@
               <w:cnfStyle w:val="000000000000" w:firstRow="0" w:lastRow="0" w:firstColumn="0" w:lastColumn="0" w:oddVBand="0" w:evenVBand="0" w:oddHBand="0" w:evenHBand="0" w:firstRowFirstColumn="0" w:firstRowLastColumn="0" w:lastRowFirstColumn="0" w:lastRowLastColumn="0"/>
               <w:rPr>
                 <w:rStyle w:val="Heading1Char"/>
+                <w:rFonts w:ascii="Helvetica Light" w:hAnsi="Helvetica Light"/>
                 <w:sz w:val="32"/>
                 <w:szCs w:val="32"/>
               </w:rPr>
@@ -699,6 +796,9 @@
             <w:pPr>
               <w:rPr>
                 <w:rStyle w:val="Heading1Char"/>
+                <w:rFonts w:ascii="Helvetica Light" w:hAnsi="Helvetica Light"/>
+                <w:i w:val="0"/>
+                <w:iCs w:val="0"/>
                 <w:sz w:val="32"/>
                 <w:szCs w:val="32"/>
               </w:rPr>
@@ -706,6 +806,9 @@
             <w:r>
               <w:rPr>
                 <w:rStyle w:val="Heading1Char"/>
+                <w:rFonts w:ascii="Helvetica Light" w:hAnsi="Helvetica Light"/>
+                <w:i w:val="0"/>
+                <w:iCs w:val="0"/>
                 <w:sz w:val="32"/>
                 <w:szCs w:val="32"/>
               </w:rPr>
@@ -722,6 +825,7 @@
               <w:cnfStyle w:val="000000100000" w:firstRow="0" w:lastRow="0" w:firstColumn="0" w:lastColumn="0" w:oddVBand="0" w:evenVBand="0" w:oddHBand="1" w:evenHBand="0" w:firstRowFirstColumn="0" w:firstRowLastColumn="0" w:lastRowFirstColumn="0" w:lastRowLastColumn="0"/>
               <w:rPr>
                 <w:rStyle w:val="Heading1Char"/>
+                <w:rFonts w:ascii="Helvetica Light" w:hAnsi="Helvetica Light"/>
                 <w:sz w:val="32"/>
                 <w:szCs w:val="32"/>
               </w:rPr>
@@ -739,6 +843,9 @@
             <w:pPr>
               <w:rPr>
                 <w:rStyle w:val="Heading1Char"/>
+                <w:rFonts w:ascii="Helvetica Light" w:hAnsi="Helvetica Light"/>
+                <w:i w:val="0"/>
+                <w:iCs w:val="0"/>
                 <w:sz w:val="32"/>
                 <w:szCs w:val="32"/>
               </w:rPr>
@@ -746,6 +853,9 @@
             <w:r>
               <w:rPr>
                 <w:rStyle w:val="Heading1Char"/>
+                <w:rFonts w:ascii="Helvetica Light" w:hAnsi="Helvetica Light"/>
+                <w:i w:val="0"/>
+                <w:iCs w:val="0"/>
                 <w:sz w:val="32"/>
                 <w:szCs w:val="32"/>
               </w:rPr>
@@ -762,6 +872,7 @@
               <w:cnfStyle w:val="000000000000" w:firstRow="0" w:lastRow="0" w:firstColumn="0" w:lastColumn="0" w:oddVBand="0" w:evenVBand="0" w:oddHBand="0" w:evenHBand="0" w:firstRowFirstColumn="0" w:firstRowLastColumn="0" w:lastRowFirstColumn="0" w:lastRowLastColumn="0"/>
               <w:rPr>
                 <w:rStyle w:val="Heading1Char"/>
+                <w:rFonts w:ascii="Helvetica Light" w:hAnsi="Helvetica Light"/>
                 <w:sz w:val="32"/>
                 <w:szCs w:val="32"/>
               </w:rPr>
@@ -772,16 +883,44 @@
     </w:tbl>
     <w:p>
       <w:pPr>
-        <w:rPr>
-          <w:rFonts w:asciiTheme="majorHAnsi" w:eastAsiaTheme="majorEastAsia" w:hAnsiTheme="majorHAnsi" w:cstheme="majorBidi"/>
-          <w:color w:val="000000" w:themeColor="text1"/>
-        </w:rPr>
-      </w:pPr>
-      <w:r>
-        <w:rPr>
-          <w:rStyle w:val="Heading1Char"/>
-          <w:b/>
-          <w:bCs/>
+        <w:pStyle w:val="Heading3"/>
+        <w:rPr>
+          <w:rStyle w:val="Heading1Char"/>
+          <w:rFonts w:ascii="Helvetica Light" w:hAnsi="Helvetica Light"/>
+          <w:sz w:val="28"/>
+          <w:szCs w:val="28"/>
+        </w:rPr>
+      </w:pPr>
+      <w:r>
+        <w:rPr>
+          <w:rStyle w:val="Heading1Char"/>
+          <w:rFonts w:ascii="Helvetica Light" w:hAnsi="Helvetica Light"/>
+          <w:sz w:val="28"/>
+          <w:szCs w:val="28"/>
+        </w:rPr>
+        <w:t>Exercise 2:</w:t>
+      </w:r>
+    </w:p>
+    <w:p>
+      <w:pPr>
+        <w:rPr>
+          <w:color w:val="000000" w:themeColor="text1"/>
+        </w:rPr>
+      </w:pPr>
+      <w:r>
+        <w:rPr>
+          <w:rStyle w:val="Heading1Char"/>
+          <w:rFonts w:ascii="Helvetica Light" w:hAnsi="Helvetica Light"/>
+          <w:color w:val="000000" w:themeColor="text1"/>
+          <w:sz w:val="24"/>
+          <w:szCs w:val="24"/>
+        </w:rPr>
+        <w:t xml:space="preserve"> </w:t>
+      </w:r>
+      <w:r>
+        <w:rPr>
+          <w:rStyle w:val="Heading1Char"/>
+          <w:rFonts w:ascii="Helvetica Light" w:hAnsi="Helvetica Light"/>
           <w:color w:val="000000" w:themeColor="text1"/>
           <w:sz w:val="24"/>
           <w:szCs w:val="24"/>
@@ -791,17 +930,27 @@
       <w:r>
         <w:rPr>
           <w:rStyle w:val="Heading1Char"/>
-          <w:b/>
-          <w:bCs/>
-          <w:color w:val="000000" w:themeColor="text1"/>
-          <w:sz w:val="24"/>
-          <w:szCs w:val="24"/>
-        </w:rPr>
-        <w:t>ketch the Graph</w:t>
-      </w:r>
-      <w:r>
-        <w:rPr>
-          <w:rStyle w:val="Heading1Char"/>
+          <w:rFonts w:ascii="Helvetica Light" w:hAnsi="Helvetica Light"/>
+          <w:color w:val="000000" w:themeColor="text1"/>
+          <w:sz w:val="24"/>
+          <w:szCs w:val="24"/>
+        </w:rPr>
+        <w:t xml:space="preserve">ketch the </w:t>
+      </w:r>
+      <w:r>
+        <w:rPr>
+          <w:rStyle w:val="Heading1Char"/>
+          <w:rFonts w:ascii="Helvetica Light" w:hAnsi="Helvetica Light"/>
+          <w:color w:val="000000" w:themeColor="text1"/>
+          <w:sz w:val="24"/>
+          <w:szCs w:val="24"/>
+        </w:rPr>
+        <w:t>graph for three years of Hare populations</w:t>
+      </w:r>
+      <w:r>
+        <w:rPr>
+          <w:rStyle w:val="Heading1Char"/>
+          <w:rFonts w:ascii="Helvetica Light" w:hAnsi="Helvetica Light"/>
           <w:color w:val="000000" w:themeColor="text1"/>
           <w:sz w:val="24"/>
           <w:szCs w:val="24"/>
@@ -814,20 +963,21 @@
         <w:jc w:val="center"/>
         <w:rPr>
           <w:rStyle w:val="Heading1Char"/>
-        </w:rPr>
-      </w:pPr>
-      <w:r>
-        <w:rPr>
-          <w:rFonts w:asciiTheme="majorHAnsi" w:eastAsiaTheme="majorEastAsia" w:hAnsiTheme="majorHAnsi" w:cstheme="majorBidi"/>
+          <w:rFonts w:ascii="Helvetica Light" w:hAnsi="Helvetica Light"/>
+        </w:rPr>
+      </w:pPr>
+      <w:r>
+        <w:rPr>
+          <w:rFonts w:ascii="Helvetica Light" w:eastAsiaTheme="majorEastAsia" w:hAnsi="Helvetica Light" w:cstheme="majorBidi"/>
           <w:noProof/>
           <w:color w:val="0F4761" w:themeColor="accent1" w:themeShade="BF"/>
           <w:sz w:val="40"/>
           <w:szCs w:val="40"/>
         </w:rPr>
         <w:drawing>
-          <wp:inline distT="0" distB="0" distL="0" distR="0" wp14:anchorId="41B6B198" wp14:editId="3E9FCAFC">
-            <wp:extent cx="3600000" cy="2400001"/>
-            <wp:effectExtent l="0" t="0" r="0" b="635"/>
+          <wp:inline distT="0" distB="0" distL="0" distR="0" wp14:anchorId="41B6B198" wp14:editId="6268661E">
+            <wp:extent cx="2932886" cy="1955259"/>
+            <wp:effectExtent l="0" t="0" r="1270" b="635"/>
             <wp:docPr id="1785500791" name="Picture 11" descr="A graph with green dot&#10;&#10;Description automatically generated"/>
             <wp:cNvGraphicFramePr>
               <a:graphicFrameLocks xmlns:a="http://schemas.openxmlformats.org/drawingml/2006/main" noChangeAspect="1"/>
@@ -854,7 +1004,7 @@
                   <pic:spPr>
                     <a:xfrm>
                       <a:off x="0" y="0"/>
-                      <a:ext cx="3600000" cy="2400001"/>
+                      <a:ext cx="2945152" cy="1963436"/>
                     </a:xfrm>
                     <a:prstGeom prst="rect">
                       <a:avLst/>
@@ -869,29 +1019,77 @@
     </w:p>
     <w:p>
       <w:pPr>
-        <w:rPr>
-          <w:rStyle w:val="Heading1Char"/>
-          <w:color w:val="000000" w:themeColor="text1"/>
-          <w:sz w:val="24"/>
-          <w:szCs w:val="24"/>
-        </w:rPr>
-      </w:pPr>
-      <w:r>
-        <w:rPr>
-          <w:rStyle w:val="Heading1Char"/>
-          <w:b/>
-          <w:bCs/>
-          <w:color w:val="000000" w:themeColor="text1"/>
-          <w:sz w:val="24"/>
-          <w:szCs w:val="24"/>
-        </w:rPr>
-        <w:t xml:space="preserve">Guess what would happen in </w:t>
-      </w:r>
-      <w:r>
-        <w:rPr>
-          <w:rStyle w:val="Heading1Char"/>
-          <w:b/>
-          <w:bCs/>
+        <w:pStyle w:val="Heading3"/>
+        <w:rPr>
+          <w:rStyle w:val="Heading1Char"/>
+          <w:rFonts w:ascii="Helvetica Light" w:hAnsi="Helvetica Light"/>
+          <w:sz w:val="28"/>
+          <w:szCs w:val="28"/>
+        </w:rPr>
+      </w:pPr>
+      <w:r>
+        <w:rPr>
+          <w:rStyle w:val="Heading1Char"/>
+          <w:rFonts w:ascii="Helvetica Light" w:hAnsi="Helvetica Light"/>
+          <w:sz w:val="28"/>
+          <w:szCs w:val="28"/>
+        </w:rPr>
+        <w:t>Exercise 3</w:t>
+      </w:r>
+      <w:r>
+        <w:rPr>
+          <w:rStyle w:val="Heading1Char"/>
+          <w:rFonts w:ascii="Helvetica Light" w:hAnsi="Helvetica Light"/>
+          <w:sz w:val="28"/>
+          <w:szCs w:val="28"/>
+        </w:rPr>
+        <w:t>: What would happen in 100 Years</w:t>
+      </w:r>
+    </w:p>
+    <w:p>
+      <w:pPr>
+        <w:rPr>
+          <w:rStyle w:val="Heading1Char"/>
+          <w:rFonts w:ascii="Helvetica Light" w:hAnsi="Helvetica Light"/>
+          <w:color w:val="000000" w:themeColor="text1"/>
+          <w:sz w:val="24"/>
+          <w:szCs w:val="24"/>
+        </w:rPr>
+      </w:pPr>
+      <w:r>
+        <w:rPr>
+          <w:rStyle w:val="Heading1Char"/>
+          <w:rFonts w:ascii="Helvetica Light" w:hAnsi="Helvetica Light"/>
+          <w:color w:val="000000" w:themeColor="text1"/>
+          <w:sz w:val="24"/>
+          <w:szCs w:val="24"/>
+        </w:rPr>
+        <w:t xml:space="preserve">Guess what would happen </w:t>
+      </w:r>
+      <w:r>
+        <w:rPr>
+          <w:rStyle w:val="Heading1Char"/>
+          <w:rFonts w:ascii="Helvetica Light" w:hAnsi="Helvetica Light"/>
+          <w:color w:val="000000" w:themeColor="text1"/>
+          <w:sz w:val="24"/>
+          <w:szCs w:val="24"/>
+        </w:rPr>
+        <w:t xml:space="preserve">to the Hare population </w:t>
+      </w:r>
+      <w:r>
+        <w:rPr>
+          <w:rStyle w:val="Heading1Char"/>
+          <w:rFonts w:ascii="Helvetica Light" w:hAnsi="Helvetica Light"/>
+          <w:color w:val="000000" w:themeColor="text1"/>
+          <w:sz w:val="24"/>
+          <w:szCs w:val="24"/>
+        </w:rPr>
+        <w:t xml:space="preserve">in </w:t>
+      </w:r>
+      <w:r>
+        <w:rPr>
+          <w:rStyle w:val="Heading1Char"/>
+          <w:rFonts w:ascii="Helvetica Light" w:hAnsi="Helvetica Light"/>
           <w:color w:val="000000" w:themeColor="text1"/>
           <w:sz w:val="24"/>
           <w:szCs w:val="24"/>
@@ -901,26 +1099,17 @@
       <w:r>
         <w:rPr>
           <w:rStyle w:val="Heading1Char"/>
-          <w:b/>
-          <w:bCs/>
-          <w:color w:val="000000" w:themeColor="text1"/>
-          <w:sz w:val="24"/>
-          <w:szCs w:val="24"/>
-        </w:rPr>
-        <w:t xml:space="preserve"> years</w:t>
-      </w:r>
-      <w:r>
-        <w:rPr>
-          <w:rStyle w:val="Heading1Char"/>
-          <w:color w:val="000000" w:themeColor="text1"/>
-          <w:sz w:val="24"/>
-          <w:szCs w:val="24"/>
-        </w:rPr>
-        <w:t>?</w:t>
-      </w:r>
-      <w:r>
-        <w:rPr>
-          <w:rStyle w:val="Heading1Char"/>
+          <w:rFonts w:ascii="Helvetica Light" w:hAnsi="Helvetica Light"/>
+          <w:color w:val="000000" w:themeColor="text1"/>
+          <w:sz w:val="24"/>
+          <w:szCs w:val="24"/>
+        </w:rPr>
+        <w:t xml:space="preserve"> years?</w:t>
+      </w:r>
+      <w:r>
+        <w:rPr>
+          <w:rStyle w:val="Heading1Char"/>
+          <w:rFonts w:ascii="Helvetica Light" w:hAnsi="Helvetica Light"/>
         </w:rPr>
         <w:br w:type="page"/>
       </w:r>
@@ -929,15 +1118,13 @@
       <w:pPr>
         <w:rPr>
           <w:rStyle w:val="Heading1Char"/>
-          <w:b/>
-          <w:bCs/>
-        </w:rPr>
-      </w:pPr>
-      <w:r>
-        <w:rPr>
-          <w:rStyle w:val="Heading1Char"/>
-          <w:b/>
-          <w:bCs/>
+          <w:rFonts w:ascii="Helvetica Light" w:hAnsi="Helvetica Light"/>
+        </w:rPr>
+      </w:pPr>
+      <w:r>
+        <w:rPr>
+          <w:rStyle w:val="Heading1Char"/>
+          <w:rFonts w:ascii="Helvetica Light" w:hAnsi="Helvetica Light"/>
         </w:rPr>
         <w:lastRenderedPageBreak/>
         <w:t>Lynx</w:t>
@@ -945,85 +1132,76 @@
       <w:r>
         <w:rPr>
           <w:rStyle w:val="Heading1Char"/>
-          <w:b/>
-          <w:bCs/>
+          <w:rFonts w:ascii="Helvetica Light" w:hAnsi="Helvetica Light"/>
         </w:rPr>
         <w:tab/>
       </w:r>
       <w:r>
         <w:rPr>
           <w:rStyle w:val="Heading1Char"/>
-          <w:b/>
-          <w:bCs/>
+          <w:rFonts w:ascii="Helvetica Light" w:hAnsi="Helvetica Light"/>
         </w:rPr>
         <w:tab/>
       </w:r>
       <w:r>
         <w:rPr>
           <w:rStyle w:val="Heading1Char"/>
-          <w:b/>
-          <w:bCs/>
+          <w:rFonts w:ascii="Helvetica Light" w:hAnsi="Helvetica Light"/>
         </w:rPr>
         <w:tab/>
       </w:r>
       <w:r>
         <w:rPr>
           <w:rStyle w:val="Heading1Char"/>
-          <w:b/>
-          <w:bCs/>
+          <w:rFonts w:ascii="Helvetica Light" w:hAnsi="Helvetica Light"/>
         </w:rPr>
         <w:tab/>
       </w:r>
       <w:r>
         <w:rPr>
           <w:rStyle w:val="Heading1Char"/>
-          <w:b/>
-          <w:bCs/>
+          <w:rFonts w:ascii="Helvetica Light" w:hAnsi="Helvetica Light"/>
         </w:rPr>
         <w:tab/>
       </w:r>
       <w:r>
         <w:rPr>
           <w:rStyle w:val="Heading1Char"/>
-          <w:b/>
-          <w:bCs/>
+          <w:rFonts w:ascii="Helvetica Light" w:hAnsi="Helvetica Light"/>
         </w:rPr>
         <w:tab/>
       </w:r>
       <w:r>
         <w:rPr>
           <w:rStyle w:val="Heading1Char"/>
-          <w:b/>
-          <w:bCs/>
+          <w:rFonts w:ascii="Helvetica Light" w:hAnsi="Helvetica Light"/>
         </w:rPr>
         <w:tab/>
       </w:r>
       <w:r>
         <w:rPr>
           <w:rStyle w:val="Heading1Char"/>
-          <w:b/>
-          <w:bCs/>
+          <w:rFonts w:ascii="Helvetica Light" w:hAnsi="Helvetica Light"/>
         </w:rPr>
         <w:tab/>
       </w:r>
       <w:r>
         <w:rPr>
           <w:rStyle w:val="Heading1Char"/>
-          <w:b/>
-          <w:bCs/>
+          <w:rFonts w:ascii="Helvetica Light" w:hAnsi="Helvetica Light"/>
         </w:rPr>
         <w:tab/>
       </w:r>
       <w:r>
         <w:rPr>
           <w:rStyle w:val="Heading1Char"/>
-          <w:b/>
-          <w:bCs/>
+          <w:rFonts w:ascii="Helvetica Light" w:hAnsi="Helvetica Light"/>
         </w:rPr>
         <w:tab/>
       </w:r>
       <w:r>
         <w:rPr>
+          <w:rFonts w:ascii="Helvetica Light" w:hAnsi="Helvetica Light"/>
           <w:noProof/>
         </w:rPr>
         <w:drawing>
@@ -1081,7 +1259,7 @@
         <w:pStyle w:val="Heading3"/>
         <w:rPr>
           <w:rStyle w:val="Heading1Char"/>
-          <w:rFonts w:asciiTheme="minorHAnsi" w:hAnsiTheme="minorHAnsi"/>
+          <w:rFonts w:ascii="Helvetica Light" w:hAnsi="Helvetica Light"/>
           <w:sz w:val="28"/>
           <w:szCs w:val="28"/>
         </w:rPr>
@@ -1089,7 +1267,7 @@
       <w:r>
         <w:rPr>
           <w:rStyle w:val="Heading1Char"/>
-          <w:rFonts w:asciiTheme="minorHAnsi" w:hAnsiTheme="minorHAnsi"/>
+          <w:rFonts w:ascii="Helvetica Light" w:hAnsi="Helvetica Light"/>
           <w:sz w:val="28"/>
           <w:szCs w:val="28"/>
         </w:rPr>
@@ -1101,19 +1279,20 @@
         <w:jc w:val="center"/>
         <w:rPr>
           <w:rStyle w:val="Heading1Char"/>
-        </w:rPr>
-      </w:pPr>
-      <w:r>
-        <w:rPr>
-          <w:rFonts w:asciiTheme="majorHAnsi" w:eastAsiaTheme="majorEastAsia" w:hAnsiTheme="majorHAnsi" w:cstheme="majorBidi"/>
+          <w:rFonts w:ascii="Helvetica Light" w:hAnsi="Helvetica Light"/>
+        </w:rPr>
+      </w:pPr>
+      <w:r>
+        <w:rPr>
+          <w:rFonts w:ascii="Helvetica Light" w:eastAsiaTheme="majorEastAsia" w:hAnsi="Helvetica Light" w:cstheme="majorBidi"/>
           <w:noProof/>
           <w:color w:val="0F4761" w:themeColor="accent1" w:themeShade="BF"/>
           <w:sz w:val="40"/>
           <w:szCs w:val="40"/>
         </w:rPr>
         <w:drawing>
-          <wp:inline distT="0" distB="0" distL="0" distR="0" wp14:anchorId="228885DA" wp14:editId="067883A9">
-            <wp:extent cx="4108516" cy="1839433"/>
+          <wp:inline distT="0" distB="0" distL="0" distR="0" wp14:anchorId="228885DA" wp14:editId="531B8920">
+            <wp:extent cx="3455706" cy="1547162"/>
             <wp:effectExtent l="0" t="0" r="0" b="2540"/>
             <wp:docPr id="1237898641" name="Content Placeholder 4" descr="A screenshot of a graph&#10;&#10;Description automatically generated">
               <a:extLst xmlns:a="http://schemas.openxmlformats.org/drawingml/2006/main">
@@ -1154,7 +1333,7 @@
                   <pic:spPr bwMode="auto">
                     <a:xfrm>
                       <a:off x="0" y="0"/>
-                      <a:ext cx="4132198" cy="1850036"/>
+                      <a:ext cx="3483955" cy="1559809"/>
                     </a:xfrm>
                     <a:prstGeom prst="rect">
                       <a:avLst/>
@@ -1172,7 +1351,7 @@
       </w:r>
       <w:r>
         <w:rPr>
-          <w:rFonts w:asciiTheme="majorHAnsi" w:eastAsiaTheme="majorEastAsia" w:hAnsiTheme="majorHAnsi" w:cstheme="majorBidi"/>
+          <w:rFonts w:ascii="Helvetica Light" w:eastAsiaTheme="majorEastAsia" w:hAnsi="Helvetica Light" w:cstheme="majorBidi"/>
           <w:noProof/>
           <w:color w:val="0F4761" w:themeColor="accent1" w:themeShade="BF"/>
           <w:sz w:val="40"/>
@@ -1232,16 +1411,48 @@
     </w:p>
     <w:p>
       <w:pPr>
-        <w:rPr>
-          <w:rStyle w:val="Heading1Char"/>
-          <w:color w:val="000000" w:themeColor="text1"/>
-          <w:sz w:val="24"/>
-          <w:szCs w:val="24"/>
-        </w:rPr>
-      </w:pPr>
-      <w:r>
-        <w:rPr>
-          <w:rStyle w:val="Heading1Char"/>
+        <w:pStyle w:val="Heading3"/>
+        <w:rPr>
+          <w:rStyle w:val="Heading1Char"/>
+          <w:rFonts w:ascii="Helvetica Light" w:hAnsi="Helvetica Light"/>
+          <w:sz w:val="28"/>
+          <w:szCs w:val="28"/>
+        </w:rPr>
+      </w:pPr>
+      <w:r>
+        <w:rPr>
+          <w:rStyle w:val="Heading1Char"/>
+          <w:rFonts w:ascii="Helvetica Light" w:hAnsi="Helvetica Light"/>
+          <w:sz w:val="28"/>
+          <w:szCs w:val="28"/>
+        </w:rPr>
+        <w:t xml:space="preserve">Exercise 4: </w:t>
+      </w:r>
+    </w:p>
+    <w:p>
+      <w:pPr>
+        <w:rPr>
+          <w:rStyle w:val="Heading1Char"/>
+          <w:rFonts w:ascii="Helvetica Light" w:hAnsi="Helvetica Light"/>
+          <w:color w:val="000000" w:themeColor="text1"/>
+          <w:sz w:val="24"/>
+          <w:szCs w:val="24"/>
+        </w:rPr>
+      </w:pPr>
+      <w:r>
+        <w:rPr>
+          <w:rStyle w:val="Heading1Char"/>
+          <w:rFonts w:ascii="Helvetica Light" w:hAnsi="Helvetica Light"/>
+          <w:color w:val="000000" w:themeColor="text1"/>
+          <w:sz w:val="24"/>
+          <w:szCs w:val="24"/>
+        </w:rPr>
+        <w:t xml:space="preserve">4.1 </w:t>
+      </w:r>
+      <w:r>
+        <w:rPr>
+          <w:rStyle w:val="Heading1Char"/>
+          <w:rFonts w:ascii="Helvetica Light" w:hAnsi="Helvetica Light"/>
           <w:color w:val="000000" w:themeColor="text1"/>
           <w:sz w:val="24"/>
           <w:szCs w:val="24"/>
@@ -1251,6 +1462,7 @@
       <w:r>
         <w:rPr>
           <w:rStyle w:val="Heading1Char"/>
+          <w:rFonts w:ascii="Helvetica Light" w:hAnsi="Helvetica Light"/>
           <w:color w:val="000000" w:themeColor="text1"/>
           <w:sz w:val="24"/>
           <w:szCs w:val="24"/>
@@ -1260,46 +1472,17 @@
       <w:r>
         <w:rPr>
           <w:rStyle w:val="Heading1Char"/>
-          <w:color w:val="000000" w:themeColor="text1"/>
-          <w:sz w:val="24"/>
-          <w:szCs w:val="24"/>
-        </w:rPr>
-        <w:t xml:space="preserve"> </w:t>
-      </w:r>
-      <w:r>
-        <w:rPr>
-          <w:rStyle w:val="Heading1Char"/>
-          <w:color w:val="000000" w:themeColor="text1"/>
-          <w:sz w:val="24"/>
-          <w:szCs w:val="24"/>
-        </w:rPr>
-        <w:t>Lynxes</w:t>
-      </w:r>
-      <w:r>
-        <w:rPr>
-          <w:rStyle w:val="Heading1Char"/>
-          <w:color w:val="000000" w:themeColor="text1"/>
-          <w:sz w:val="24"/>
-          <w:szCs w:val="24"/>
-        </w:rPr>
-        <w:t xml:space="preserve"> and a </w:t>
-      </w:r>
-      <w:r>
-        <w:rPr>
-          <w:rStyle w:val="Heading1Char"/>
-          <w:b/>
-          <w:bCs/>
-          <w:color w:val="000000" w:themeColor="text1"/>
-          <w:sz w:val="24"/>
-          <w:szCs w:val="24"/>
-        </w:rPr>
-        <w:t xml:space="preserve">death rate of </w:t>
-      </w:r>
-      <w:r>
-        <w:rPr>
-          <w:rStyle w:val="Heading1Char"/>
-          <w:b/>
-          <w:bCs/>
+          <w:rFonts w:ascii="Helvetica Light" w:hAnsi="Helvetica Light"/>
+          <w:color w:val="000000" w:themeColor="text1"/>
+          <w:sz w:val="24"/>
+          <w:szCs w:val="24"/>
+        </w:rPr>
+        <w:t xml:space="preserve"> Lynxes and a death rate of </w:t>
+      </w:r>
+      <w:r>
+        <w:rPr>
+          <w:rStyle w:val="Heading1Char"/>
+          <w:rFonts w:ascii="Helvetica Light" w:hAnsi="Helvetica Light"/>
           <w:color w:val="000000" w:themeColor="text1"/>
           <w:sz w:val="24"/>
           <w:szCs w:val="24"/>
@@ -1309,11 +1492,32 @@
       <w:r>
         <w:rPr>
           <w:rStyle w:val="Heading1Char"/>
-          <w:color w:val="000000" w:themeColor="text1"/>
-          <w:sz w:val="24"/>
-          <w:szCs w:val="24"/>
-        </w:rPr>
-        <w:t xml:space="preserve"> what would the population be after three years?</w:t>
+          <w:rFonts w:ascii="Helvetica Light" w:hAnsi="Helvetica Light"/>
+          <w:color w:val="000000" w:themeColor="text1"/>
+          <w:sz w:val="24"/>
+          <w:szCs w:val="24"/>
+        </w:rPr>
+        <w:t xml:space="preserve"> what would the population be after </w:t>
+      </w:r>
+      <w:r>
+        <w:rPr>
+          <w:rStyle w:val="Heading1Char"/>
+          <w:rFonts w:ascii="Helvetica Light" w:hAnsi="Helvetica Light"/>
+          <w:color w:val="000000" w:themeColor="text1"/>
+          <w:sz w:val="24"/>
+          <w:szCs w:val="24"/>
+        </w:rPr>
+        <w:t>one</w:t>
+      </w:r>
+      <w:r>
+        <w:rPr>
+          <w:rStyle w:val="Heading1Char"/>
+          <w:rFonts w:ascii="Helvetica Light" w:hAnsi="Helvetica Light"/>
+          <w:color w:val="000000" w:themeColor="text1"/>
+          <w:sz w:val="24"/>
+          <w:szCs w:val="24"/>
+        </w:rPr>
+        <w:t xml:space="preserve"> year?</w:t>
       </w:r>
     </w:p>
     <w:p>
@@ -1322,30 +1526,26 @@
         <w:spacing w:before="0" w:beforeAutospacing="0" w:after="0" w:afterAutospacing="0"/>
         <w:jc w:val="center"/>
         <w:rPr>
-          <w:rStyle w:val="Heading1Char"/>
-          <w:rFonts w:ascii="Times New Roman" w:eastAsia="Times New Roman" w:hAnsi="Times New Roman" w:cs="Times New Roman"/>
-          <w:color w:val="auto"/>
-          <w:sz w:val="48"/>
-          <w:szCs w:val="48"/>
-        </w:rPr>
-      </w:pPr>
-      <w:r>
-        <w:rPr>
-          <w:rFonts w:ascii="Helvetica" w:eastAsia="+mn-ea" w:hAnsi="Helvetica" w:cs="+mn-cs"/>
-          <w:b/>
-          <w:bCs/>
+          <w:rFonts w:ascii="Helvetica Light" w:eastAsia="+mn-ea" w:hAnsi="Helvetica Light" w:cs="+mn-cs"/>
           <w:color w:val="000000"/>
           <w:kern w:val="2"/>
           <w:sz w:val="48"/>
           <w:szCs w:val="48"/>
         </w:rPr>
+      </w:pPr>
+      <w:r>
+        <w:rPr>
+          <w:rFonts w:ascii="Helvetica Light" w:eastAsia="+mn-ea" w:hAnsi="Helvetica Light" w:cs="+mn-cs"/>
+          <w:color w:val="000000"/>
+          <w:kern w:val="2"/>
+          <w:sz w:val="48"/>
+          <w:szCs w:val="48"/>
+        </w:rPr>
         <w:t>L</w:t>
       </w:r>
       <w:r>
         <w:rPr>
-          <w:rFonts w:ascii="Helvetica" w:eastAsia="+mn-ea" w:hAnsi="Helvetica" w:cs="+mn-cs"/>
-          <w:b/>
-          <w:bCs/>
+          <w:rFonts w:ascii="Helvetica Light" w:eastAsia="+mn-ea" w:hAnsi="Helvetica Light" w:cs="+mn-cs"/>
           <w:color w:val="000000"/>
           <w:kern w:val="2"/>
           <w:position w:val="-18"/>
@@ -1357,7 +1557,7 @@
       </w:r>
       <w:r>
         <w:rPr>
-          <w:rFonts w:ascii="Helvetica" w:eastAsia="+mn-ea" w:hAnsi="Helvetica" w:cs="+mn-cs"/>
+          <w:rFonts w:ascii="Helvetica Light" w:eastAsia="+mn-ea" w:hAnsi="Helvetica Light" w:cs="+mn-cs"/>
           <w:color w:val="000000"/>
           <w:kern w:val="2"/>
           <w:sz w:val="48"/>
@@ -1367,7 +1567,7 @@
       </w:r>
       <w:r>
         <w:rPr>
-          <w:rFonts w:ascii="Helvetica" w:eastAsia="+mn-ea" w:hAnsi="Helvetica" w:cs="+mn-cs"/>
+          <w:rFonts w:ascii="Helvetica Light" w:eastAsia="+mn-ea" w:hAnsi="Helvetica Light" w:cs="+mn-cs"/>
           <w:color w:val="FF0000"/>
           <w:kern w:val="2"/>
           <w:sz w:val="48"/>
@@ -1377,7 +1577,7 @@
       </w:r>
       <w:r>
         <w:rPr>
-          <w:rFonts w:ascii="Helvetica" w:eastAsia="+mn-ea" w:hAnsi="Helvetica" w:cs="+mn-cs"/>
+          <w:rFonts w:ascii="Helvetica Light" w:eastAsia="+mn-ea" w:hAnsi="Helvetica Light" w:cs="+mn-cs"/>
           <w:color w:val="000000"/>
           <w:kern w:val="2"/>
           <w:sz w:val="48"/>
@@ -1387,7 +1587,7 @@
       </w:r>
       <w:r>
         <w:rPr>
-          <w:rFonts w:ascii="Helvetica" w:eastAsia="+mn-ea" w:hAnsi="Helvetica" w:cs="+mn-cs"/>
+          <w:rFonts w:ascii="Helvetica Light" w:eastAsia="+mn-ea" w:hAnsi="Helvetica Light" w:cs="+mn-cs"/>
           <w:color w:val="00B0F0"/>
           <w:kern w:val="2"/>
           <w:sz w:val="48"/>
@@ -1397,7 +1597,7 @@
       </w:r>
       <w:r>
         <w:rPr>
-          <w:rFonts w:ascii="Helvetica" w:eastAsia="+mn-ea" w:hAnsi="Helvetica" w:cs="+mn-cs"/>
+          <w:rFonts w:ascii="Helvetica Light" w:eastAsia="+mn-ea" w:hAnsi="Helvetica Light" w:cs="+mn-cs"/>
           <w:color w:val="000000"/>
           <w:kern w:val="2"/>
           <w:sz w:val="48"/>
@@ -1407,7 +1607,7 @@
       </w:r>
       <w:r>
         <w:rPr>
-          <w:rFonts w:ascii="Helvetica" w:eastAsia="+mn-ea" w:hAnsi="Helvetica" w:cs="+mn-cs"/>
+          <w:rFonts w:ascii="Helvetica Light" w:eastAsia="+mn-ea" w:hAnsi="Helvetica Light" w:cs="+mn-cs"/>
           <w:color w:val="FF0000"/>
           <w:kern w:val="2"/>
           <w:sz w:val="48"/>
@@ -1417,13 +1617,48 @@
       </w:r>
       <w:r>
         <w:rPr>
-          <w:rFonts w:ascii="Helvetica" w:eastAsia="+mn-ea" w:hAnsi="Helvetica" w:cs="+mn-cs"/>
+          <w:rFonts w:ascii="Helvetica Light" w:eastAsia="+mn-ea" w:hAnsi="Helvetica Light" w:cs="+mn-cs"/>
           <w:color w:val="000000"/>
           <w:kern w:val="2"/>
           <w:sz w:val="48"/>
           <w:szCs w:val="48"/>
         </w:rPr>
         <w:t>)</w:t>
+      </w:r>
+    </w:p>
+    <w:p>
+      <w:pPr>
+        <w:rPr>
+          <w:rStyle w:val="Heading1Char"/>
+          <w:rFonts w:ascii="Helvetica Light" w:eastAsia="Times New Roman" w:hAnsi="Helvetica Light" w:cs="Times New Roman"/>
+          <w:color w:val="auto"/>
+          <w:sz w:val="48"/>
+          <w:szCs w:val="48"/>
+        </w:rPr>
+      </w:pPr>
+      <w:r>
+        <w:rPr>
+          <w:rFonts w:ascii="Helvetica Light" w:hAnsi="Helvetica Light"/>
+        </w:rPr>
+        <w:t>4</w:t>
+      </w:r>
+      <w:r>
+        <w:rPr>
+          <w:rFonts w:ascii="Helvetica Light" w:hAnsi="Helvetica Light"/>
+        </w:rPr>
+        <w:t xml:space="preserve">.2 Now calculate the </w:t>
+      </w:r>
+      <w:r>
+        <w:rPr>
+          <w:rFonts w:ascii="Helvetica Light" w:eastAsia="+mn-ea" w:hAnsi="Helvetica Light"/>
+        </w:rPr>
+        <w:t>Lynx</w:t>
+      </w:r>
+      <w:r>
+        <w:rPr>
+          <w:rFonts w:ascii="Helvetica Light" w:hAnsi="Helvetica Light"/>
+        </w:rPr>
+        <w:t xml:space="preserve"> population for three years</w:t>
       </w:r>
     </w:p>
     <w:tbl>
@@ -1449,6 +1684,9 @@
             <w:pPr>
               <w:rPr>
                 <w:rStyle w:val="Heading1Char"/>
+                <w:rFonts w:ascii="Helvetica Light" w:hAnsi="Helvetica Light"/>
+                <w:i w:val="0"/>
+                <w:iCs w:val="0"/>
                 <w:sz w:val="32"/>
                 <w:szCs w:val="32"/>
               </w:rPr>
@@ -1456,6 +1694,9 @@
             <w:r>
               <w:rPr>
                 <w:rStyle w:val="Heading1Char"/>
+                <w:rFonts w:ascii="Helvetica Light" w:hAnsi="Helvetica Light"/>
+                <w:i w:val="0"/>
+                <w:iCs w:val="0"/>
                 <w:sz w:val="32"/>
                 <w:szCs w:val="32"/>
               </w:rPr>
@@ -1472,6 +1713,9 @@
               <w:cnfStyle w:val="100000000000" w:firstRow="1" w:lastRow="0" w:firstColumn="0" w:lastColumn="0" w:oddVBand="0" w:evenVBand="0" w:oddHBand="0" w:evenHBand="0" w:firstRowFirstColumn="0" w:firstRowLastColumn="0" w:lastRowFirstColumn="0" w:lastRowLastColumn="0"/>
               <w:rPr>
                 <w:rStyle w:val="Heading1Char"/>
+                <w:rFonts w:ascii="Helvetica Light" w:hAnsi="Helvetica Light"/>
+                <w:i w:val="0"/>
+                <w:iCs w:val="0"/>
                 <w:sz w:val="32"/>
                 <w:szCs w:val="32"/>
               </w:rPr>
@@ -1479,18 +1723,13 @@
             <w:r>
               <w:rPr>
                 <w:rStyle w:val="Heading1Char"/>
+                <w:rFonts w:ascii="Helvetica Light" w:hAnsi="Helvetica Light"/>
+                <w:i w:val="0"/>
+                <w:iCs w:val="0"/>
                 <w:sz w:val="32"/>
                 <w:szCs w:val="32"/>
               </w:rPr>
-              <w:t xml:space="preserve">Lynx </w:t>
-            </w:r>
-            <w:r>
-              <w:rPr>
-                <w:rStyle w:val="Heading1Char"/>
-                <w:sz w:val="32"/>
-                <w:szCs w:val="32"/>
-              </w:rPr>
-              <w:t>Population</w:t>
+              <w:t>Lynx Population</w:t>
             </w:r>
           </w:p>
         </w:tc>
@@ -1508,6 +1747,9 @@
             <w:pPr>
               <w:rPr>
                 <w:rStyle w:val="Heading1Char"/>
+                <w:rFonts w:ascii="Helvetica Light" w:hAnsi="Helvetica Light"/>
+                <w:i w:val="0"/>
+                <w:iCs w:val="0"/>
                 <w:sz w:val="32"/>
                 <w:szCs w:val="32"/>
               </w:rPr>
@@ -1515,6 +1757,9 @@
             <w:r>
               <w:rPr>
                 <w:rStyle w:val="Heading1Char"/>
+                <w:rFonts w:ascii="Helvetica Light" w:hAnsi="Helvetica Light"/>
+                <w:i w:val="0"/>
+                <w:iCs w:val="0"/>
                 <w:sz w:val="32"/>
                 <w:szCs w:val="32"/>
               </w:rPr>
@@ -1531,6 +1776,7 @@
               <w:cnfStyle w:val="000000100000" w:firstRow="0" w:lastRow="0" w:firstColumn="0" w:lastColumn="0" w:oddVBand="0" w:evenVBand="0" w:oddHBand="1" w:evenHBand="0" w:firstRowFirstColumn="0" w:firstRowLastColumn="0" w:lastRowFirstColumn="0" w:lastRowLastColumn="0"/>
               <w:rPr>
                 <w:rStyle w:val="Heading1Char"/>
+                <w:rFonts w:ascii="Helvetica Light" w:hAnsi="Helvetica Light"/>
                 <w:sz w:val="32"/>
                 <w:szCs w:val="32"/>
               </w:rPr>
@@ -1538,6 +1784,7 @@
             <w:r>
               <w:rPr>
                 <w:rStyle w:val="Heading1Char"/>
+                <w:rFonts w:ascii="Helvetica Light" w:hAnsi="Helvetica Light"/>
                 <w:sz w:val="32"/>
                 <w:szCs w:val="32"/>
               </w:rPr>
@@ -1556,6 +1803,9 @@
             <w:pPr>
               <w:rPr>
                 <w:rStyle w:val="Heading1Char"/>
+                <w:rFonts w:ascii="Helvetica Light" w:hAnsi="Helvetica Light"/>
+                <w:i w:val="0"/>
+                <w:iCs w:val="0"/>
                 <w:sz w:val="32"/>
                 <w:szCs w:val="32"/>
               </w:rPr>
@@ -1563,6 +1813,9 @@
             <w:r>
               <w:rPr>
                 <w:rStyle w:val="Heading1Char"/>
+                <w:rFonts w:ascii="Helvetica Light" w:hAnsi="Helvetica Light"/>
+                <w:i w:val="0"/>
+                <w:iCs w:val="0"/>
                 <w:sz w:val="32"/>
                 <w:szCs w:val="32"/>
               </w:rPr>
@@ -1579,6 +1832,7 @@
               <w:cnfStyle w:val="000000000000" w:firstRow="0" w:lastRow="0" w:firstColumn="0" w:lastColumn="0" w:oddVBand="0" w:evenVBand="0" w:oddHBand="0" w:evenHBand="0" w:firstRowFirstColumn="0" w:firstRowLastColumn="0" w:lastRowFirstColumn="0" w:lastRowLastColumn="0"/>
               <w:rPr>
                 <w:rStyle w:val="Heading1Char"/>
+                <w:rFonts w:ascii="Helvetica Light" w:hAnsi="Helvetica Light"/>
                 <w:sz w:val="32"/>
                 <w:szCs w:val="32"/>
               </w:rPr>
@@ -1599,6 +1853,9 @@
             <w:pPr>
               <w:rPr>
                 <w:rStyle w:val="Heading1Char"/>
+                <w:rFonts w:ascii="Helvetica Light" w:hAnsi="Helvetica Light"/>
+                <w:i w:val="0"/>
+                <w:iCs w:val="0"/>
                 <w:sz w:val="32"/>
                 <w:szCs w:val="32"/>
               </w:rPr>
@@ -1606,6 +1863,9 @@
             <w:r>
               <w:rPr>
                 <w:rStyle w:val="Heading1Char"/>
+                <w:rFonts w:ascii="Helvetica Light" w:hAnsi="Helvetica Light"/>
+                <w:i w:val="0"/>
+                <w:iCs w:val="0"/>
                 <w:sz w:val="32"/>
                 <w:szCs w:val="32"/>
               </w:rPr>
@@ -1622,6 +1882,7 @@
               <w:cnfStyle w:val="000000100000" w:firstRow="0" w:lastRow="0" w:firstColumn="0" w:lastColumn="0" w:oddVBand="0" w:evenVBand="0" w:oddHBand="1" w:evenHBand="0" w:firstRowFirstColumn="0" w:firstRowLastColumn="0" w:lastRowFirstColumn="0" w:lastRowLastColumn="0"/>
               <w:rPr>
                 <w:rStyle w:val="Heading1Char"/>
+                <w:rFonts w:ascii="Helvetica Light" w:hAnsi="Helvetica Light"/>
                 <w:sz w:val="32"/>
                 <w:szCs w:val="32"/>
               </w:rPr>
@@ -1639,6 +1900,9 @@
             <w:pPr>
               <w:rPr>
                 <w:rStyle w:val="Heading1Char"/>
+                <w:rFonts w:ascii="Helvetica Light" w:hAnsi="Helvetica Light"/>
+                <w:i w:val="0"/>
+                <w:iCs w:val="0"/>
                 <w:sz w:val="32"/>
                 <w:szCs w:val="32"/>
               </w:rPr>
@@ -1646,6 +1910,9 @@
             <w:r>
               <w:rPr>
                 <w:rStyle w:val="Heading1Char"/>
+                <w:rFonts w:ascii="Helvetica Light" w:hAnsi="Helvetica Light"/>
+                <w:i w:val="0"/>
+                <w:iCs w:val="0"/>
                 <w:sz w:val="32"/>
                 <w:szCs w:val="32"/>
               </w:rPr>
@@ -1662,6 +1929,7 @@
               <w:cnfStyle w:val="000000000000" w:firstRow="0" w:lastRow="0" w:firstColumn="0" w:lastColumn="0" w:oddVBand="0" w:evenVBand="0" w:oddHBand="0" w:evenHBand="0" w:firstRowFirstColumn="0" w:firstRowLastColumn="0" w:lastRowFirstColumn="0" w:lastRowLastColumn="0"/>
               <w:rPr>
                 <w:rStyle w:val="Heading1Char"/>
+                <w:rFonts w:ascii="Helvetica Light" w:hAnsi="Helvetica Light"/>
                 <w:sz w:val="32"/>
                 <w:szCs w:val="32"/>
               </w:rPr>
@@ -1672,18 +1940,38 @@
     </w:tbl>
     <w:p>
       <w:pPr>
-        <w:rPr>
-          <w:rStyle w:val="Heading1Char"/>
-          <w:color w:val="000000" w:themeColor="text1"/>
-          <w:sz w:val="24"/>
-          <w:szCs w:val="24"/>
-        </w:rPr>
-      </w:pPr>
-      <w:r>
-        <w:rPr>
-          <w:rStyle w:val="Heading1Char"/>
-          <w:b/>
-          <w:bCs/>
+        <w:pStyle w:val="Heading3"/>
+        <w:rPr>
+          <w:rStyle w:val="Heading1Char"/>
+          <w:rFonts w:ascii="Helvetica Light" w:hAnsi="Helvetica Light"/>
+          <w:sz w:val="28"/>
+          <w:szCs w:val="28"/>
+        </w:rPr>
+      </w:pPr>
+      <w:r>
+        <w:rPr>
+          <w:rStyle w:val="Heading1Char"/>
+          <w:rFonts w:ascii="Helvetica Light" w:hAnsi="Helvetica Light"/>
+          <w:sz w:val="28"/>
+          <w:szCs w:val="28"/>
+        </w:rPr>
+        <w:t>Exercise 5</w:t>
+      </w:r>
+    </w:p>
+    <w:p>
+      <w:pPr>
+        <w:rPr>
+          <w:rStyle w:val="Heading1Char"/>
+          <w:rFonts w:ascii="Helvetica Light" w:hAnsi="Helvetica Light"/>
+          <w:color w:val="000000" w:themeColor="text1"/>
+          <w:sz w:val="24"/>
+          <w:szCs w:val="24"/>
+        </w:rPr>
+      </w:pPr>
+      <w:r>
+        <w:rPr>
+          <w:rStyle w:val="Heading1Char"/>
+          <w:rFonts w:ascii="Helvetica Light" w:hAnsi="Helvetica Light"/>
           <w:color w:val="000000" w:themeColor="text1"/>
           <w:sz w:val="24"/>
           <w:szCs w:val="24"/>
@@ -1693,17 +1981,27 @@
       <w:r>
         <w:rPr>
           <w:rStyle w:val="Heading1Char"/>
-          <w:b/>
-          <w:bCs/>
-          <w:color w:val="000000" w:themeColor="text1"/>
-          <w:sz w:val="24"/>
-          <w:szCs w:val="24"/>
-        </w:rPr>
-        <w:t>ketch the Graph</w:t>
-      </w:r>
-      <w:r>
-        <w:rPr>
-          <w:rStyle w:val="Heading1Char"/>
+          <w:rFonts w:ascii="Helvetica Light" w:hAnsi="Helvetica Light"/>
+          <w:color w:val="000000" w:themeColor="text1"/>
+          <w:sz w:val="24"/>
+          <w:szCs w:val="24"/>
+        </w:rPr>
+        <w:t>ketch the</w:t>
+      </w:r>
+      <w:r>
+        <w:rPr>
+          <w:rStyle w:val="Heading1Char"/>
+          <w:rFonts w:ascii="Helvetica Light" w:hAnsi="Helvetica Light"/>
+          <w:color w:val="000000" w:themeColor="text1"/>
+          <w:sz w:val="24"/>
+          <w:szCs w:val="24"/>
+        </w:rPr>
+        <w:t xml:space="preserve"> graph for three years of Hare populations</w:t>
+      </w:r>
+      <w:r>
+        <w:rPr>
+          <w:rStyle w:val="Heading1Char"/>
+          <w:rFonts w:ascii="Helvetica Light" w:hAnsi="Helvetica Light"/>
           <w:color w:val="000000" w:themeColor="text1"/>
           <w:sz w:val="24"/>
           <w:szCs w:val="24"/>
@@ -1716,11 +2014,12 @@
         <w:jc w:val="center"/>
         <w:rPr>
           <w:rStyle w:val="Heading1Char"/>
-        </w:rPr>
-      </w:pPr>
-      <w:r>
-        <w:rPr>
-          <w:rFonts w:asciiTheme="majorHAnsi" w:eastAsiaTheme="majorEastAsia" w:hAnsiTheme="majorHAnsi" w:cstheme="majorBidi"/>
+          <w:rFonts w:ascii="Helvetica Light" w:hAnsi="Helvetica Light"/>
+        </w:rPr>
+      </w:pPr>
+      <w:r>
+        <w:rPr>
+          <w:rFonts w:ascii="Helvetica Light" w:eastAsiaTheme="majorEastAsia" w:hAnsi="Helvetica Light" w:cstheme="majorBidi"/>
           <w:noProof/>
           <w:color w:val="0F4761" w:themeColor="accent1" w:themeShade="BF"/>
           <w:sz w:val="40"/>
@@ -1771,36 +2070,68 @@
     </w:p>
     <w:p>
       <w:pPr>
-        <w:rPr>
-          <w:rStyle w:val="Heading1Char"/>
-          <w:b/>
-          <w:bCs/>
-          <w:color w:val="000000" w:themeColor="text1"/>
-          <w:sz w:val="24"/>
-          <w:szCs w:val="24"/>
-        </w:rPr>
-      </w:pPr>
-      <w:r>
-        <w:rPr>
-          <w:rStyle w:val="Heading1Char"/>
-          <w:b/>
-          <w:bCs/>
-          <w:color w:val="000000" w:themeColor="text1"/>
-          <w:sz w:val="24"/>
-          <w:szCs w:val="24"/>
-        </w:rPr>
-        <w:t>Guess what would happen in 100 years?</w:t>
-      </w:r>
-    </w:p>
-    <w:p>
-      <w:pPr>
-        <w:rPr>
-          <w:rStyle w:val="Heading1Char"/>
-        </w:rPr>
-      </w:pPr>
-      <w:r>
-        <w:rPr>
-          <w:rStyle w:val="Heading1Char"/>
+        <w:pStyle w:val="Heading3"/>
+        <w:rPr>
+          <w:rStyle w:val="Heading1Char"/>
+          <w:rFonts w:ascii="Helvetica Light" w:hAnsi="Helvetica Light"/>
+          <w:sz w:val="28"/>
+          <w:szCs w:val="28"/>
+        </w:rPr>
+      </w:pPr>
+      <w:r>
+        <w:rPr>
+          <w:rStyle w:val="Heading1Char"/>
+          <w:rFonts w:ascii="Helvetica Light" w:hAnsi="Helvetica Light"/>
+          <w:sz w:val="28"/>
+          <w:szCs w:val="28"/>
+        </w:rPr>
+        <w:t>Exercise 6</w:t>
+      </w:r>
+    </w:p>
+    <w:p>
+      <w:pPr>
+        <w:rPr>
+          <w:rStyle w:val="Heading1Char"/>
+          <w:rFonts w:ascii="Helvetica Light" w:hAnsi="Helvetica Light"/>
+          <w:color w:val="000000" w:themeColor="text1"/>
+          <w:sz w:val="24"/>
+          <w:szCs w:val="24"/>
+        </w:rPr>
+      </w:pPr>
+      <w:r>
+        <w:rPr>
+          <w:rStyle w:val="Heading1Char"/>
+          <w:rFonts w:ascii="Helvetica Light" w:hAnsi="Helvetica Light"/>
+          <w:color w:val="000000" w:themeColor="text1"/>
+          <w:sz w:val="24"/>
+          <w:szCs w:val="24"/>
+        </w:rPr>
+        <w:t xml:space="preserve">Guess what would happen </w:t>
+      </w:r>
+      <w:r>
+        <w:rPr>
+          <w:rStyle w:val="Heading1Char"/>
+          <w:rFonts w:ascii="Helvetica Light" w:hAnsi="Helvetica Light"/>
+          <w:color w:val="000000" w:themeColor="text1"/>
+          <w:sz w:val="24"/>
+          <w:szCs w:val="24"/>
+        </w:rPr>
+        <w:t xml:space="preserve">to the Lynx population </w:t>
+      </w:r>
+      <w:r>
+        <w:rPr>
+          <w:rStyle w:val="Heading1Char"/>
+          <w:rFonts w:ascii="Helvetica Light" w:hAnsi="Helvetica Light"/>
+          <w:color w:val="000000" w:themeColor="text1"/>
+          <w:sz w:val="24"/>
+          <w:szCs w:val="24"/>
+        </w:rPr>
+        <w:t>in 100 years?</w:t>
+      </w:r>
+      <w:r>
+        <w:rPr>
+          <w:rStyle w:val="Heading1Char"/>
+          <w:rFonts w:ascii="Helvetica Light" w:hAnsi="Helvetica Light"/>
         </w:rPr>
         <w:br w:type="page"/>
       </w:r>
@@ -1809,48 +2140,37 @@
       <w:pPr>
         <w:pStyle w:val="Heading2"/>
         <w:rPr>
-          <w:b/>
-          <w:bCs/>
-        </w:rPr>
-      </w:pPr>
-      <w:r>
-        <w:rPr>
-          <w:b/>
-          <w:bCs/>
+          <w:rFonts w:ascii="Helvetica Light" w:hAnsi="Helvetica Light"/>
+        </w:rPr>
+      </w:pPr>
+      <w:r>
+        <w:rPr>
+          <w:rFonts w:ascii="Helvetica Light" w:hAnsi="Helvetica Light"/>
         </w:rPr>
         <w:lastRenderedPageBreak/>
-        <w:t>Hares</w:t>
-      </w:r>
-      <w:r>
-        <w:rPr>
-          <w:b/>
-          <w:bCs/>
-        </w:rPr>
-        <w:t xml:space="preserve"> and Lynxes</w:t>
-      </w:r>
-      <w:r>
-        <w:rPr>
-          <w:b/>
-          <w:bCs/>
+        <w:t>Hares and Lynxes</w:t>
+      </w:r>
+      <w:r>
+        <w:rPr>
+          <w:rFonts w:ascii="Helvetica Light" w:hAnsi="Helvetica Light"/>
         </w:rPr>
         <w:tab/>
       </w:r>
       <w:r>
         <w:rPr>
-          <w:b/>
-          <w:bCs/>
+          <w:rFonts w:ascii="Helvetica Light" w:hAnsi="Helvetica Light"/>
         </w:rPr>
         <w:tab/>
       </w:r>
       <w:r>
         <w:rPr>
-          <w:b/>
-          <w:bCs/>
+          <w:rFonts w:ascii="Helvetica Light" w:hAnsi="Helvetica Light"/>
         </w:rPr>
         <w:tab/>
       </w:r>
       <w:r>
         <w:rPr>
+          <w:rFonts w:ascii="Helvetica Light" w:hAnsi="Helvetica Light"/>
           <w:noProof/>
         </w:rPr>
         <w:drawing>
@@ -1897,34 +2217,31 @@
       </w:r>
       <w:r>
         <w:rPr>
-          <w:b/>
-          <w:bCs/>
+          <w:rFonts w:ascii="Helvetica Light" w:hAnsi="Helvetica Light"/>
         </w:rPr>
         <w:tab/>
       </w:r>
       <w:r>
         <w:rPr>
-          <w:b/>
-          <w:bCs/>
+          <w:rFonts w:ascii="Helvetica Light" w:hAnsi="Helvetica Light"/>
         </w:rPr>
         <w:tab/>
       </w:r>
       <w:r>
         <w:rPr>
-          <w:b/>
-          <w:bCs/>
+          <w:rFonts w:ascii="Helvetica Light" w:hAnsi="Helvetica Light"/>
         </w:rPr>
         <w:tab/>
       </w:r>
       <w:r>
         <w:rPr>
-          <w:b/>
-          <w:bCs/>
+          <w:rFonts w:ascii="Helvetica Light" w:hAnsi="Helvetica Light"/>
         </w:rPr>
         <w:tab/>
       </w:r>
       <w:r>
         <w:rPr>
+          <w:rFonts w:ascii="Helvetica Light" w:hAnsi="Helvetica Light"/>
           <w:noProof/>
         </w:rPr>
         <w:drawing>
@@ -1978,7 +2295,29 @@
       </w:r>
     </w:p>
     <w:p>
-      <w:r>
+      <w:pPr>
+        <w:pStyle w:val="Heading3"/>
+        <w:rPr>
+          <w:rFonts w:ascii="Helvetica Light" w:hAnsi="Helvetica Light"/>
+        </w:rPr>
+      </w:pPr>
+      <w:r>
+        <w:rPr>
+          <w:rFonts w:ascii="Helvetica Light" w:hAnsi="Helvetica Light"/>
+        </w:rPr>
+        <w:t>Exercise 7</w:t>
+      </w:r>
+    </w:p>
+    <w:p>
+      <w:pPr>
+        <w:rPr>
+          <w:rFonts w:ascii="Helvetica Light" w:hAnsi="Helvetica Light"/>
+        </w:rPr>
+      </w:pPr>
+      <w:r>
+        <w:rPr>
+          <w:rFonts w:ascii="Helvetica Light" w:hAnsi="Helvetica Light"/>
+        </w:rPr>
         <w:t>Label the graph:</w:t>
       </w:r>
     </w:p>
@@ -1987,18 +2326,19 @@
         <w:jc w:val="center"/>
         <w:rPr>
           <w:rStyle w:val="Heading1Char"/>
-        </w:rPr>
-      </w:pPr>
-      <w:r>
-        <w:rPr>
-          <w:rFonts w:asciiTheme="majorHAnsi" w:eastAsiaTheme="majorEastAsia" w:hAnsiTheme="majorHAnsi" w:cstheme="majorBidi"/>
+          <w:rFonts w:ascii="Helvetica Light" w:hAnsi="Helvetica Light"/>
+        </w:rPr>
+      </w:pPr>
+      <w:r>
+        <w:rPr>
+          <w:rFonts w:ascii="Helvetica Light" w:eastAsiaTheme="majorEastAsia" w:hAnsi="Helvetica Light" w:cstheme="majorBidi"/>
           <w:noProof/>
           <w:color w:val="0F4761" w:themeColor="accent1" w:themeShade="BF"/>
           <w:sz w:val="40"/>
           <w:szCs w:val="40"/>
         </w:rPr>
         <w:drawing>
-          <wp:inline distT="0" distB="0" distL="0" distR="0" wp14:anchorId="2A498FAE" wp14:editId="164F97A0">
+          <wp:inline distT="0" distB="0" distL="0" distR="0" wp14:anchorId="2A498FAE" wp14:editId="6BB9D489">
             <wp:extent cx="4541817" cy="1519310"/>
             <wp:effectExtent l="0" t="0" r="5080" b="5080"/>
             <wp:docPr id="2056138718" name="Picture 6" descr="A screenshot of a diagram&#10;&#10;Description automatically generated"/>
@@ -2052,18 +2392,19 @@
         <w:jc w:val="center"/>
         <w:rPr>
           <w:rStyle w:val="Heading1Char"/>
-        </w:rPr>
-      </w:pPr>
-      <w:r>
-        <w:rPr>
-          <w:rFonts w:asciiTheme="majorHAnsi" w:eastAsiaTheme="majorEastAsia" w:hAnsiTheme="majorHAnsi" w:cstheme="majorBidi"/>
+          <w:rFonts w:ascii="Helvetica Light" w:hAnsi="Helvetica Light"/>
+        </w:rPr>
+      </w:pPr>
+      <w:r>
+        <w:rPr>
+          <w:rFonts w:ascii="Helvetica Light" w:eastAsiaTheme="majorEastAsia" w:hAnsi="Helvetica Light" w:cstheme="majorBidi"/>
           <w:noProof/>
           <w:color w:val="0F4761" w:themeColor="accent1" w:themeShade="BF"/>
           <w:sz w:val="40"/>
           <w:szCs w:val="40"/>
         </w:rPr>
         <w:drawing>
-          <wp:inline distT="0" distB="0" distL="0" distR="0" wp14:anchorId="13ED87A2" wp14:editId="7E5ECF9C">
+          <wp:inline distT="0" distB="0" distL="0" distR="0" wp14:anchorId="13ED87A2" wp14:editId="2AED4697">
             <wp:extent cx="2649630" cy="1107440"/>
             <wp:effectExtent l="0" t="0" r="5080" b="0"/>
             <wp:docPr id="4" name="Content Placeholder 8">
@@ -2123,14 +2464,14 @@
       </w:r>
       <w:r>
         <w:rPr>
-          <w:rFonts w:asciiTheme="majorHAnsi" w:eastAsiaTheme="majorEastAsia" w:hAnsiTheme="majorHAnsi" w:cstheme="majorBidi"/>
+          <w:rFonts w:ascii="Helvetica Light" w:eastAsiaTheme="majorEastAsia" w:hAnsi="Helvetica Light" w:cstheme="majorBidi"/>
           <w:noProof/>
           <w:color w:val="0F4761" w:themeColor="accent1" w:themeShade="BF"/>
           <w:sz w:val="40"/>
           <w:szCs w:val="40"/>
         </w:rPr>
         <w:drawing>
-          <wp:inline distT="0" distB="0" distL="0" distR="0" wp14:anchorId="358CC812" wp14:editId="5AAEC8EB">
+          <wp:inline distT="0" distB="0" distL="0" distR="0" wp14:anchorId="358CC812" wp14:editId="4A333E63">
             <wp:extent cx="2844285" cy="1097280"/>
             <wp:effectExtent l="0" t="0" r="635" b="0"/>
             <wp:docPr id="1530259331" name="Picture 7" descr="A screenshot of a graph&#10;&#10;Description automatically generated"/>
@@ -2184,21 +2525,54 @@
         <w:jc w:val="center"/>
         <w:rPr>
           <w:rStyle w:val="Heading1Char"/>
-        </w:rPr>
-      </w:pPr>
-    </w:p>
-    <w:p>
-      <w:pPr>
-        <w:rPr>
-          <w:rStyle w:val="Heading1Char"/>
-          <w:color w:val="000000" w:themeColor="text1"/>
-          <w:sz w:val="24"/>
-          <w:szCs w:val="24"/>
-        </w:rPr>
-      </w:pPr>
-      <w:r>
-        <w:rPr>
-          <w:rStyle w:val="Heading1Char"/>
+          <w:rFonts w:ascii="Helvetica Light" w:hAnsi="Helvetica Light"/>
+        </w:rPr>
+      </w:pPr>
+    </w:p>
+    <w:p>
+      <w:pPr>
+        <w:pStyle w:val="Heading3"/>
+        <w:rPr>
+          <w:rStyle w:val="Heading1Char"/>
+          <w:rFonts w:ascii="Helvetica Light" w:hAnsi="Helvetica Light"/>
+          <w:sz w:val="28"/>
+          <w:szCs w:val="28"/>
+        </w:rPr>
+      </w:pPr>
+      <w:r>
+        <w:rPr>
+          <w:rStyle w:val="Heading1Char"/>
+          <w:rFonts w:ascii="Helvetica Light" w:hAnsi="Helvetica Light"/>
+          <w:sz w:val="28"/>
+          <w:szCs w:val="28"/>
+        </w:rPr>
+        <w:t>Exercise 8</w:t>
+      </w:r>
+    </w:p>
+    <w:p>
+      <w:pPr>
+        <w:rPr>
+          <w:rStyle w:val="Heading1Char"/>
+          <w:rFonts w:ascii="Helvetica Light" w:hAnsi="Helvetica Light"/>
+          <w:color w:val="000000" w:themeColor="text1"/>
+          <w:sz w:val="24"/>
+          <w:szCs w:val="24"/>
+        </w:rPr>
+      </w:pPr>
+      <w:r>
+        <w:rPr>
+          <w:rStyle w:val="Heading1Char"/>
+          <w:rFonts w:ascii="Helvetica Light" w:hAnsi="Helvetica Light"/>
+          <w:color w:val="000000" w:themeColor="text1"/>
+          <w:sz w:val="24"/>
+          <w:szCs w:val="24"/>
+        </w:rPr>
+        <w:t xml:space="preserve">8.1 </w:t>
+      </w:r>
+      <w:r>
+        <w:rPr>
+          <w:rStyle w:val="Heading1Char"/>
+          <w:rFonts w:ascii="Helvetica Light" w:hAnsi="Helvetica Light"/>
           <w:color w:val="000000" w:themeColor="text1"/>
           <w:sz w:val="24"/>
           <w:szCs w:val="24"/>
@@ -2208,6 +2582,7 @@
       <w:r>
         <w:rPr>
           <w:rStyle w:val="Heading1Char"/>
+          <w:rFonts w:ascii="Helvetica Light" w:hAnsi="Helvetica Light"/>
           <w:color w:val="000000" w:themeColor="text1"/>
           <w:sz w:val="24"/>
           <w:szCs w:val="24"/>
@@ -2217,6 +2592,47 @@
       <w:r>
         <w:rPr>
           <w:rStyle w:val="Heading1Char"/>
+          <w:rFonts w:ascii="Helvetica Light" w:hAnsi="Helvetica Light"/>
+          <w:color w:val="000000" w:themeColor="text1"/>
+          <w:sz w:val="24"/>
+          <w:szCs w:val="24"/>
+        </w:rPr>
+        <w:t xml:space="preserve">0 Lynxes </w:t>
+      </w:r>
+      <w:r>
+        <w:rPr>
+          <w:rStyle w:val="Heading1Char"/>
+          <w:rFonts w:ascii="Helvetica Light" w:hAnsi="Helvetica Light"/>
+          <w:color w:val="000000" w:themeColor="text1"/>
+          <w:sz w:val="24"/>
+          <w:szCs w:val="24"/>
+        </w:rPr>
+        <w:t>with</w:t>
+      </w:r>
+      <w:r>
+        <w:rPr>
+          <w:rStyle w:val="Heading1Char"/>
+          <w:rFonts w:ascii="Helvetica Light" w:hAnsi="Helvetica Light"/>
+          <w:color w:val="000000" w:themeColor="text1"/>
+          <w:sz w:val="24"/>
+          <w:szCs w:val="24"/>
+        </w:rPr>
+        <w:t xml:space="preserve"> a </w:t>
+      </w:r>
+      <w:r>
+        <w:rPr>
+          <w:rStyle w:val="Heading1Char"/>
+          <w:rFonts w:ascii="Helvetica Light" w:hAnsi="Helvetica Light"/>
+          <w:color w:val="000000" w:themeColor="text1"/>
+          <w:sz w:val="24"/>
+          <w:szCs w:val="24"/>
+        </w:rPr>
+        <w:t xml:space="preserve">birth rate of </w:t>
+      </w:r>
+      <w:r>
+        <w:rPr>
+          <w:rStyle w:val="Heading1Char"/>
+          <w:rFonts w:ascii="Helvetica Light" w:hAnsi="Helvetica Light"/>
           <w:color w:val="000000" w:themeColor="text1"/>
           <w:sz w:val="24"/>
           <w:szCs w:val="24"/>
@@ -2226,6 +2642,67 @@
       <w:r>
         <w:rPr>
           <w:rStyle w:val="Heading1Char"/>
+          <w:rFonts w:ascii="Helvetica Light" w:hAnsi="Helvetica Light"/>
+          <w:color w:val="000000" w:themeColor="text1"/>
+          <w:sz w:val="24"/>
+          <w:szCs w:val="24"/>
+        </w:rPr>
+        <w:t xml:space="preserve">.2, a </w:t>
+      </w:r>
+      <w:r>
+        <w:rPr>
+          <w:rStyle w:val="Heading1Char"/>
+          <w:rFonts w:ascii="Helvetica Light" w:hAnsi="Helvetica Light"/>
+          <w:color w:val="000000" w:themeColor="text1"/>
+          <w:sz w:val="24"/>
+          <w:szCs w:val="24"/>
+        </w:rPr>
+        <w:t xml:space="preserve">death rate of </w:t>
+      </w:r>
+      <w:r>
+        <w:rPr>
+          <w:rStyle w:val="Heading1Char"/>
+          <w:rFonts w:ascii="Helvetica Light" w:hAnsi="Helvetica Light"/>
+          <w:color w:val="000000" w:themeColor="text1"/>
+          <w:sz w:val="24"/>
+          <w:szCs w:val="24"/>
+        </w:rPr>
+        <w:t>0.1, a eat rate of 0.0</w:t>
+      </w:r>
+      <w:r>
+        <w:rPr>
+          <w:rStyle w:val="Heading1Char"/>
+          <w:rFonts w:ascii="Helvetica Light" w:hAnsi="Helvetica Light"/>
+          <w:color w:val="000000" w:themeColor="text1"/>
+          <w:sz w:val="24"/>
+          <w:szCs w:val="24"/>
+        </w:rPr>
+        <w:t>05</w:t>
+      </w:r>
+      <w:r>
+        <w:rPr>
+          <w:rStyle w:val="Heading1Char"/>
+          <w:rFonts w:ascii="Helvetica Light" w:hAnsi="Helvetica Light"/>
+          <w:color w:val="000000" w:themeColor="text1"/>
+          <w:sz w:val="24"/>
+          <w:szCs w:val="24"/>
+        </w:rPr>
+        <w:t xml:space="preserve"> and a food rate of 0.0</w:t>
+      </w:r>
+      <w:r>
+        <w:rPr>
+          <w:rStyle w:val="Heading1Char"/>
+          <w:rFonts w:ascii="Helvetica Light" w:hAnsi="Helvetica Light"/>
+          <w:color w:val="000000" w:themeColor="text1"/>
+          <w:sz w:val="24"/>
+          <w:szCs w:val="24"/>
+        </w:rPr>
+        <w:t>02</w:t>
+      </w:r>
+      <w:r>
+        <w:rPr>
+          <w:rStyle w:val="Heading1Char"/>
+          <w:rFonts w:ascii="Helvetica Light" w:hAnsi="Helvetica Light"/>
           <w:color w:val="000000" w:themeColor="text1"/>
           <w:sz w:val="24"/>
           <w:szCs w:val="24"/>
@@ -2235,132 +2712,7 @@
       <w:r>
         <w:rPr>
           <w:rStyle w:val="Heading1Char"/>
-          <w:color w:val="000000" w:themeColor="text1"/>
-          <w:sz w:val="24"/>
-          <w:szCs w:val="24"/>
-        </w:rPr>
-        <w:t>Lynxes</w:t>
-      </w:r>
-      <w:r>
-        <w:rPr>
-          <w:rStyle w:val="Heading1Char"/>
-          <w:color w:val="000000" w:themeColor="text1"/>
-          <w:sz w:val="24"/>
-          <w:szCs w:val="24"/>
-        </w:rPr>
-        <w:t xml:space="preserve"> </w:t>
-      </w:r>
-      <w:r>
-        <w:rPr>
-          <w:rStyle w:val="Heading1Char"/>
-          <w:color w:val="000000" w:themeColor="text1"/>
-          <w:sz w:val="24"/>
-          <w:szCs w:val="24"/>
-        </w:rPr>
-        <w:t>with</w:t>
-      </w:r>
-      <w:r>
-        <w:rPr>
-          <w:rStyle w:val="Heading1Char"/>
-          <w:color w:val="000000" w:themeColor="text1"/>
-          <w:sz w:val="24"/>
-          <w:szCs w:val="24"/>
-        </w:rPr>
-        <w:t xml:space="preserve"> a </w:t>
-      </w:r>
-      <w:r>
-        <w:rPr>
-          <w:rStyle w:val="Heading1Char"/>
-          <w:color w:val="000000" w:themeColor="text1"/>
-          <w:sz w:val="24"/>
-          <w:szCs w:val="24"/>
-        </w:rPr>
-        <w:t xml:space="preserve">birth rate of </w:t>
-      </w:r>
-      <w:r>
-        <w:rPr>
-          <w:rStyle w:val="Heading1Char"/>
-          <w:color w:val="000000" w:themeColor="text1"/>
-          <w:sz w:val="24"/>
-          <w:szCs w:val="24"/>
-        </w:rPr>
-        <w:t>0</w:t>
-      </w:r>
-      <w:r>
-        <w:rPr>
-          <w:rStyle w:val="Heading1Char"/>
-          <w:color w:val="000000" w:themeColor="text1"/>
-          <w:sz w:val="24"/>
-          <w:szCs w:val="24"/>
-        </w:rPr>
-        <w:t xml:space="preserve">.2, a </w:t>
-      </w:r>
-      <w:r>
-        <w:rPr>
-          <w:rStyle w:val="Heading1Char"/>
-          <w:color w:val="000000" w:themeColor="text1"/>
-          <w:sz w:val="24"/>
-          <w:szCs w:val="24"/>
-        </w:rPr>
-        <w:t>death</w:t>
-      </w:r>
-      <w:r>
-        <w:rPr>
-          <w:rStyle w:val="Heading1Char"/>
-          <w:color w:val="000000" w:themeColor="text1"/>
-          <w:sz w:val="24"/>
-          <w:szCs w:val="24"/>
-        </w:rPr>
-        <w:t xml:space="preserve"> rate of </w:t>
-      </w:r>
-      <w:r>
-        <w:rPr>
-          <w:rStyle w:val="Heading1Char"/>
-          <w:color w:val="000000" w:themeColor="text1"/>
-          <w:sz w:val="24"/>
-          <w:szCs w:val="24"/>
-        </w:rPr>
-        <w:t>0.1, a eat rate of 0.0</w:t>
-      </w:r>
-      <w:r>
-        <w:rPr>
-          <w:rStyle w:val="Heading1Char"/>
-          <w:color w:val="000000" w:themeColor="text1"/>
-          <w:sz w:val="24"/>
-          <w:szCs w:val="24"/>
-        </w:rPr>
-        <w:t>05</w:t>
-      </w:r>
-      <w:r>
-        <w:rPr>
-          <w:rStyle w:val="Heading1Char"/>
-          <w:color w:val="000000" w:themeColor="text1"/>
-          <w:sz w:val="24"/>
-          <w:szCs w:val="24"/>
-        </w:rPr>
-        <w:t xml:space="preserve"> and a food rate of 0.0</w:t>
-      </w:r>
-      <w:r>
-        <w:rPr>
-          <w:rStyle w:val="Heading1Char"/>
-          <w:color w:val="000000" w:themeColor="text1"/>
-          <w:sz w:val="24"/>
-          <w:szCs w:val="24"/>
-        </w:rPr>
-        <w:t>02</w:t>
-      </w:r>
-      <w:r>
-        <w:rPr>
-          <w:rStyle w:val="Heading1Char"/>
-          <w:color w:val="000000" w:themeColor="text1"/>
-          <w:sz w:val="24"/>
-          <w:szCs w:val="24"/>
-        </w:rPr>
-        <w:t xml:space="preserve"> </w:t>
-      </w:r>
-      <w:r>
-        <w:rPr>
-          <w:rStyle w:val="Heading1Char"/>
+          <w:rFonts w:ascii="Helvetica Light" w:hAnsi="Helvetica Light"/>
           <w:color w:val="000000" w:themeColor="text1"/>
           <w:sz w:val="24"/>
           <w:szCs w:val="24"/>
@@ -2370,6 +2722,7 @@
       <w:r>
         <w:rPr>
           <w:rStyle w:val="Heading1Char"/>
+          <w:rFonts w:ascii="Helvetica Light" w:hAnsi="Helvetica Light"/>
           <w:color w:val="000000" w:themeColor="text1"/>
           <w:sz w:val="24"/>
           <w:szCs w:val="24"/>
@@ -2379,11 +2732,32 @@
       <w:r>
         <w:rPr>
           <w:rStyle w:val="Heading1Char"/>
-          <w:color w:val="000000" w:themeColor="text1"/>
-          <w:sz w:val="24"/>
-          <w:szCs w:val="24"/>
-        </w:rPr>
-        <w:t xml:space="preserve"> be after three years?</w:t>
+          <w:rFonts w:ascii="Helvetica Light" w:hAnsi="Helvetica Light"/>
+          <w:color w:val="000000" w:themeColor="text1"/>
+          <w:sz w:val="24"/>
+          <w:szCs w:val="24"/>
+        </w:rPr>
+        <w:t xml:space="preserve"> be after </w:t>
+      </w:r>
+      <w:r>
+        <w:rPr>
+          <w:rStyle w:val="Heading1Char"/>
+          <w:rFonts w:ascii="Helvetica Light" w:hAnsi="Helvetica Light"/>
+          <w:color w:val="000000" w:themeColor="text1"/>
+          <w:sz w:val="24"/>
+          <w:szCs w:val="24"/>
+        </w:rPr>
+        <w:t>one</w:t>
+      </w:r>
+      <w:r>
+        <w:rPr>
+          <w:rStyle w:val="Heading1Char"/>
+          <w:rFonts w:ascii="Helvetica Light" w:hAnsi="Helvetica Light"/>
+          <w:color w:val="000000" w:themeColor="text1"/>
+          <w:sz w:val="24"/>
+          <w:szCs w:val="24"/>
+        </w:rPr>
+        <w:t xml:space="preserve"> year?</w:t>
       </w:r>
     </w:p>
     <w:tbl>
@@ -2411,6 +2785,9 @@
             <w:pPr>
               <w:rPr>
                 <w:rStyle w:val="Heading1Char"/>
+                <w:rFonts w:ascii="Helvetica Light" w:hAnsi="Helvetica Light"/>
+                <w:b w:val="0"/>
+                <w:bCs w:val="0"/>
                 <w:sz w:val="24"/>
                 <w:szCs w:val="24"/>
               </w:rPr>
@@ -2418,6 +2795,9 @@
             <w:r>
               <w:rPr>
                 <w:rStyle w:val="Heading1Char"/>
+                <w:rFonts w:ascii="Helvetica Light" w:hAnsi="Helvetica Light"/>
+                <w:b w:val="0"/>
+                <w:bCs w:val="0"/>
                 <w:sz w:val="24"/>
                 <w:szCs w:val="24"/>
               </w:rPr>
@@ -2434,6 +2814,9 @@
               <w:cnfStyle w:val="100000000000" w:firstRow="1" w:lastRow="0" w:firstColumn="0" w:lastColumn="0" w:oddVBand="0" w:evenVBand="0" w:oddHBand="0" w:evenHBand="0" w:firstRowFirstColumn="0" w:firstRowLastColumn="0" w:lastRowFirstColumn="0" w:lastRowLastColumn="0"/>
               <w:rPr>
                 <w:rStyle w:val="Heading1Char"/>
+                <w:rFonts w:ascii="Helvetica Light" w:hAnsi="Helvetica Light"/>
+                <w:b w:val="0"/>
+                <w:bCs w:val="0"/>
                 <w:sz w:val="24"/>
                 <w:szCs w:val="24"/>
               </w:rPr>
@@ -2441,6 +2824,9 @@
             <w:r>
               <w:rPr>
                 <w:rStyle w:val="Heading1Char"/>
+                <w:rFonts w:ascii="Helvetica Light" w:hAnsi="Helvetica Light"/>
+                <w:b w:val="0"/>
+                <w:bCs w:val="0"/>
                 <w:sz w:val="24"/>
                 <w:szCs w:val="24"/>
               </w:rPr>
@@ -2457,6 +2843,9 @@
               <w:cnfStyle w:val="100000000000" w:firstRow="1" w:lastRow="0" w:firstColumn="0" w:lastColumn="0" w:oddVBand="0" w:evenVBand="0" w:oddHBand="0" w:evenHBand="0" w:firstRowFirstColumn="0" w:firstRowLastColumn="0" w:lastRowFirstColumn="0" w:lastRowLastColumn="0"/>
               <w:rPr>
                 <w:rStyle w:val="Heading1Char"/>
+                <w:rFonts w:ascii="Helvetica Light" w:hAnsi="Helvetica Light"/>
+                <w:b w:val="0"/>
+                <w:bCs w:val="0"/>
                 <w:sz w:val="24"/>
                 <w:szCs w:val="24"/>
               </w:rPr>
@@ -2464,6 +2853,9 @@
             <w:r>
               <w:rPr>
                 <w:rStyle w:val="Heading1Char"/>
+                <w:rFonts w:ascii="Helvetica Light" w:hAnsi="Helvetica Light"/>
+                <w:b w:val="0"/>
+                <w:bCs w:val="0"/>
                 <w:sz w:val="24"/>
                 <w:szCs w:val="24"/>
               </w:rPr>
@@ -2480,6 +2872,9 @@
               <w:cnfStyle w:val="100000000000" w:firstRow="1" w:lastRow="0" w:firstColumn="0" w:lastColumn="0" w:oddVBand="0" w:evenVBand="0" w:oddHBand="0" w:evenHBand="0" w:firstRowFirstColumn="0" w:firstRowLastColumn="0" w:lastRowFirstColumn="0" w:lastRowLastColumn="0"/>
               <w:rPr>
                 <w:rStyle w:val="Heading1Char"/>
+                <w:rFonts w:ascii="Helvetica Light" w:hAnsi="Helvetica Light"/>
+                <w:b w:val="0"/>
+                <w:bCs w:val="0"/>
                 <w:sz w:val="24"/>
                 <w:szCs w:val="24"/>
               </w:rPr>
@@ -2487,6 +2882,9 @@
             <w:r>
               <w:rPr>
                 <w:rStyle w:val="Heading1Char"/>
+                <w:rFonts w:ascii="Helvetica Light" w:hAnsi="Helvetica Light"/>
+                <w:b w:val="0"/>
+                <w:bCs w:val="0"/>
                 <w:sz w:val="24"/>
                 <w:szCs w:val="24"/>
               </w:rPr>
@@ -2508,6 +2906,9 @@
             <w:pPr>
               <w:rPr>
                 <w:rStyle w:val="Heading1Char"/>
+                <w:rFonts w:ascii="Helvetica Light" w:hAnsi="Helvetica Light"/>
+                <w:b w:val="0"/>
+                <w:bCs w:val="0"/>
                 <w:sz w:val="24"/>
                 <w:szCs w:val="24"/>
               </w:rPr>
@@ -2515,6 +2916,9 @@
             <w:r>
               <w:rPr>
                 <w:rStyle w:val="Heading1Char"/>
+                <w:rFonts w:ascii="Helvetica Light" w:hAnsi="Helvetica Light"/>
+                <w:b w:val="0"/>
+                <w:bCs w:val="0"/>
                 <w:sz w:val="24"/>
                 <w:szCs w:val="24"/>
               </w:rPr>
@@ -2531,6 +2935,7 @@
               <w:cnfStyle w:val="000000100000" w:firstRow="0" w:lastRow="0" w:firstColumn="0" w:lastColumn="0" w:oddVBand="0" w:evenVBand="0" w:oddHBand="1" w:evenHBand="0" w:firstRowFirstColumn="0" w:firstRowLastColumn="0" w:lastRowFirstColumn="0" w:lastRowLastColumn="0"/>
               <w:rPr>
                 <w:rStyle w:val="Heading1Char"/>
+                <w:rFonts w:ascii="Helvetica Light" w:hAnsi="Helvetica Light"/>
                 <w:sz w:val="24"/>
                 <w:szCs w:val="24"/>
               </w:rPr>
@@ -2538,6 +2943,7 @@
             <w:r>
               <w:rPr>
                 <w:rStyle w:val="Heading1Char"/>
+                <w:rFonts w:ascii="Helvetica Light" w:hAnsi="Helvetica Light"/>
                 <w:sz w:val="24"/>
                 <w:szCs w:val="24"/>
               </w:rPr>
@@ -2554,8 +2960,7 @@
               <w:cnfStyle w:val="000000100000" w:firstRow="0" w:lastRow="0" w:firstColumn="0" w:lastColumn="0" w:oddVBand="0" w:evenVBand="0" w:oddHBand="1" w:evenHBand="0" w:firstRowFirstColumn="0" w:firstRowLastColumn="0" w:lastRowFirstColumn="0" w:lastRowLastColumn="0"/>
               <w:rPr>
                 <w:rStyle w:val="Heading1Char"/>
-                <w:b/>
-                <w:bCs/>
+                <w:rFonts w:ascii="Helvetica Light" w:hAnsi="Helvetica Light"/>
                 <w:sz w:val="24"/>
                 <w:szCs w:val="24"/>
               </w:rPr>
@@ -2563,8 +2968,7 @@
             <w:r>
               <w:rPr>
                 <w:rStyle w:val="Heading1Char"/>
-                <w:b/>
-                <w:bCs/>
+                <w:rFonts w:ascii="Helvetica Light" w:hAnsi="Helvetica Light"/>
                 <w:sz w:val="24"/>
                 <w:szCs w:val="24"/>
               </w:rPr>
@@ -2581,6 +2985,7 @@
               <w:cnfStyle w:val="000000100000" w:firstRow="0" w:lastRow="0" w:firstColumn="0" w:lastColumn="0" w:oddVBand="0" w:evenVBand="0" w:oddHBand="1" w:evenHBand="0" w:firstRowFirstColumn="0" w:firstRowLastColumn="0" w:lastRowFirstColumn="0" w:lastRowLastColumn="0"/>
               <w:rPr>
                 <w:rStyle w:val="Heading1Char"/>
+                <w:rFonts w:ascii="Helvetica Light" w:hAnsi="Helvetica Light"/>
                 <w:sz w:val="24"/>
                 <w:szCs w:val="24"/>
               </w:rPr>
@@ -2588,6 +2993,7 @@
             <w:r>
               <w:rPr>
                 <w:rStyle w:val="Heading1Char"/>
+                <w:rFonts w:ascii="Helvetica Light" w:hAnsi="Helvetica Light"/>
                 <w:sz w:val="24"/>
                 <w:szCs w:val="24"/>
               </w:rPr>
@@ -2606,6 +3012,9 @@
             <w:pPr>
               <w:rPr>
                 <w:rStyle w:val="Heading1Char"/>
+                <w:rFonts w:ascii="Helvetica Light" w:hAnsi="Helvetica Light"/>
+                <w:b w:val="0"/>
+                <w:bCs w:val="0"/>
                 <w:sz w:val="24"/>
                 <w:szCs w:val="24"/>
               </w:rPr>
@@ -2613,6 +3022,9 @@
             <w:r>
               <w:rPr>
                 <w:rStyle w:val="Heading1Char"/>
+                <w:rFonts w:ascii="Helvetica Light" w:hAnsi="Helvetica Light"/>
+                <w:b w:val="0"/>
+                <w:bCs w:val="0"/>
                 <w:sz w:val="24"/>
                 <w:szCs w:val="24"/>
               </w:rPr>
@@ -2629,6 +3041,7 @@
               <w:cnfStyle w:val="000000000000" w:firstRow="0" w:lastRow="0" w:firstColumn="0" w:lastColumn="0" w:oddVBand="0" w:evenVBand="0" w:oddHBand="0" w:evenHBand="0" w:firstRowFirstColumn="0" w:firstRowLastColumn="0" w:lastRowFirstColumn="0" w:lastRowLastColumn="0"/>
               <w:rPr>
                 <w:rStyle w:val="Heading1Char"/>
+                <w:rFonts w:ascii="Helvetica Light" w:hAnsi="Helvetica Light"/>
                 <w:sz w:val="24"/>
                 <w:szCs w:val="24"/>
               </w:rPr>
@@ -2636,6 +3049,7 @@
             <w:r>
               <w:rPr>
                 <w:rStyle w:val="Heading1Char"/>
+                <w:rFonts w:ascii="Helvetica Light" w:hAnsi="Helvetica Light"/>
                 <w:sz w:val="24"/>
                 <w:szCs w:val="24"/>
               </w:rPr>
@@ -2652,8 +3066,7 @@
               <w:cnfStyle w:val="000000000000" w:firstRow="0" w:lastRow="0" w:firstColumn="0" w:lastColumn="0" w:oddVBand="0" w:evenVBand="0" w:oddHBand="0" w:evenHBand="0" w:firstRowFirstColumn="0" w:firstRowLastColumn="0" w:lastRowFirstColumn="0" w:lastRowLastColumn="0"/>
               <w:rPr>
                 <w:rStyle w:val="Heading1Char"/>
-                <w:b/>
-                <w:bCs/>
+                <w:rFonts w:ascii="Helvetica Light" w:hAnsi="Helvetica Light"/>
                 <w:sz w:val="24"/>
                 <w:szCs w:val="24"/>
               </w:rPr>
@@ -2661,8 +3074,7 @@
             <w:r>
               <w:rPr>
                 <w:rStyle w:val="Heading1Char"/>
-                <w:b/>
-                <w:bCs/>
+                <w:rFonts w:ascii="Helvetica Light" w:hAnsi="Helvetica Light"/>
                 <w:sz w:val="24"/>
                 <w:szCs w:val="24"/>
               </w:rPr>
@@ -2679,6 +3091,7 @@
               <w:cnfStyle w:val="000000000000" w:firstRow="0" w:lastRow="0" w:firstColumn="0" w:lastColumn="0" w:oddVBand="0" w:evenVBand="0" w:oddHBand="0" w:evenHBand="0" w:firstRowFirstColumn="0" w:firstRowLastColumn="0" w:lastRowFirstColumn="0" w:lastRowLastColumn="0"/>
               <w:rPr>
                 <w:rStyle w:val="Heading1Char"/>
+                <w:rFonts w:ascii="Helvetica Light" w:hAnsi="Helvetica Light"/>
                 <w:sz w:val="24"/>
                 <w:szCs w:val="24"/>
               </w:rPr>
@@ -2686,6 +3099,7 @@
             <w:r>
               <w:rPr>
                 <w:rStyle w:val="Heading1Char"/>
+                <w:rFonts w:ascii="Helvetica Light" w:hAnsi="Helvetica Light"/>
                 <w:sz w:val="24"/>
                 <w:szCs w:val="24"/>
               </w:rPr>
@@ -2701,15 +3115,14 @@
         <w:spacing w:before="0" w:beforeAutospacing="0" w:after="0" w:afterAutospacing="0"/>
         <w:jc w:val="center"/>
         <w:rPr>
+          <w:rFonts w:ascii="Helvetica Light" w:hAnsi="Helvetica Light"/>
           <w:sz w:val="48"/>
           <w:szCs w:val="48"/>
         </w:rPr>
       </w:pPr>
       <w:r>
         <w:rPr>
-          <w:rFonts w:ascii="Helvetica" w:eastAsia="+mn-ea" w:hAnsi="Helvetica" w:cs="+mn-cs"/>
-          <w:b/>
-          <w:bCs/>
+          <w:rFonts w:ascii="Helvetica Light" w:eastAsia="+mn-ea" w:hAnsi="Helvetica Light" w:cs="+mn-cs"/>
           <w:color w:val="000000"/>
           <w:kern w:val="2"/>
           <w:sz w:val="48"/>
@@ -2719,9 +3132,7 @@
       </w:r>
       <w:r>
         <w:rPr>
-          <w:rFonts w:ascii="Helvetica" w:eastAsia="+mn-ea" w:hAnsi="Helvetica" w:cs="+mn-cs"/>
-          <w:b/>
-          <w:bCs/>
+          <w:rFonts w:ascii="Helvetica Light" w:eastAsia="+mn-ea" w:hAnsi="Helvetica Light" w:cs="+mn-cs"/>
           <w:color w:val="000000"/>
           <w:kern w:val="2"/>
           <w:position w:val="-20"/>
@@ -2733,7 +3144,7 @@
       </w:r>
       <w:r>
         <w:rPr>
-          <w:rFonts w:ascii="Helvetica" w:eastAsia="+mn-ea" w:hAnsi="Helvetica" w:cs="+mn-cs"/>
+          <w:rFonts w:ascii="Helvetica Light" w:eastAsia="+mn-ea" w:hAnsi="Helvetica Light" w:cs="+mn-cs"/>
           <w:color w:val="000000"/>
           <w:kern w:val="2"/>
           <w:sz w:val="48"/>
@@ -2743,7 +3154,7 @@
       </w:r>
       <w:r>
         <w:rPr>
-          <w:rFonts w:ascii="Helvetica" w:eastAsia="+mn-ea" w:hAnsi="Helvetica" w:cs="+mn-cs"/>
+          <w:rFonts w:ascii="Helvetica Light" w:eastAsia="+mn-ea" w:hAnsi="Helvetica Light" w:cs="+mn-cs"/>
           <w:color w:val="92D050"/>
           <w:kern w:val="2"/>
           <w:sz w:val="48"/>
@@ -2753,7 +3164,7 @@
       </w:r>
       <w:r>
         <w:rPr>
-          <w:rFonts w:ascii="Helvetica" w:eastAsia="+mn-ea" w:hAnsi="Helvetica" w:cs="+mn-cs"/>
+          <w:rFonts w:ascii="Helvetica Light" w:eastAsia="+mn-ea" w:hAnsi="Helvetica Light" w:cs="+mn-cs"/>
           <w:color w:val="000000"/>
           <w:kern w:val="2"/>
           <w:sz w:val="48"/>
@@ -2763,7 +3174,7 @@
       </w:r>
       <w:r>
         <w:rPr>
-          <w:rFonts w:ascii="Helvetica" w:eastAsia="+mn-ea" w:hAnsi="Helvetica" w:cs="+mn-cs"/>
+          <w:rFonts w:ascii="Helvetica Light" w:eastAsia="+mn-ea" w:hAnsi="Helvetica Light" w:cs="+mn-cs"/>
           <w:color w:val="00B0F0"/>
           <w:kern w:val="2"/>
           <w:sz w:val="48"/>
@@ -2773,7 +3184,7 @@
       </w:r>
       <w:r>
         <w:rPr>
-          <w:rFonts w:ascii="Helvetica" w:eastAsia="+mn-ea" w:hAnsi="Helvetica" w:cs="+mn-cs"/>
+          <w:rFonts w:ascii="Helvetica Light" w:eastAsia="+mn-ea" w:hAnsi="Helvetica Light" w:cs="+mn-cs"/>
           <w:color w:val="000000"/>
           <w:kern w:val="2"/>
           <w:sz w:val="48"/>
@@ -2783,7 +3194,7 @@
       </w:r>
       <w:r>
         <w:rPr>
-          <w:rFonts w:ascii="Helvetica" w:eastAsia="+mn-ea" w:hAnsi="Helvetica" w:cs="+mn-cs"/>
+          <w:rFonts w:ascii="Helvetica Light" w:eastAsia="+mn-ea" w:hAnsi="Helvetica Light" w:cs="+mn-cs"/>
           <w:color w:val="92D050"/>
           <w:kern w:val="2"/>
           <w:sz w:val="48"/>
@@ -2793,7 +3204,7 @@
       </w:r>
       <w:r>
         <w:rPr>
-          <w:rFonts w:ascii="Helvetica" w:eastAsia="+mn-ea" w:hAnsi="Helvetica" w:cs="+mn-cs"/>
+          <w:rFonts w:ascii="Helvetica Light" w:eastAsia="+mn-ea" w:hAnsi="Helvetica Light" w:cs="+mn-cs"/>
           <w:color w:val="000000"/>
           <w:kern w:val="2"/>
           <w:sz w:val="48"/>
@@ -2803,7 +3214,7 @@
       </w:r>
       <w:r>
         <w:rPr>
-          <w:rFonts w:ascii="Helvetica" w:eastAsia="+mn-ea" w:hAnsi="Helvetica" w:cs="+mn-cs"/>
+          <w:rFonts w:ascii="Helvetica Light" w:eastAsia="+mn-ea" w:hAnsi="Helvetica Light" w:cs="+mn-cs"/>
           <w:color w:val="00B0F0"/>
           <w:kern w:val="2"/>
           <w:sz w:val="48"/>
@@ -2813,7 +3224,7 @@
       </w:r>
       <w:r>
         <w:rPr>
-          <w:rFonts w:ascii="Helvetica" w:eastAsia="+mn-ea" w:hAnsi="Helvetica" w:cs="+mn-cs"/>
+          <w:rFonts w:ascii="Helvetica Light" w:eastAsia="+mn-ea" w:hAnsi="Helvetica Light" w:cs="+mn-cs"/>
           <w:color w:val="000000"/>
           <w:kern w:val="2"/>
           <w:sz w:val="48"/>
@@ -2823,7 +3234,7 @@
       </w:r>
       <w:r>
         <w:rPr>
-          <w:rFonts w:ascii="Helvetica" w:eastAsia="+mn-ea" w:hAnsi="Helvetica" w:cs="+mn-cs"/>
+          <w:rFonts w:ascii="Helvetica Light" w:eastAsia="+mn-ea" w:hAnsi="Helvetica Light" w:cs="+mn-cs"/>
           <w:color w:val="92D050"/>
           <w:kern w:val="2"/>
           <w:sz w:val="48"/>
@@ -2833,7 +3244,7 @@
       </w:r>
       <w:r>
         <w:rPr>
-          <w:rFonts w:ascii="Helvetica" w:eastAsia="+mn-ea" w:hAnsi="Helvetica" w:cs="+mn-cs"/>
+          <w:rFonts w:ascii="Helvetica Light" w:eastAsia="+mn-ea" w:hAnsi="Helvetica Light" w:cs="+mn-cs"/>
           <w:color w:val="000000"/>
           <w:kern w:val="2"/>
           <w:sz w:val="48"/>
@@ -2843,7 +3254,7 @@
       </w:r>
       <w:r>
         <w:rPr>
-          <w:rFonts w:ascii="Helvetica" w:eastAsia="+mn-ea" w:hAnsi="Helvetica" w:cs="+mn-cs"/>
+          <w:rFonts w:ascii="Helvetica Light" w:eastAsia="+mn-ea" w:hAnsi="Helvetica Light" w:cs="+mn-cs"/>
           <w:color w:val="FF0000"/>
           <w:kern w:val="2"/>
           <w:sz w:val="48"/>
@@ -2853,7 +3264,7 @@
       </w:r>
       <w:r>
         <w:rPr>
-          <w:rFonts w:ascii="Helvetica" w:eastAsia="+mn-ea" w:hAnsi="Helvetica" w:cs="+mn-cs"/>
+          <w:rFonts w:ascii="Helvetica Light" w:eastAsia="+mn-ea" w:hAnsi="Helvetica Light" w:cs="+mn-cs"/>
           <w:color w:val="000000"/>
           <w:kern w:val="2"/>
           <w:sz w:val="48"/>
@@ -2868,30 +3279,26 @@
         <w:spacing w:before="0" w:beforeAutospacing="0" w:after="0" w:afterAutospacing="0"/>
         <w:jc w:val="center"/>
         <w:rPr>
-          <w:rStyle w:val="Heading1Char"/>
-          <w:rFonts w:ascii="Times New Roman" w:eastAsia="Times New Roman" w:hAnsi="Times New Roman" w:cs="Times New Roman"/>
-          <w:color w:val="auto"/>
-          <w:sz w:val="48"/>
-          <w:szCs w:val="48"/>
-        </w:rPr>
-      </w:pPr>
-      <w:r>
-        <w:rPr>
-          <w:rFonts w:ascii="Helvetica" w:eastAsia="+mn-ea" w:hAnsi="Helvetica" w:cs="+mn-cs"/>
-          <w:b/>
-          <w:bCs/>
+          <w:rFonts w:ascii="Helvetica Light" w:eastAsia="+mn-ea" w:hAnsi="Helvetica Light" w:cs="+mn-cs"/>
           <w:color w:val="000000"/>
           <w:kern w:val="2"/>
           <w:sz w:val="48"/>
           <w:szCs w:val="48"/>
         </w:rPr>
+      </w:pPr>
+      <w:r>
+        <w:rPr>
+          <w:rFonts w:ascii="Helvetica Light" w:eastAsia="+mn-ea" w:hAnsi="Helvetica Light" w:cs="+mn-cs"/>
+          <w:color w:val="000000"/>
+          <w:kern w:val="2"/>
+          <w:sz w:val="48"/>
+          <w:szCs w:val="48"/>
+        </w:rPr>
         <w:t>L</w:t>
       </w:r>
       <w:r>
         <w:rPr>
-          <w:rFonts w:ascii="Helvetica" w:eastAsia="+mn-ea" w:hAnsi="Helvetica" w:cs="+mn-cs"/>
-          <w:b/>
-          <w:bCs/>
+          <w:rFonts w:ascii="Helvetica Light" w:eastAsia="+mn-ea" w:hAnsi="Helvetica Light" w:cs="+mn-cs"/>
           <w:color w:val="000000"/>
           <w:kern w:val="2"/>
           <w:position w:val="-20"/>
@@ -2903,7 +3310,7 @@
       </w:r>
       <w:r>
         <w:rPr>
-          <w:rFonts w:ascii="Helvetica" w:eastAsia="+mn-ea" w:hAnsi="Helvetica" w:cs="+mn-cs"/>
+          <w:rFonts w:ascii="Helvetica Light" w:eastAsia="+mn-ea" w:hAnsi="Helvetica Light" w:cs="+mn-cs"/>
           <w:color w:val="000000"/>
           <w:kern w:val="2"/>
           <w:sz w:val="48"/>
@@ -2913,7 +3320,7 @@
       </w:r>
       <w:r>
         <w:rPr>
-          <w:rFonts w:ascii="Helvetica" w:eastAsia="+mn-ea" w:hAnsi="Helvetica" w:cs="+mn-cs"/>
+          <w:rFonts w:ascii="Helvetica Light" w:eastAsia="+mn-ea" w:hAnsi="Helvetica Light" w:cs="+mn-cs"/>
           <w:color w:val="FF0000"/>
           <w:kern w:val="2"/>
           <w:sz w:val="48"/>
@@ -2923,7 +3330,7 @@
       </w:r>
       <w:r>
         <w:rPr>
-          <w:rFonts w:ascii="Helvetica" w:eastAsia="+mn-ea" w:hAnsi="Helvetica" w:cs="+mn-cs"/>
+          <w:rFonts w:ascii="Helvetica Light" w:eastAsia="+mn-ea" w:hAnsi="Helvetica Light" w:cs="+mn-cs"/>
           <w:color w:val="000000"/>
           <w:kern w:val="2"/>
           <w:sz w:val="48"/>
@@ -2933,7 +3340,7 @@
       </w:r>
       <w:r>
         <w:rPr>
-          <w:rFonts w:ascii="Helvetica" w:eastAsia="+mn-ea" w:hAnsi="Helvetica" w:cs="+mn-cs"/>
+          <w:rFonts w:ascii="Helvetica Light" w:eastAsia="+mn-ea" w:hAnsi="Helvetica Light" w:cs="+mn-cs"/>
           <w:color w:val="00B0F0"/>
           <w:kern w:val="2"/>
           <w:sz w:val="48"/>
@@ -2943,7 +3350,7 @@
       </w:r>
       <w:r>
         <w:rPr>
-          <w:rFonts w:ascii="Helvetica" w:eastAsia="+mn-ea" w:hAnsi="Helvetica" w:cs="+mn-cs"/>
+          <w:rFonts w:ascii="Helvetica Light" w:eastAsia="+mn-ea" w:hAnsi="Helvetica Light" w:cs="+mn-cs"/>
           <w:color w:val="000000"/>
           <w:kern w:val="2"/>
           <w:sz w:val="48"/>
@@ -2953,7 +3360,7 @@
       </w:r>
       <w:r>
         <w:rPr>
-          <w:rFonts w:ascii="Helvetica" w:eastAsia="+mn-ea" w:hAnsi="Helvetica" w:cs="+mn-cs"/>
+          <w:rFonts w:ascii="Helvetica Light" w:eastAsia="+mn-ea" w:hAnsi="Helvetica Light" w:cs="+mn-cs"/>
           <w:color w:val="FF0000"/>
           <w:kern w:val="2"/>
           <w:sz w:val="48"/>
@@ -2963,7 +3370,7 @@
       </w:r>
       <w:r>
         <w:rPr>
-          <w:rFonts w:ascii="Helvetica" w:eastAsia="+mn-ea" w:hAnsi="Helvetica" w:cs="+mn-cs"/>
+          <w:rFonts w:ascii="Helvetica Light" w:eastAsia="+mn-ea" w:hAnsi="Helvetica Light" w:cs="+mn-cs"/>
           <w:color w:val="000000"/>
           <w:kern w:val="2"/>
           <w:sz w:val="48"/>
@@ -2973,7 +3380,7 @@
       </w:r>
       <w:r>
         <w:rPr>
-          <w:rFonts w:ascii="Helvetica" w:eastAsia="+mn-ea" w:hAnsi="Helvetica" w:cs="+mn-cs"/>
+          <w:rFonts w:ascii="Helvetica Light" w:eastAsia="+mn-ea" w:hAnsi="Helvetica Light" w:cs="+mn-cs"/>
           <w:color w:val="00B0F0"/>
           <w:kern w:val="2"/>
           <w:sz w:val="48"/>
@@ -2983,7 +3390,7 @@
       </w:r>
       <w:r>
         <w:rPr>
-          <w:rFonts w:ascii="Helvetica" w:eastAsia="+mn-ea" w:hAnsi="Helvetica" w:cs="+mn-cs"/>
+          <w:rFonts w:ascii="Helvetica Light" w:eastAsia="+mn-ea" w:hAnsi="Helvetica Light" w:cs="+mn-cs"/>
           <w:color w:val="000000"/>
           <w:kern w:val="2"/>
           <w:sz w:val="48"/>
@@ -2993,7 +3400,7 @@
       </w:r>
       <w:r>
         <w:rPr>
-          <w:rFonts w:ascii="Helvetica" w:eastAsia="+mn-ea" w:hAnsi="Helvetica" w:cs="+mn-cs"/>
+          <w:rFonts w:ascii="Helvetica Light" w:eastAsia="+mn-ea" w:hAnsi="Helvetica Light" w:cs="+mn-cs"/>
           <w:color w:val="FF0000"/>
           <w:kern w:val="2"/>
           <w:sz w:val="48"/>
@@ -3003,7 +3410,7 @@
       </w:r>
       <w:r>
         <w:rPr>
-          <w:rFonts w:ascii="Helvetica" w:eastAsia="+mn-ea" w:hAnsi="Helvetica" w:cs="+mn-cs"/>
+          <w:rFonts w:ascii="Helvetica Light" w:eastAsia="+mn-ea" w:hAnsi="Helvetica Light" w:cs="+mn-cs"/>
           <w:color w:val="000000"/>
           <w:kern w:val="2"/>
           <w:sz w:val="48"/>
@@ -3013,7 +3420,7 @@
       </w:r>
       <w:r>
         <w:rPr>
-          <w:rFonts w:ascii="Helvetica" w:eastAsia="+mn-ea" w:hAnsi="Helvetica" w:cs="+mn-cs"/>
+          <w:rFonts w:ascii="Helvetica Light" w:eastAsia="+mn-ea" w:hAnsi="Helvetica Light" w:cs="+mn-cs"/>
           <w:color w:val="92D050"/>
           <w:kern w:val="2"/>
           <w:sz w:val="48"/>
@@ -3023,7 +3430,7 @@
       </w:r>
       <w:r>
         <w:rPr>
-          <w:rFonts w:ascii="Helvetica" w:eastAsia="+mn-ea" w:hAnsi="Helvetica" w:cs="+mn-cs"/>
+          <w:rFonts w:ascii="Helvetica Light" w:eastAsia="+mn-ea" w:hAnsi="Helvetica Light" w:cs="+mn-cs"/>
           <w:color w:val="000000"/>
           <w:kern w:val="2"/>
           <w:sz w:val="48"/>
@@ -3036,6 +3443,21 @@
       <w:pPr>
         <w:rPr>
           <w:rStyle w:val="Heading1Char"/>
+          <w:rFonts w:ascii="Helvetica Light" w:eastAsia="Times New Roman" w:hAnsi="Helvetica Light" w:cs="Times New Roman"/>
+          <w:color w:val="auto"/>
+          <w:sz w:val="48"/>
+          <w:szCs w:val="48"/>
+        </w:rPr>
+      </w:pPr>
+      <w:r>
+        <w:t>8.2 Now Predict Three Years of Hare and Lynx Populations</w:t>
+      </w:r>
+    </w:p>
+    <w:p>
+      <w:pPr>
+        <w:rPr>
+          <w:rStyle w:val="Heading1Char"/>
+          <w:rFonts w:ascii="Helvetica Light" w:hAnsi="Helvetica Light"/>
           <w:sz w:val="24"/>
           <w:szCs w:val="24"/>
         </w:rPr>
@@ -3065,6 +3487,9 @@
             <w:pPr>
               <w:rPr>
                 <w:rStyle w:val="Heading1Char"/>
+                <w:rFonts w:ascii="Helvetica Light" w:hAnsi="Helvetica Light"/>
+                <w:i w:val="0"/>
+                <w:iCs w:val="0"/>
                 <w:sz w:val="32"/>
                 <w:szCs w:val="32"/>
               </w:rPr>
@@ -3072,6 +3497,9 @@
             <w:r>
               <w:rPr>
                 <w:rStyle w:val="Heading1Char"/>
+                <w:rFonts w:ascii="Helvetica Light" w:hAnsi="Helvetica Light"/>
+                <w:i w:val="0"/>
+                <w:iCs w:val="0"/>
                 <w:sz w:val="32"/>
                 <w:szCs w:val="32"/>
               </w:rPr>
@@ -3088,6 +3516,9 @@
               <w:cnfStyle w:val="100000000000" w:firstRow="1" w:lastRow="0" w:firstColumn="0" w:lastColumn="0" w:oddVBand="0" w:evenVBand="0" w:oddHBand="0" w:evenHBand="0" w:firstRowFirstColumn="0" w:firstRowLastColumn="0" w:lastRowFirstColumn="0" w:lastRowLastColumn="0"/>
               <w:rPr>
                 <w:rStyle w:val="Heading1Char"/>
+                <w:rFonts w:ascii="Helvetica Light" w:hAnsi="Helvetica Light"/>
+                <w:i w:val="0"/>
+                <w:iCs w:val="0"/>
                 <w:sz w:val="32"/>
                 <w:szCs w:val="32"/>
               </w:rPr>
@@ -3095,18 +3526,13 @@
             <w:r>
               <w:rPr>
                 <w:rStyle w:val="Heading1Char"/>
+                <w:rFonts w:ascii="Helvetica Light" w:hAnsi="Helvetica Light"/>
+                <w:i w:val="0"/>
+                <w:iCs w:val="0"/>
                 <w:sz w:val="32"/>
                 <w:szCs w:val="32"/>
               </w:rPr>
-              <w:t xml:space="preserve">Hare </w:t>
-            </w:r>
-            <w:r>
-              <w:rPr>
-                <w:rStyle w:val="Heading1Char"/>
-                <w:sz w:val="32"/>
-                <w:szCs w:val="32"/>
-              </w:rPr>
-              <w:t>Population</w:t>
+              <w:t>Hare Population</w:t>
             </w:r>
           </w:p>
         </w:tc>
@@ -3119,6 +3545,9 @@
               <w:cnfStyle w:val="100000000000" w:firstRow="1" w:lastRow="0" w:firstColumn="0" w:lastColumn="0" w:oddVBand="0" w:evenVBand="0" w:oddHBand="0" w:evenHBand="0" w:firstRowFirstColumn="0" w:firstRowLastColumn="0" w:lastRowFirstColumn="0" w:lastRowLastColumn="0"/>
               <w:rPr>
                 <w:rStyle w:val="Heading1Char"/>
+                <w:rFonts w:ascii="Helvetica Light" w:hAnsi="Helvetica Light"/>
+                <w:i w:val="0"/>
+                <w:iCs w:val="0"/>
                 <w:sz w:val="32"/>
                 <w:szCs w:val="32"/>
               </w:rPr>
@@ -3126,6 +3555,9 @@
             <w:r>
               <w:rPr>
                 <w:rStyle w:val="Heading1Char"/>
+                <w:rFonts w:ascii="Helvetica Light" w:hAnsi="Helvetica Light"/>
+                <w:i w:val="0"/>
+                <w:iCs w:val="0"/>
                 <w:sz w:val="32"/>
                 <w:szCs w:val="32"/>
               </w:rPr>
@@ -3147,6 +3579,9 @@
             <w:pPr>
               <w:rPr>
                 <w:rStyle w:val="Heading1Char"/>
+                <w:rFonts w:ascii="Helvetica Light" w:hAnsi="Helvetica Light"/>
+                <w:i w:val="0"/>
+                <w:iCs w:val="0"/>
                 <w:sz w:val="32"/>
                 <w:szCs w:val="32"/>
               </w:rPr>
@@ -3154,6 +3589,9 @@
             <w:r>
               <w:rPr>
                 <w:rStyle w:val="Heading1Char"/>
+                <w:rFonts w:ascii="Helvetica Light" w:hAnsi="Helvetica Light"/>
+                <w:i w:val="0"/>
+                <w:iCs w:val="0"/>
                 <w:sz w:val="32"/>
                 <w:szCs w:val="32"/>
               </w:rPr>
@@ -3170,6 +3608,7 @@
               <w:cnfStyle w:val="000000100000" w:firstRow="0" w:lastRow="0" w:firstColumn="0" w:lastColumn="0" w:oddVBand="0" w:evenVBand="0" w:oddHBand="1" w:evenHBand="0" w:firstRowFirstColumn="0" w:firstRowLastColumn="0" w:lastRowFirstColumn="0" w:lastRowLastColumn="0"/>
               <w:rPr>
                 <w:rStyle w:val="Heading1Char"/>
+                <w:rFonts w:ascii="Helvetica Light" w:hAnsi="Helvetica Light"/>
                 <w:sz w:val="32"/>
                 <w:szCs w:val="32"/>
               </w:rPr>
@@ -3177,6 +3616,7 @@
             <w:r>
               <w:rPr>
                 <w:rStyle w:val="Heading1Char"/>
+                <w:rFonts w:ascii="Helvetica Light" w:hAnsi="Helvetica Light"/>
                 <w:sz w:val="32"/>
                 <w:szCs w:val="32"/>
               </w:rPr>
@@ -3193,6 +3633,7 @@
               <w:cnfStyle w:val="000000100000" w:firstRow="0" w:lastRow="0" w:firstColumn="0" w:lastColumn="0" w:oddVBand="0" w:evenVBand="0" w:oddHBand="1" w:evenHBand="0" w:firstRowFirstColumn="0" w:firstRowLastColumn="0" w:lastRowFirstColumn="0" w:lastRowLastColumn="0"/>
               <w:rPr>
                 <w:rStyle w:val="Heading1Char"/>
+                <w:rFonts w:ascii="Helvetica Light" w:hAnsi="Helvetica Light"/>
                 <w:sz w:val="32"/>
                 <w:szCs w:val="32"/>
               </w:rPr>
@@ -3200,6 +3641,7 @@
             <w:r>
               <w:rPr>
                 <w:rStyle w:val="Heading1Char"/>
+                <w:rFonts w:ascii="Helvetica Light" w:hAnsi="Helvetica Light"/>
                 <w:sz w:val="32"/>
                 <w:szCs w:val="32"/>
               </w:rPr>
@@ -3218,6 +3660,9 @@
             <w:pPr>
               <w:rPr>
                 <w:rStyle w:val="Heading1Char"/>
+                <w:rFonts w:ascii="Helvetica Light" w:hAnsi="Helvetica Light"/>
+                <w:i w:val="0"/>
+                <w:iCs w:val="0"/>
                 <w:sz w:val="32"/>
                 <w:szCs w:val="32"/>
               </w:rPr>
@@ -3225,6 +3670,9 @@
             <w:r>
               <w:rPr>
                 <w:rStyle w:val="Heading1Char"/>
+                <w:rFonts w:ascii="Helvetica Light" w:hAnsi="Helvetica Light"/>
+                <w:i w:val="0"/>
+                <w:iCs w:val="0"/>
                 <w:sz w:val="32"/>
                 <w:szCs w:val="32"/>
               </w:rPr>
@@ -3241,6 +3689,7 @@
               <w:cnfStyle w:val="000000000000" w:firstRow="0" w:lastRow="0" w:firstColumn="0" w:lastColumn="0" w:oddVBand="0" w:evenVBand="0" w:oddHBand="0" w:evenHBand="0" w:firstRowFirstColumn="0" w:firstRowLastColumn="0" w:lastRowFirstColumn="0" w:lastRowLastColumn="0"/>
               <w:rPr>
                 <w:rStyle w:val="Heading1Char"/>
+                <w:rFonts w:ascii="Helvetica Light" w:hAnsi="Helvetica Light"/>
                 <w:sz w:val="32"/>
                 <w:szCs w:val="32"/>
               </w:rPr>
@@ -3256,6 +3705,7 @@
               <w:cnfStyle w:val="000000000000" w:firstRow="0" w:lastRow="0" w:firstColumn="0" w:lastColumn="0" w:oddVBand="0" w:evenVBand="0" w:oddHBand="0" w:evenHBand="0" w:firstRowFirstColumn="0" w:firstRowLastColumn="0" w:lastRowFirstColumn="0" w:lastRowLastColumn="0"/>
               <w:rPr>
                 <w:rStyle w:val="Heading1Char"/>
+                <w:rFonts w:ascii="Helvetica Light" w:hAnsi="Helvetica Light"/>
                 <w:sz w:val="32"/>
                 <w:szCs w:val="32"/>
               </w:rPr>
@@ -3276,6 +3726,9 @@
             <w:pPr>
               <w:rPr>
                 <w:rStyle w:val="Heading1Char"/>
+                <w:rFonts w:ascii="Helvetica Light" w:hAnsi="Helvetica Light"/>
+                <w:i w:val="0"/>
+                <w:iCs w:val="0"/>
                 <w:sz w:val="32"/>
                 <w:szCs w:val="32"/>
               </w:rPr>
@@ -3283,6 +3736,9 @@
             <w:r>
               <w:rPr>
                 <w:rStyle w:val="Heading1Char"/>
+                <w:rFonts w:ascii="Helvetica Light" w:hAnsi="Helvetica Light"/>
+                <w:i w:val="0"/>
+                <w:iCs w:val="0"/>
                 <w:sz w:val="32"/>
                 <w:szCs w:val="32"/>
               </w:rPr>
@@ -3299,6 +3755,7 @@
               <w:cnfStyle w:val="000000100000" w:firstRow="0" w:lastRow="0" w:firstColumn="0" w:lastColumn="0" w:oddVBand="0" w:evenVBand="0" w:oddHBand="1" w:evenHBand="0" w:firstRowFirstColumn="0" w:firstRowLastColumn="0" w:lastRowFirstColumn="0" w:lastRowLastColumn="0"/>
               <w:rPr>
                 <w:rStyle w:val="Heading1Char"/>
+                <w:rFonts w:ascii="Helvetica Light" w:hAnsi="Helvetica Light"/>
                 <w:sz w:val="32"/>
                 <w:szCs w:val="32"/>
               </w:rPr>
@@ -3314,6 +3771,7 @@
               <w:cnfStyle w:val="000000100000" w:firstRow="0" w:lastRow="0" w:firstColumn="0" w:lastColumn="0" w:oddVBand="0" w:evenVBand="0" w:oddHBand="1" w:evenHBand="0" w:firstRowFirstColumn="0" w:firstRowLastColumn="0" w:lastRowFirstColumn="0" w:lastRowLastColumn="0"/>
               <w:rPr>
                 <w:rStyle w:val="Heading1Char"/>
+                <w:rFonts w:ascii="Helvetica Light" w:hAnsi="Helvetica Light"/>
                 <w:sz w:val="32"/>
                 <w:szCs w:val="32"/>
               </w:rPr>
@@ -3331,6 +3789,9 @@
             <w:pPr>
               <w:rPr>
                 <w:rStyle w:val="Heading1Char"/>
+                <w:rFonts w:ascii="Helvetica Light" w:hAnsi="Helvetica Light"/>
+                <w:i w:val="0"/>
+                <w:iCs w:val="0"/>
                 <w:sz w:val="32"/>
                 <w:szCs w:val="32"/>
               </w:rPr>
@@ -3338,6 +3799,9 @@
             <w:r>
               <w:rPr>
                 <w:rStyle w:val="Heading1Char"/>
+                <w:rFonts w:ascii="Helvetica Light" w:hAnsi="Helvetica Light"/>
+                <w:i w:val="0"/>
+                <w:iCs w:val="0"/>
                 <w:sz w:val="32"/>
                 <w:szCs w:val="32"/>
               </w:rPr>
@@ -3354,6 +3818,7 @@
               <w:cnfStyle w:val="000000000000" w:firstRow="0" w:lastRow="0" w:firstColumn="0" w:lastColumn="0" w:oddVBand="0" w:evenVBand="0" w:oddHBand="0" w:evenHBand="0" w:firstRowFirstColumn="0" w:firstRowLastColumn="0" w:lastRowFirstColumn="0" w:lastRowLastColumn="0"/>
               <w:rPr>
                 <w:rStyle w:val="Heading1Char"/>
+                <w:rFonts w:ascii="Helvetica Light" w:hAnsi="Helvetica Light"/>
                 <w:sz w:val="32"/>
                 <w:szCs w:val="32"/>
               </w:rPr>
@@ -3369,6 +3834,7 @@
               <w:cnfStyle w:val="000000000000" w:firstRow="0" w:lastRow="0" w:firstColumn="0" w:lastColumn="0" w:oddVBand="0" w:evenVBand="0" w:oddHBand="0" w:evenHBand="0" w:firstRowFirstColumn="0" w:firstRowLastColumn="0" w:lastRowFirstColumn="0" w:lastRowLastColumn="0"/>
               <w:rPr>
                 <w:rStyle w:val="Heading1Char"/>
+                <w:rFonts w:ascii="Helvetica Light" w:hAnsi="Helvetica Light"/>
                 <w:sz w:val="32"/>
                 <w:szCs w:val="32"/>
               </w:rPr>
@@ -3381,13 +3847,15 @@
       <w:pPr>
         <w:rPr>
           <w:rStyle w:val="Heading1Char"/>
-          <w:sz w:val="24"/>
-          <w:szCs w:val="24"/>
-        </w:rPr>
-      </w:pPr>
-      <w:r>
-        <w:rPr>
-          <w:rStyle w:val="Heading1Char"/>
+          <w:rFonts w:ascii="Helvetica Light" w:hAnsi="Helvetica Light"/>
+          <w:sz w:val="24"/>
+          <w:szCs w:val="24"/>
+        </w:rPr>
+      </w:pPr>
+      <w:r>
+        <w:rPr>
+          <w:rStyle w:val="Heading1Char"/>
+          <w:rFonts w:ascii="Helvetica Light" w:hAnsi="Helvetica Light"/>
           <w:sz w:val="24"/>
           <w:szCs w:val="24"/>
         </w:rPr>
@@ -3396,22 +3864,64 @@
     </w:p>
     <w:p>
       <w:pPr>
-        <w:rPr>
-          <w:rStyle w:val="Heading1Char"/>
-          <w:color w:val="000000" w:themeColor="text1"/>
-          <w:sz w:val="24"/>
-          <w:szCs w:val="24"/>
-        </w:rPr>
-      </w:pPr>
-      <w:r>
-        <w:rPr>
-          <w:rStyle w:val="Heading1Char"/>
-          <w:color w:val="000000" w:themeColor="text1"/>
-          <w:sz w:val="24"/>
-          <w:szCs w:val="24"/>
+        <w:pStyle w:val="Heading3"/>
+        <w:rPr>
+          <w:rStyle w:val="Heading1Char"/>
+          <w:rFonts w:ascii="Helvetica Light" w:hAnsi="Helvetica Light"/>
+          <w:sz w:val="28"/>
+          <w:szCs w:val="28"/>
+        </w:rPr>
+      </w:pPr>
+      <w:r>
+        <w:rPr>
+          <w:rStyle w:val="Heading1Char"/>
+          <w:rFonts w:ascii="Helvetica Light" w:hAnsi="Helvetica Light"/>
+          <w:sz w:val="28"/>
+          <w:szCs w:val="28"/>
         </w:rPr>
         <w:lastRenderedPageBreak/>
-        <w:t>Sketch the graph:</w:t>
+        <w:t>Exercise 9:</w:t>
+      </w:r>
+    </w:p>
+    <w:p>
+      <w:pPr>
+        <w:rPr>
+          <w:rStyle w:val="Heading1Char"/>
+          <w:rFonts w:ascii="Helvetica Light" w:hAnsi="Helvetica Light"/>
+          <w:color w:val="000000" w:themeColor="text1"/>
+          <w:sz w:val="24"/>
+          <w:szCs w:val="24"/>
+        </w:rPr>
+      </w:pPr>
+      <w:r>
+        <w:rPr>
+          <w:rStyle w:val="Heading1Char"/>
+          <w:rFonts w:ascii="Helvetica Light" w:hAnsi="Helvetica Light"/>
+          <w:color w:val="000000" w:themeColor="text1"/>
+          <w:sz w:val="24"/>
+          <w:szCs w:val="24"/>
+        </w:rPr>
+        <w:t>Sketch the graph</w:t>
+      </w:r>
+      <w:r>
+        <w:rPr>
+          <w:rStyle w:val="Heading1Char"/>
+          <w:rFonts w:ascii="Helvetica Light" w:hAnsi="Helvetica Light"/>
+          <w:color w:val="000000" w:themeColor="text1"/>
+          <w:sz w:val="24"/>
+          <w:szCs w:val="24"/>
+        </w:rPr>
+        <w:t xml:space="preserve"> for the Lynx and Hare populations for three years</w:t>
+      </w:r>
+      <w:r>
+        <w:rPr>
+          <w:rStyle w:val="Heading1Char"/>
+          <w:rFonts w:ascii="Helvetica Light" w:hAnsi="Helvetica Light"/>
+          <w:color w:val="000000" w:themeColor="text1"/>
+          <w:sz w:val="24"/>
+          <w:szCs w:val="24"/>
+        </w:rPr>
+        <w:t>:</w:t>
       </w:r>
     </w:p>
     <w:p>
@@ -3419,20 +3929,29 @@
         <w:jc w:val="center"/>
         <w:rPr>
           <w:rStyle w:val="Heading1Char"/>
-        </w:rPr>
-      </w:pPr>
-      <w:r>
-        <w:rPr>
-          <w:rFonts w:asciiTheme="majorHAnsi" w:eastAsiaTheme="majorEastAsia" w:hAnsiTheme="majorHAnsi" w:cstheme="majorBidi"/>
+          <w:rFonts w:ascii="Helvetica Light" w:hAnsi="Helvetica Light"/>
+        </w:rPr>
+      </w:pPr>
+    </w:p>
+    <w:p>
+      <w:pPr>
+        <w:rPr>
+          <w:rStyle w:val="Heading1Char"/>
+          <w:rFonts w:ascii="Helvetica Light" w:hAnsi="Helvetica Light"/>
+        </w:rPr>
+      </w:pPr>
+      <w:r>
+        <w:rPr>
+          <w:rFonts w:ascii="Helvetica Light" w:eastAsiaTheme="majorEastAsia" w:hAnsi="Helvetica Light" w:cstheme="majorBidi"/>
           <w:noProof/>
           <w:color w:val="0F4761" w:themeColor="accent1" w:themeShade="BF"/>
           <w:sz w:val="40"/>
           <w:szCs w:val="40"/>
         </w:rPr>
         <w:drawing>
-          <wp:inline distT="0" distB="0" distL="0" distR="0" wp14:anchorId="653FF79F" wp14:editId="27C70B44">
-            <wp:extent cx="5486400" cy="3657600"/>
-            <wp:effectExtent l="0" t="0" r="0" b="0"/>
+          <wp:inline distT="0" distB="0" distL="0" distR="0" wp14:anchorId="653FF79F" wp14:editId="45257CD8">
+            <wp:extent cx="4951379" cy="3300919"/>
+            <wp:effectExtent l="0" t="0" r="1905" b="1270"/>
             <wp:docPr id="1833551296" name="Picture 14" descr="A graph with numbers and points&#10;&#10;Description automatically generated"/>
             <wp:cNvGraphicFramePr>
               <a:graphicFrameLocks xmlns:a="http://schemas.openxmlformats.org/drawingml/2006/main" noChangeAspect="1"/>
@@ -3459,7 +3978,7 @@
                   <pic:spPr>
                     <a:xfrm>
                       <a:off x="0" y="0"/>
-                      <a:ext cx="5486400" cy="3657600"/>
+                      <a:ext cx="4956368" cy="3304245"/>
                     </a:xfrm>
                     <a:prstGeom prst="rect">
                       <a:avLst/>
@@ -3474,23 +3993,75 @@
     </w:p>
     <w:p>
       <w:pPr>
+        <w:pStyle w:val="Heading3"/>
+        <w:rPr>
+          <w:rStyle w:val="Heading1Char"/>
+          <w:rFonts w:ascii="Helvetica Light" w:hAnsi="Helvetica Light"/>
+          <w:sz w:val="28"/>
+          <w:szCs w:val="28"/>
+        </w:rPr>
+      </w:pPr>
+      <w:r>
+        <w:rPr>
+          <w:rStyle w:val="Heading1Char"/>
+          <w:rFonts w:ascii="Helvetica Light" w:hAnsi="Helvetica Light"/>
+          <w:sz w:val="28"/>
+          <w:szCs w:val="28"/>
+        </w:rPr>
+        <w:t>Exercise 10</w:t>
+      </w:r>
+    </w:p>
+    <w:p>
+      <w:pPr>
+        <w:rPr>
+          <w:rStyle w:val="Heading1Char"/>
+          <w:rFonts w:ascii="Helvetica Light" w:hAnsi="Helvetica Light"/>
+          <w:color w:val="000000" w:themeColor="text1"/>
+          <w:sz w:val="24"/>
+          <w:szCs w:val="24"/>
+        </w:rPr>
+      </w:pPr>
+      <w:r>
+        <w:rPr>
+          <w:rStyle w:val="Heading1Char"/>
+          <w:rFonts w:ascii="Helvetica Light" w:hAnsi="Helvetica Light"/>
+          <w:color w:val="000000" w:themeColor="text1"/>
+          <w:sz w:val="24"/>
+          <w:szCs w:val="24"/>
+        </w:rPr>
+        <w:t>Sketch</w:t>
+      </w:r>
+      <w:r>
+        <w:rPr>
+          <w:rStyle w:val="Heading1Char"/>
+          <w:rFonts w:ascii="Helvetica Light" w:hAnsi="Helvetica Light"/>
+          <w:color w:val="000000" w:themeColor="text1"/>
+          <w:sz w:val="24"/>
+          <w:szCs w:val="24"/>
+        </w:rPr>
+        <w:t xml:space="preserve"> the Hare population on the x-axis and the Lynx population on the y-axis </w:t>
+      </w:r>
+    </w:p>
+    <w:p>
+      <w:pPr>
         <w:jc w:val="center"/>
         <w:rPr>
           <w:rStyle w:val="Heading1Char"/>
-        </w:rPr>
-      </w:pPr>
-      <w:r>
-        <w:rPr>
-          <w:rFonts w:asciiTheme="majorHAnsi" w:eastAsiaTheme="majorEastAsia" w:hAnsiTheme="majorHAnsi" w:cstheme="majorBidi"/>
+          <w:rFonts w:ascii="Helvetica Light" w:hAnsi="Helvetica Light"/>
+        </w:rPr>
+      </w:pPr>
+      <w:r>
+        <w:rPr>
+          <w:rFonts w:ascii="Helvetica Light" w:eastAsiaTheme="majorEastAsia" w:hAnsi="Helvetica Light" w:cstheme="majorBidi"/>
           <w:noProof/>
           <w:color w:val="0F4761" w:themeColor="accent1" w:themeShade="BF"/>
           <w:sz w:val="40"/>
           <w:szCs w:val="40"/>
         </w:rPr>
         <w:drawing>
-          <wp:inline distT="0" distB="0" distL="0" distR="0" wp14:anchorId="55094D28" wp14:editId="6137766D">
-            <wp:extent cx="3657600" cy="3657600"/>
-            <wp:effectExtent l="0" t="0" r="0" b="0"/>
+          <wp:inline distT="0" distB="0" distL="0" distR="0" wp14:anchorId="55094D28" wp14:editId="51297A07">
+            <wp:extent cx="4046707" cy="4046707"/>
+            <wp:effectExtent l="0" t="0" r="5080" b="5080"/>
             <wp:docPr id="879658686" name="Picture 13" descr="A graph of a number of animals&#10;&#10;Description automatically generated"/>
             <wp:cNvGraphicFramePr>
               <a:graphicFrameLocks xmlns:a="http://schemas.openxmlformats.org/drawingml/2006/main" noChangeAspect="1"/>
@@ -3517,7 +4088,7 @@
                   <pic:spPr>
                     <a:xfrm>
                       <a:off x="0" y="0"/>
-                      <a:ext cx="3657600" cy="3657600"/>
+                      <a:ext cx="4051425" cy="4051425"/>
                     </a:xfrm>
                     <a:prstGeom prst="rect">
                       <a:avLst/>
@@ -3529,16 +4100,10 @@
           </wp:inline>
         </w:drawing>
       </w:r>
-    </w:p>
-    <w:p>
-      <w:pPr>
-        <w:rPr>
-          <w:rStyle w:val="Heading1Char"/>
-        </w:rPr>
-      </w:pPr>
-      <w:r>
-        <w:rPr>
-          <w:rStyle w:val="Heading1Char"/>
+      <w:r>
+        <w:rPr>
+          <w:rStyle w:val="Heading1Char"/>
+          <w:rFonts w:ascii="Helvetica Light" w:hAnsi="Helvetica Light"/>
         </w:rPr>
         <w:br w:type="page"/>
       </w:r>
@@ -3547,11 +4112,13 @@
       <w:pPr>
         <w:rPr>
           <w:rStyle w:val="Heading1Char"/>
-        </w:rPr>
-      </w:pPr>
-      <w:r>
-        <w:rPr>
-          <w:rStyle w:val="Heading1Char"/>
+          <w:rFonts w:ascii="Helvetica Light" w:hAnsi="Helvetica Light"/>
+        </w:rPr>
+      </w:pPr>
+      <w:r>
+        <w:rPr>
+          <w:rStyle w:val="Heading1Char"/>
+          <w:rFonts w:ascii="Helvetica Light" w:hAnsi="Helvetica Light"/>
         </w:rPr>
         <w:lastRenderedPageBreak/>
         <w:t>Don’t get Eaten by the Wolf</w:t>
@@ -3561,7 +4128,7 @@
       <w:pPr>
         <w:rPr>
           <w:rStyle w:val="Heading1Char"/>
-          <w:rFonts w:asciiTheme="minorHAnsi" w:eastAsiaTheme="minorHAnsi" w:hAnsiTheme="minorHAnsi" w:cstheme="minorBidi"/>
+          <w:rFonts w:ascii="Helvetica Light" w:eastAsiaTheme="minorHAnsi" w:hAnsi="Helvetica Light" w:cstheme="minorBidi"/>
           <w:color w:val="auto"/>
           <w:sz w:val="24"/>
           <w:szCs w:val="24"/>
@@ -3570,9 +4137,29 @@
     </w:p>
     <w:p>
       <w:pPr>
-        <w:rPr>
-          <w:rStyle w:val="Heading1Char"/>
-          <w:rFonts w:asciiTheme="minorHAnsi" w:eastAsiaTheme="minorHAnsi" w:hAnsiTheme="minorHAnsi" w:cstheme="minorBidi"/>
+        <w:pStyle w:val="Heading3"/>
+        <w:rPr>
+          <w:rStyle w:val="Heading1Char"/>
+          <w:rFonts w:ascii="Helvetica Light" w:hAnsi="Helvetica Light"/>
+          <w:sz w:val="28"/>
+          <w:szCs w:val="28"/>
+        </w:rPr>
+      </w:pPr>
+      <w:r>
+        <w:rPr>
+          <w:rStyle w:val="Heading1Char"/>
+          <w:rFonts w:ascii="Helvetica Light" w:hAnsi="Helvetica Light"/>
+          <w:sz w:val="28"/>
+          <w:szCs w:val="28"/>
+        </w:rPr>
+        <w:t>Exercise 11</w:t>
+      </w:r>
+    </w:p>
+    <w:p>
+      <w:pPr>
+        <w:rPr>
+          <w:rStyle w:val="Heading1Char"/>
+          <w:rFonts w:ascii="Helvetica Light" w:eastAsiaTheme="minorHAnsi" w:hAnsi="Helvetica Light" w:cstheme="minorBidi"/>
           <w:color w:val="auto"/>
           <w:sz w:val="24"/>
           <w:szCs w:val="24"/>
@@ -3581,34 +4168,50 @@
       <w:r>
         <w:rPr>
           <w:rStyle w:val="Heading1Char"/>
-          <w:rFonts w:asciiTheme="minorHAnsi" w:eastAsiaTheme="minorHAnsi" w:hAnsiTheme="minorHAnsi" w:cstheme="minorBidi"/>
+          <w:rFonts w:ascii="Helvetica Light" w:eastAsiaTheme="minorHAnsi" w:hAnsi="Helvetica Light" w:cstheme="minorBidi"/>
           <w:color w:val="auto"/>
           <w:sz w:val="24"/>
           <w:szCs w:val="24"/>
         </w:rPr>
         <w:t>Label the graph</w:t>
       </w:r>
+      <w:r>
+        <w:rPr>
+          <w:rStyle w:val="Heading1Char"/>
+          <w:rFonts w:ascii="Helvetica Light" w:eastAsiaTheme="minorHAnsi" w:hAnsi="Helvetica Light" w:cstheme="minorBidi"/>
+          <w:color w:val="auto"/>
+          <w:sz w:val="24"/>
+          <w:szCs w:val="24"/>
+        </w:rPr>
+        <w:t xml:space="preserve"> arrows in the graph.</w:t>
+      </w:r>
     </w:p>
     <w:p>
       <w:pPr>
         <w:jc w:val="center"/>
         <w:rPr>
           <w:rStyle w:val="Heading1Char"/>
-        </w:rPr>
-      </w:pPr>
-      <w:r>
-        <w:rPr>
-          <w:rFonts w:asciiTheme="majorHAnsi" w:eastAsiaTheme="majorEastAsia" w:hAnsiTheme="majorHAnsi" w:cstheme="majorBidi"/>
-          <w:noProof/>
+          <w:rFonts w:ascii="Helvetica Light" w:hAnsi="Helvetica Light"/>
+        </w:rPr>
+      </w:pPr>
+      <w:r>
+        <w:rPr>
+          <w:rFonts w:ascii="Helvetica Light" w:eastAsiaTheme="majorEastAsia" w:hAnsi="Helvetica Light" w:cstheme="majorBidi"/>
           <w:color w:val="0F4761" w:themeColor="accent1" w:themeShade="BF"/>
           <w:sz w:val="40"/>
           <w:szCs w:val="40"/>
         </w:rPr>
         <w:drawing>
-          <wp:inline distT="0" distB="0" distL="0" distR="0" wp14:anchorId="5E6AE169" wp14:editId="58CA0F03">
-            <wp:extent cx="4146698" cy="3387243"/>
-            <wp:effectExtent l="0" t="0" r="0" b="3810"/>
-            <wp:docPr id="330269408" name="Picture 5" descr="A screenshot of a diagram&#10;&#10;Description automatically generated"/>
+          <wp:inline distT="0" distB="0" distL="0" distR="0" wp14:anchorId="4C250955" wp14:editId="0A966D38">
+            <wp:extent cx="5727700" cy="3152140"/>
+            <wp:effectExtent l="0" t="0" r="0" b="0"/>
+            <wp:docPr id="5" name="Picture 4" descr="A diagram of a plant and deer&#10;&#10;AI-generated content may be incorrect.">
+              <a:extLst xmlns:a="http://schemas.openxmlformats.org/drawingml/2006/main">
+                <a:ext uri="{FF2B5EF4-FFF2-40B4-BE49-F238E27FC236}">
+                  <a16:creationId xmlns:a16="http://schemas.microsoft.com/office/drawing/2014/main" id="{DC9B01F3-1C92-96A1-57C8-9E2075181466}"/>
+                </a:ext>
+              </a:extLst>
+            </wp:docPr>
             <wp:cNvGraphicFramePr>
               <a:graphicFrameLocks xmlns:a="http://schemas.openxmlformats.org/drawingml/2006/main" noChangeAspect="1"/>
             </wp:cNvGraphicFramePr>
@@ -3616,36 +4219,36 @@
               <a:graphicData uri="http://schemas.openxmlformats.org/drawingml/2006/picture">
                 <pic:pic xmlns:pic="http://schemas.openxmlformats.org/drawingml/2006/picture">
                   <pic:nvPicPr>
-                    <pic:cNvPr id="330269408" name="Picture 5" descr="A screenshot of a diagram&#10;&#10;Description automatically generated"/>
-                    <pic:cNvPicPr/>
+                    <pic:cNvPr id="5" name="Picture 4" descr="A diagram of a plant and deer&#10;&#10;AI-generated content may be incorrect.">
+                      <a:extLst>
+                        <a:ext uri="{FF2B5EF4-FFF2-40B4-BE49-F238E27FC236}">
+                          <a16:creationId xmlns:a16="http://schemas.microsoft.com/office/drawing/2014/main" id="{DC9B01F3-1C92-96A1-57C8-9E2075181466}"/>
+                        </a:ext>
+                      </a:extLst>
+                    </pic:cNvPr>
+                    <pic:cNvPicPr>
+                      <a:picLocks noChangeAspect="1"/>
+                    </pic:cNvPicPr>
                   </pic:nvPicPr>
-                  <pic:blipFill rotWithShape="1">
-                    <a:blip r:embed="rId21" cstate="print">
+                  <pic:blipFill>
+                    <a:blip r:embed="rId21">
                       <a:extLst>
                         <a:ext uri="{28A0092B-C50C-407E-A947-70E740481C1C}">
                           <a14:useLocalDpi xmlns:a14="http://schemas.microsoft.com/office/drawing/2010/main" val="0"/>
                         </a:ext>
                       </a:extLst>
                     </a:blip>
-                    <a:srcRect l="25432" t="16642" r="28894" b="54529"/>
+                    <a:srcRect/>
                     <a:stretch/>
                   </pic:blipFill>
-                  <pic:spPr bwMode="auto">
+                  <pic:spPr>
                     <a:xfrm>
                       <a:off x="0" y="0"/>
-                      <a:ext cx="4164575" cy="3401846"/>
+                      <a:ext cx="5727700" cy="3152140"/>
                     </a:xfrm>
                     <a:prstGeom prst="rect">
                       <a:avLst/>
                     </a:prstGeom>
-                    <a:ln>
-                      <a:noFill/>
-                    </a:ln>
-                    <a:extLst>
-                      <a:ext uri="{53640926-AAD7-44D8-BBD7-CCE9431645EC}">
-                        <a14:shadowObscured xmlns:a14="http://schemas.microsoft.com/office/drawing/2010/main"/>
-                      </a:ext>
-                    </a:extLst>
                   </pic:spPr>
                 </pic:pic>
               </a:graphicData>
@@ -3656,53 +4259,56 @@
     </w:p>
     <w:p>
       <w:pPr>
-        <w:rPr>
-          <w:rStyle w:val="Heading1Char"/>
-        </w:rPr>
-      </w:pPr>
-    </w:p>
-    <w:p>
-      <w:pPr>
-        <w:rPr>
-          <w:rStyle w:val="Heading1Char"/>
-          <w:sz w:val="24"/>
-          <w:szCs w:val="24"/>
-        </w:rPr>
-      </w:pPr>
-      <w:r>
-        <w:rPr>
-          <w:rStyle w:val="Heading1Char"/>
-          <w:sz w:val="24"/>
-          <w:szCs w:val="24"/>
-        </w:rPr>
-        <w:t xml:space="preserve">Describe what is happening in the </w:t>
-      </w:r>
-      <w:r>
-        <w:rPr>
-          <w:rStyle w:val="Heading1Char"/>
-          <w:sz w:val="24"/>
-          <w:szCs w:val="24"/>
-        </w:rPr>
-        <w:t>below</w:t>
-      </w:r>
-      <w:r>
-        <w:rPr>
-          <w:rStyle w:val="Heading1Char"/>
-          <w:sz w:val="24"/>
-          <w:szCs w:val="24"/>
-        </w:rPr>
-        <w:t xml:space="preserve"> graph:</w:t>
-      </w:r>
-    </w:p>
-    <w:p>
-      <w:pPr>
-        <w:rPr>
-          <w:rStyle w:val="Heading1Char"/>
-        </w:rPr>
-      </w:pPr>
-      <w:r>
-        <w:rPr>
-          <w:rStyle w:val="Heading1Char"/>
+        <w:pStyle w:val="Heading3"/>
+        <w:rPr>
+          <w:rStyle w:val="Heading1Char"/>
+          <w:rFonts w:ascii="Helvetica Light" w:hAnsi="Helvetica Light"/>
+          <w:sz w:val="28"/>
+          <w:szCs w:val="28"/>
+        </w:rPr>
+      </w:pPr>
+      <w:r>
+        <w:rPr>
+          <w:rStyle w:val="Heading1Char"/>
+          <w:rFonts w:ascii="Helvetica Light" w:hAnsi="Helvetica Light"/>
+          <w:sz w:val="28"/>
+          <w:szCs w:val="28"/>
+        </w:rPr>
+        <w:t>Exercise 12:</w:t>
+      </w:r>
+    </w:p>
+    <w:p>
+      <w:pPr>
+        <w:rPr>
+          <w:rStyle w:val="Heading1Char"/>
+          <w:rFonts w:ascii="Helvetica Light" w:hAnsi="Helvetica Light"/>
+          <w:color w:val="000000" w:themeColor="text1"/>
+          <w:sz w:val="24"/>
+          <w:szCs w:val="24"/>
+        </w:rPr>
+      </w:pPr>
+      <w:r>
+        <w:rPr>
+          <w:rStyle w:val="Heading1Char"/>
+          <w:rFonts w:ascii="Helvetica Light" w:hAnsi="Helvetica Light"/>
+          <w:color w:val="000000" w:themeColor="text1"/>
+          <w:sz w:val="24"/>
+          <w:szCs w:val="24"/>
+        </w:rPr>
+        <w:t>Describe what is happening in the below graph:</w:t>
+      </w:r>
+    </w:p>
+    <w:p>
+      <w:pPr>
+        <w:rPr>
+          <w:rStyle w:val="Heading1Char"/>
+          <w:rFonts w:ascii="Helvetica Light" w:hAnsi="Helvetica Light"/>
+        </w:rPr>
+      </w:pPr>
+      <w:r>
+        <w:rPr>
+          <w:rStyle w:val="Heading1Char"/>
+          <w:rFonts w:ascii="Helvetica Light" w:hAnsi="Helvetica Light"/>
           <w:noProof/>
         </w:rPr>
         <w:drawing>
@@ -3759,11 +4365,13 @@
       <w:pPr>
         <w:rPr>
           <w:rStyle w:val="Heading1Char"/>
-        </w:rPr>
-      </w:pPr>
-      <w:r>
-        <w:rPr>
-          <w:rStyle w:val="Heading1Char"/>
+          <w:rFonts w:ascii="Helvetica Light" w:hAnsi="Helvetica Light"/>
+        </w:rPr>
+      </w:pPr>
+      <w:r>
+        <w:rPr>
+          <w:rStyle w:val="Heading1Char"/>
+          <w:rFonts w:ascii="Helvetica Light" w:hAnsi="Helvetica Light"/>
         </w:rPr>
         <w:br w:type="page"/>
       </w:r>
@@ -3772,11 +4380,13 @@
       <w:pPr>
         <w:rPr>
           <w:rStyle w:val="Heading1Char"/>
-        </w:rPr>
-      </w:pPr>
-      <w:r>
-        <w:rPr>
-          <w:rStyle w:val="Heading1Char"/>
+          <w:rFonts w:ascii="Helvetica Light" w:hAnsi="Helvetica Light"/>
+        </w:rPr>
+      </w:pPr>
+      <w:r>
+        <w:rPr>
+          <w:rStyle w:val="Heading1Char"/>
+          <w:rFonts w:ascii="Helvetica Light" w:hAnsi="Helvetica Light"/>
         </w:rPr>
         <w:lastRenderedPageBreak/>
         <w:t>Discussion Questions</w:t>
@@ -3790,12 +4400,12 @@
           <w:numId w:val="1"/>
         </w:numPr>
         <w:rPr>
-          <w:rFonts w:ascii="Arial" w:hAnsi="Arial" w:cs="Arial"/>
-        </w:rPr>
-      </w:pPr>
-      <w:r>
-        <w:rPr>
-          <w:rFonts w:ascii="Arial" w:hAnsi="Arial" w:cs="Arial"/>
+          <w:rFonts w:ascii="Helvetica Light" w:hAnsi="Helvetica Light" w:cs="Arial"/>
+        </w:rPr>
+      </w:pPr>
+      <w:r>
+        <w:rPr>
+          <w:rFonts w:ascii="Helvetica Light" w:hAnsi="Helvetica Light" w:cs="Arial"/>
         </w:rPr>
         <w:t>What happened to the environment when the wolves are re-introduced?</w:t>
       </w:r>
@@ -3804,49 +4414,49 @@
       <w:pPr>
         <w:pStyle w:val="ListParagraph"/>
         <w:rPr>
-          <w:rFonts w:ascii="Arial" w:hAnsi="Arial" w:cs="Arial"/>
-        </w:rPr>
-      </w:pPr>
-    </w:p>
-    <w:p>
-      <w:pPr>
-        <w:rPr>
-          <w:rFonts w:ascii="Arial" w:hAnsi="Arial" w:cs="Arial"/>
-        </w:rPr>
-      </w:pPr>
-    </w:p>
-    <w:p>
-      <w:pPr>
-        <w:rPr>
-          <w:rFonts w:ascii="Arial" w:hAnsi="Arial" w:cs="Arial"/>
-        </w:rPr>
-      </w:pPr>
-    </w:p>
-    <w:p>
-      <w:pPr>
-        <w:rPr>
-          <w:rFonts w:ascii="Arial" w:hAnsi="Arial" w:cs="Arial"/>
-        </w:rPr>
-      </w:pPr>
-    </w:p>
-    <w:p>
-      <w:pPr>
-        <w:rPr>
-          <w:rFonts w:ascii="Arial" w:hAnsi="Arial" w:cs="Arial"/>
-        </w:rPr>
-      </w:pPr>
-    </w:p>
-    <w:p>
-      <w:pPr>
-        <w:rPr>
-          <w:rFonts w:ascii="Arial" w:hAnsi="Arial" w:cs="Arial"/>
-        </w:rPr>
-      </w:pPr>
-    </w:p>
-    <w:p>
-      <w:pPr>
-        <w:rPr>
-          <w:rFonts w:ascii="Arial" w:hAnsi="Arial" w:cs="Arial"/>
+          <w:rFonts w:ascii="Helvetica Light" w:hAnsi="Helvetica Light" w:cs="Arial"/>
+        </w:rPr>
+      </w:pPr>
+    </w:p>
+    <w:p>
+      <w:pPr>
+        <w:rPr>
+          <w:rFonts w:ascii="Helvetica Light" w:hAnsi="Helvetica Light" w:cs="Arial"/>
+        </w:rPr>
+      </w:pPr>
+    </w:p>
+    <w:p>
+      <w:pPr>
+        <w:rPr>
+          <w:rFonts w:ascii="Helvetica Light" w:hAnsi="Helvetica Light" w:cs="Arial"/>
+        </w:rPr>
+      </w:pPr>
+    </w:p>
+    <w:p>
+      <w:pPr>
+        <w:rPr>
+          <w:rFonts w:ascii="Helvetica Light" w:hAnsi="Helvetica Light" w:cs="Arial"/>
+        </w:rPr>
+      </w:pPr>
+    </w:p>
+    <w:p>
+      <w:pPr>
+        <w:rPr>
+          <w:rFonts w:ascii="Helvetica Light" w:hAnsi="Helvetica Light" w:cs="Arial"/>
+        </w:rPr>
+      </w:pPr>
+    </w:p>
+    <w:p>
+      <w:pPr>
+        <w:rPr>
+          <w:rFonts w:ascii="Helvetica Light" w:hAnsi="Helvetica Light" w:cs="Arial"/>
+        </w:rPr>
+      </w:pPr>
+    </w:p>
+    <w:p>
+      <w:pPr>
+        <w:rPr>
+          <w:rFonts w:ascii="Helvetica Light" w:hAnsi="Helvetica Light" w:cs="Arial"/>
         </w:rPr>
       </w:pPr>
     </w:p>
@@ -3854,7 +4464,7 @@
       <w:pPr>
         <w:pStyle w:val="ListParagraph"/>
         <w:rPr>
-          <w:rFonts w:ascii="Arial" w:hAnsi="Arial" w:cs="Arial"/>
+          <w:rFonts w:ascii="Helvetica Light" w:hAnsi="Helvetica Light" w:cs="Arial"/>
         </w:rPr>
       </w:pPr>
     </w:p>
@@ -3866,12 +4476,12 @@
           <w:numId w:val="1"/>
         </w:numPr>
         <w:rPr>
-          <w:rFonts w:ascii="Arial" w:hAnsi="Arial" w:cs="Arial"/>
-        </w:rPr>
-      </w:pPr>
-      <w:r>
-        <w:rPr>
-          <w:rFonts w:ascii="Arial" w:hAnsi="Arial" w:cs="Arial"/>
+          <w:rFonts w:ascii="Helvetica Light" w:hAnsi="Helvetica Light" w:cs="Arial"/>
+        </w:rPr>
+      </w:pPr>
+      <w:r>
+        <w:rPr>
+          <w:rFonts w:ascii="Helvetica Light" w:hAnsi="Helvetica Light" w:cs="Arial"/>
         </w:rPr>
         <w:t>What happened to the wolf population when they are re-introduced?</w:t>
       </w:r>
@@ -3879,56 +4489,56 @@
     <w:p>
       <w:pPr>
         <w:rPr>
-          <w:rFonts w:ascii="Arial" w:hAnsi="Arial" w:cs="Arial"/>
-        </w:rPr>
-      </w:pPr>
-    </w:p>
-    <w:p>
-      <w:pPr>
-        <w:rPr>
-          <w:rFonts w:ascii="Arial" w:hAnsi="Arial" w:cs="Arial"/>
-        </w:rPr>
-      </w:pPr>
-    </w:p>
-    <w:p>
-      <w:pPr>
-        <w:rPr>
-          <w:rFonts w:ascii="Arial" w:hAnsi="Arial" w:cs="Arial"/>
-        </w:rPr>
-      </w:pPr>
-    </w:p>
-    <w:p>
-      <w:pPr>
-        <w:rPr>
-          <w:rFonts w:ascii="Arial" w:hAnsi="Arial" w:cs="Arial"/>
-        </w:rPr>
-      </w:pPr>
-    </w:p>
-    <w:p>
-      <w:pPr>
-        <w:rPr>
-          <w:rFonts w:ascii="Arial" w:hAnsi="Arial" w:cs="Arial"/>
-        </w:rPr>
-      </w:pPr>
-    </w:p>
-    <w:p>
-      <w:pPr>
-        <w:rPr>
-          <w:rFonts w:ascii="Arial" w:hAnsi="Arial" w:cs="Arial"/>
-        </w:rPr>
-      </w:pPr>
-    </w:p>
-    <w:p>
-      <w:pPr>
-        <w:rPr>
-          <w:rFonts w:ascii="Arial" w:hAnsi="Arial" w:cs="Arial"/>
-        </w:rPr>
-      </w:pPr>
-    </w:p>
-    <w:p>
-      <w:pPr>
-        <w:rPr>
-          <w:rFonts w:ascii="Arial" w:hAnsi="Arial" w:cs="Arial"/>
+          <w:rFonts w:ascii="Helvetica Light" w:hAnsi="Helvetica Light" w:cs="Arial"/>
+        </w:rPr>
+      </w:pPr>
+    </w:p>
+    <w:p>
+      <w:pPr>
+        <w:rPr>
+          <w:rFonts w:ascii="Helvetica Light" w:hAnsi="Helvetica Light" w:cs="Arial"/>
+        </w:rPr>
+      </w:pPr>
+    </w:p>
+    <w:p>
+      <w:pPr>
+        <w:rPr>
+          <w:rFonts w:ascii="Helvetica Light" w:hAnsi="Helvetica Light" w:cs="Arial"/>
+        </w:rPr>
+      </w:pPr>
+    </w:p>
+    <w:p>
+      <w:pPr>
+        <w:rPr>
+          <w:rFonts w:ascii="Helvetica Light" w:hAnsi="Helvetica Light" w:cs="Arial"/>
+        </w:rPr>
+      </w:pPr>
+    </w:p>
+    <w:p>
+      <w:pPr>
+        <w:rPr>
+          <w:rFonts w:ascii="Helvetica Light" w:hAnsi="Helvetica Light" w:cs="Arial"/>
+        </w:rPr>
+      </w:pPr>
+    </w:p>
+    <w:p>
+      <w:pPr>
+        <w:rPr>
+          <w:rFonts w:ascii="Helvetica Light" w:hAnsi="Helvetica Light" w:cs="Arial"/>
+        </w:rPr>
+      </w:pPr>
+    </w:p>
+    <w:p>
+      <w:pPr>
+        <w:rPr>
+          <w:rFonts w:ascii="Helvetica Light" w:hAnsi="Helvetica Light" w:cs="Arial"/>
+        </w:rPr>
+      </w:pPr>
+    </w:p>
+    <w:p>
+      <w:pPr>
+        <w:rPr>
+          <w:rFonts w:ascii="Helvetica Light" w:hAnsi="Helvetica Light" w:cs="Arial"/>
         </w:rPr>
       </w:pPr>
     </w:p>
@@ -3940,12 +4550,12 @@
           <w:numId w:val="1"/>
         </w:numPr>
         <w:rPr>
-          <w:rFonts w:ascii="Arial" w:hAnsi="Arial" w:cs="Arial"/>
-        </w:rPr>
-      </w:pPr>
-      <w:r>
-        <w:rPr>
-          <w:rFonts w:ascii="Arial" w:hAnsi="Arial" w:cs="Arial"/>
+          <w:rFonts w:ascii="Helvetica Light" w:hAnsi="Helvetica Light" w:cs="Arial"/>
+        </w:rPr>
+      </w:pPr>
+      <w:r>
+        <w:rPr>
+          <w:rFonts w:ascii="Helvetica Light" w:hAnsi="Helvetica Light" w:cs="Arial"/>
         </w:rPr>
         <w:t>What happened to the deer population when the wolves are re-introduced?</w:t>
       </w:r>
@@ -3953,63 +4563,63 @@
     <w:p>
       <w:pPr>
         <w:rPr>
-          <w:rFonts w:ascii="Arial" w:hAnsi="Arial" w:cs="Arial"/>
-        </w:rPr>
-      </w:pPr>
-    </w:p>
-    <w:p>
-      <w:pPr>
-        <w:rPr>
-          <w:rFonts w:ascii="Arial" w:hAnsi="Arial" w:cs="Arial"/>
-        </w:rPr>
-      </w:pPr>
-    </w:p>
-    <w:p>
-      <w:pPr>
-        <w:rPr>
-          <w:rFonts w:ascii="Arial" w:hAnsi="Arial" w:cs="Arial"/>
-        </w:rPr>
-      </w:pPr>
-    </w:p>
-    <w:p>
-      <w:pPr>
-        <w:rPr>
-          <w:rFonts w:ascii="Arial" w:hAnsi="Arial" w:cs="Arial"/>
-        </w:rPr>
-      </w:pPr>
-    </w:p>
-    <w:p>
-      <w:pPr>
-        <w:rPr>
-          <w:rFonts w:ascii="Arial" w:hAnsi="Arial" w:cs="Arial"/>
-        </w:rPr>
-      </w:pPr>
-    </w:p>
-    <w:p>
-      <w:pPr>
-        <w:rPr>
-          <w:rFonts w:ascii="Arial" w:hAnsi="Arial" w:cs="Arial"/>
-        </w:rPr>
-      </w:pPr>
-    </w:p>
-    <w:p>
-      <w:pPr>
-        <w:rPr>
-          <w:rFonts w:ascii="Arial" w:hAnsi="Arial" w:cs="Arial"/>
-        </w:rPr>
-      </w:pPr>
-    </w:p>
-    <w:p>
-      <w:pPr>
-        <w:rPr>
-          <w:rFonts w:ascii="Arial" w:hAnsi="Arial" w:cs="Arial"/>
-        </w:rPr>
-      </w:pPr>
-    </w:p>
-    <w:p>
-      <w:pPr>
-        <w:rPr>
-          <w:rFonts w:ascii="Arial" w:hAnsi="Arial" w:cs="Arial"/>
+          <w:rFonts w:ascii="Helvetica Light" w:hAnsi="Helvetica Light" w:cs="Arial"/>
+        </w:rPr>
+      </w:pPr>
+    </w:p>
+    <w:p>
+      <w:pPr>
+        <w:rPr>
+          <w:rFonts w:ascii="Helvetica Light" w:hAnsi="Helvetica Light" w:cs="Arial"/>
+        </w:rPr>
+      </w:pPr>
+    </w:p>
+    <w:p>
+      <w:pPr>
+        <w:rPr>
+          <w:rFonts w:ascii="Helvetica Light" w:hAnsi="Helvetica Light" w:cs="Arial"/>
+        </w:rPr>
+      </w:pPr>
+    </w:p>
+    <w:p>
+      <w:pPr>
+        <w:rPr>
+          <w:rFonts w:ascii="Helvetica Light" w:hAnsi="Helvetica Light" w:cs="Arial"/>
+        </w:rPr>
+      </w:pPr>
+    </w:p>
+    <w:p>
+      <w:pPr>
+        <w:rPr>
+          <w:rFonts w:ascii="Helvetica Light" w:hAnsi="Helvetica Light" w:cs="Arial"/>
+        </w:rPr>
+      </w:pPr>
+    </w:p>
+    <w:p>
+      <w:pPr>
+        <w:rPr>
+          <w:rFonts w:ascii="Helvetica Light" w:hAnsi="Helvetica Light" w:cs="Arial"/>
+        </w:rPr>
+      </w:pPr>
+    </w:p>
+    <w:p>
+      <w:pPr>
+        <w:rPr>
+          <w:rFonts w:ascii="Helvetica Light" w:hAnsi="Helvetica Light" w:cs="Arial"/>
+        </w:rPr>
+      </w:pPr>
+    </w:p>
+    <w:p>
+      <w:pPr>
+        <w:rPr>
+          <w:rFonts w:ascii="Helvetica Light" w:hAnsi="Helvetica Light" w:cs="Arial"/>
+        </w:rPr>
+      </w:pPr>
+    </w:p>
+    <w:p>
+      <w:pPr>
+        <w:rPr>
+          <w:rFonts w:ascii="Helvetica Light" w:hAnsi="Helvetica Light" w:cs="Arial"/>
         </w:rPr>
       </w:pPr>
     </w:p>
@@ -4021,78 +4631,66 @@
           <w:numId w:val="1"/>
         </w:numPr>
         <w:rPr>
-          <w:rFonts w:ascii="Arial" w:hAnsi="Arial" w:cs="Arial"/>
-        </w:rPr>
-      </w:pPr>
-      <w:r>
-        <w:rPr>
-          <w:rFonts w:ascii="Arial" w:hAnsi="Arial" w:cs="Arial"/>
-        </w:rPr>
-        <w:t>Do you think the wolves should have been re-introduced</w:t>
-      </w:r>
-      <w:r>
-        <w:rPr>
-          <w:rFonts w:ascii="Arial" w:hAnsi="Arial" w:cs="Arial"/>
-        </w:rPr>
-        <w:t xml:space="preserve"> in Ireland</w:t>
-      </w:r>
-      <w:r>
-        <w:rPr>
-          <w:rFonts w:ascii="Arial" w:hAnsi="Arial" w:cs="Arial"/>
-        </w:rPr>
-        <w:t>?</w:t>
-      </w:r>
-      <w:r>
-        <w:rPr>
-          <w:rFonts w:ascii="Arial" w:hAnsi="Arial" w:cs="Arial"/>
+          <w:rFonts w:ascii="Helvetica Light" w:hAnsi="Helvetica Light" w:cs="Arial"/>
+        </w:rPr>
+      </w:pPr>
+      <w:r>
+        <w:rPr>
+          <w:rFonts w:ascii="Helvetica Light" w:hAnsi="Helvetica Light" w:cs="Arial"/>
+        </w:rPr>
+        <w:t>Do you think the wolves should have been re-introduced in Ireland?</w:t>
+      </w:r>
+      <w:r>
+        <w:rPr>
+          <w:rFonts w:ascii="Helvetica Light" w:hAnsi="Helvetica Light" w:cs="Arial"/>
         </w:rPr>
         <w:br/>
       </w:r>
       <w:r>
         <w:rPr>
-          <w:rFonts w:ascii="Arial" w:hAnsi="Arial" w:cs="Arial"/>
+          <w:rFonts w:ascii="Helvetica Light" w:hAnsi="Helvetica Light" w:cs="Arial"/>
         </w:rPr>
         <w:br/>
       </w:r>
       <w:r>
         <w:rPr>
-          <w:rFonts w:ascii="Arial" w:hAnsi="Arial" w:cs="Arial"/>
+          <w:rFonts w:ascii="Helvetica Light" w:hAnsi="Helvetica Light" w:cs="Arial"/>
         </w:rPr>
         <w:br/>
       </w:r>
       <w:r>
         <w:rPr>
-          <w:rFonts w:ascii="Arial" w:hAnsi="Arial" w:cs="Arial"/>
+          <w:rFonts w:ascii="Helvetica Light" w:hAnsi="Helvetica Light" w:cs="Arial"/>
         </w:rPr>
         <w:br/>
       </w:r>
       <w:r>
         <w:rPr>
-          <w:rFonts w:ascii="Arial" w:hAnsi="Arial" w:cs="Arial"/>
+          <w:rFonts w:ascii="Helvetica Light" w:hAnsi="Helvetica Light" w:cs="Arial"/>
         </w:rPr>
         <w:br/>
       </w:r>
       <w:r>
         <w:rPr>
-          <w:rFonts w:ascii="Arial" w:hAnsi="Arial" w:cs="Arial"/>
+          <w:rFonts w:ascii="Helvetica Light" w:hAnsi="Helvetica Light" w:cs="Arial"/>
         </w:rPr>
         <w:br/>
       </w:r>
       <w:r>
         <w:rPr>
-          <w:rFonts w:ascii="Arial" w:hAnsi="Arial" w:cs="Arial"/>
+          <w:rFonts w:ascii="Helvetica Light" w:hAnsi="Helvetica Light" w:cs="Arial"/>
         </w:rPr>
         <w:br/>
       </w:r>
       <w:r>
         <w:rPr>
-          <w:rFonts w:ascii="Arial" w:hAnsi="Arial" w:cs="Arial"/>
+          <w:rFonts w:ascii="Helvetica Light" w:hAnsi="Helvetica Light" w:cs="Arial"/>
         </w:rPr>
         <w:br/>
       </w:r>
       <w:r>
         <w:rPr>
-          <w:rFonts w:ascii="Arial" w:hAnsi="Arial" w:cs="Arial"/>
+          <w:rFonts w:ascii="Helvetica Light" w:hAnsi="Helvetica Light" w:cs="Arial"/>
         </w:rPr>
         <w:br/>
       </w:r>
@@ -4105,12 +4703,12 @@
           <w:numId w:val="1"/>
         </w:numPr>
         <w:rPr>
-          <w:rFonts w:ascii="Arial" w:hAnsi="Arial" w:cs="Arial"/>
-        </w:rPr>
-      </w:pPr>
-      <w:r>
-        <w:rPr>
-          <w:rFonts w:ascii="Arial" w:hAnsi="Arial" w:cs="Arial"/>
+          <w:rFonts w:ascii="Helvetica Light" w:hAnsi="Helvetica Light" w:cs="Arial"/>
+        </w:rPr>
+      </w:pPr>
+      <w:r>
+        <w:rPr>
+          <w:rFonts w:ascii="Helvetica Light" w:hAnsi="Helvetica Light" w:cs="Arial"/>
         </w:rPr>
         <w:t>What else could you model with these Equations?</w:t>
       </w:r>
@@ -4118,42 +4716,43 @@
     <w:p>
       <w:pPr>
         <w:rPr>
-          <w:rFonts w:ascii="Arial" w:hAnsi="Arial" w:cs="Arial"/>
-        </w:rPr>
-      </w:pPr>
-    </w:p>
-    <w:p>
-      <w:pPr>
-        <w:rPr>
-          <w:rFonts w:ascii="Arial" w:hAnsi="Arial" w:cs="Arial"/>
-        </w:rPr>
-      </w:pPr>
-    </w:p>
-    <w:p>
-      <w:pPr>
-        <w:rPr>
-          <w:rFonts w:ascii="Arial" w:hAnsi="Arial" w:cs="Arial"/>
-        </w:rPr>
-      </w:pPr>
-    </w:p>
-    <w:p>
-      <w:pPr>
-        <w:rPr>
-          <w:rFonts w:ascii="Arial" w:hAnsi="Arial" w:cs="Arial"/>
-        </w:rPr>
-      </w:pPr>
-    </w:p>
-    <w:p>
-      <w:pPr>
-        <w:rPr>
-          <w:rFonts w:ascii="Arial" w:hAnsi="Arial" w:cs="Arial"/>
-        </w:rPr>
-      </w:pPr>
-    </w:p>
-    <w:p>
-      <w:pPr>
-        <w:rPr>
-          <w:rStyle w:val="Heading1Char"/>
+          <w:rFonts w:ascii="Helvetica Light" w:hAnsi="Helvetica Light" w:cs="Arial"/>
+        </w:rPr>
+      </w:pPr>
+    </w:p>
+    <w:p>
+      <w:pPr>
+        <w:rPr>
+          <w:rFonts w:ascii="Helvetica Light" w:hAnsi="Helvetica Light" w:cs="Arial"/>
+        </w:rPr>
+      </w:pPr>
+    </w:p>
+    <w:p>
+      <w:pPr>
+        <w:rPr>
+          <w:rFonts w:ascii="Helvetica Light" w:hAnsi="Helvetica Light" w:cs="Arial"/>
+        </w:rPr>
+      </w:pPr>
+    </w:p>
+    <w:p>
+      <w:pPr>
+        <w:rPr>
+          <w:rFonts w:ascii="Helvetica Light" w:hAnsi="Helvetica Light" w:cs="Arial"/>
+        </w:rPr>
+      </w:pPr>
+    </w:p>
+    <w:p>
+      <w:pPr>
+        <w:rPr>
+          <w:rFonts w:ascii="Helvetica Light" w:hAnsi="Helvetica Light" w:cs="Arial"/>
+        </w:rPr>
+      </w:pPr>
+    </w:p>
+    <w:p>
+      <w:pPr>
+        <w:rPr>
+          <w:rStyle w:val="Heading1Char"/>
+          <w:rFonts w:ascii="Helvetica Light" w:hAnsi="Helvetica Light"/>
         </w:rPr>
       </w:pPr>
     </w:p>
@@ -5087,7 +5686,6 @@
   <w:style w:type="character" w:default="1" w:styleId="DefaultParagraphFont">
     <w:name w:val="Default Paragraph Font"/>
     <w:uiPriority w:val="1"/>
-    <w:semiHidden/>
     <w:unhideWhenUsed/>
   </w:style>
   <w:style w:type="table" w:default="1" w:styleId="TableNormal">
